--- a/NetworkStudy/3-0/３章　調べ学習.docx
+++ b/NetworkStudy/3-0/３章　調べ学習.docx
@@ -11,7 +11,7 @@
         <w:jc w:val="left"/>
         <w:outlineLvl w:val="3"/>
         <w:rPr>
-          <w:rFonts w:ascii="Hiragino Sans" w:eastAsia="ＭＳ Ｐゴシック" w:hAnsi="Hiragino Sans" w:cs="ＭＳ Ｐゴシック" w:hint="eastAsia"/>
+          <w:rFonts w:ascii="HGPｺﾞｼｯｸM" w:eastAsia="HGPｺﾞｼｯｸM" w:hAnsi="Hiragino Sans" w:cs="ＭＳ Ｐゴシック" w:hint="eastAsia"/>
           <w:color w:val="000000"/>
           <w:kern w:val="0"/>
           <w:sz w:val="24"/>
@@ -20,7 +20,7 @@
       </w:pPr>
       <w:r>
         <w:rPr>
-          <w:rFonts w:ascii="Nunito" w:eastAsia="ＭＳ Ｐゴシック" w:hAnsi="Nunito" w:cs="ＭＳ Ｐゴシック"/>
+          <w:rFonts w:ascii="HGPｺﾞｼｯｸM" w:eastAsia="HGPｺﾞｼｯｸM" w:hAnsi="Nunito" w:cs="ＭＳ Ｐゴシック" w:hint="eastAsia"/>
           <w:color w:val="000000"/>
           <w:kern w:val="0"/>
           <w:sz w:val="24"/>
@@ -30,7 +30,7 @@
       </w:r>
       <w:r>
         <w:rPr>
-          <w:rFonts w:ascii="Calibri" w:eastAsia="ＭＳ Ｐゴシック" w:hAnsi="Calibri" w:cs="Calibri"/>
+          <w:rFonts w:ascii="HGPｺﾞｼｯｸM" w:eastAsia="HGPｺﾞｼｯｸM" w:hAnsi="Calibri" w:cs="Calibri" w:hint="eastAsia"/>
           <w:color w:val="000000"/>
           <w:kern w:val="0"/>
           <w:sz w:val="24"/>
@@ -40,7 +40,7 @@
       </w:r>
       <w:r>
         <w:rPr>
-          <w:rFonts w:ascii="Nunito" w:eastAsia="ＭＳ Ｐゴシック" w:hAnsi="Nunito" w:cs="ＭＳ Ｐゴシック"/>
+          <w:rFonts w:ascii="HGPｺﾞｼｯｸM" w:eastAsia="HGPｺﾞｼｯｸM" w:hAnsi="Nunito" w:cs="ＭＳ Ｐゴシック" w:hint="eastAsia"/>
           <w:color w:val="000000"/>
           <w:kern w:val="0"/>
           <w:sz w:val="24"/>
@@ -60,68 +60,30 @@
         <w:spacing w:before="100" w:beforeAutospacing="1" w:after="100" w:afterAutospacing="1"/>
         <w:jc w:val="left"/>
         <w:rPr>
-          <w:rFonts w:ascii="Nunito" w:eastAsia="ＭＳ Ｐゴシック" w:hAnsi="Nunito" w:cs="ＭＳ Ｐゴシック"/>
-          <w:color w:val="212529"/>
-          <w:kern w:val="0"/>
-          <w:sz w:val="22"/>
-        </w:rPr>
-      </w:pPr>
-      <w:r>
-        <w:rPr>
-          <w:rFonts w:ascii="Nunito" w:eastAsia="ＭＳ Ｐゴシック" w:hAnsi="Nunito" w:cs="ＭＳ Ｐゴシック"/>
-          <w:color w:val="000000"/>
-          <w:kern w:val="0"/>
-          <w:sz w:val="20"/>
-          <w:szCs w:val="20"/>
-        </w:rPr>
-        <w:t>IP</w:t>
-      </w:r>
-      <w:r>
-        <w:rPr>
-          <w:rFonts w:ascii="Nunito" w:eastAsia="ＭＳ Ｐゴシック" w:hAnsi="Nunito" w:cs="ＭＳ Ｐゴシック" w:hint="eastAsia"/>
-          <w:color w:val="000000"/>
-          <w:kern w:val="0"/>
-          <w:sz w:val="20"/>
-          <w:szCs w:val="20"/>
-        </w:rPr>
-        <w:t>・・・</w:t>
-      </w:r>
-      <w:r>
-        <w:rPr>
-          <w:rFonts w:ascii="Nunito" w:eastAsia="ＭＳ Ｐゴシック" w:hAnsi="Nunito" w:cs="ＭＳ Ｐゴシック" w:hint="eastAsia"/>
-          <w:color w:val="000000"/>
-          <w:kern w:val="0"/>
-          <w:sz w:val="20"/>
-          <w:szCs w:val="20"/>
-        </w:rPr>
-        <w:t>Internet</w:t>
-      </w:r>
-      <w:r>
-        <w:rPr>
-          <w:rFonts w:ascii="Nunito" w:eastAsia="ＭＳ Ｐゴシック" w:hAnsi="Nunito" w:cs="ＭＳ Ｐゴシック" w:hint="eastAsia"/>
-          <w:color w:val="212529"/>
-          <w:kern w:val="0"/>
-          <w:sz w:val="22"/>
-        </w:rPr>
-        <w:t xml:space="preserve">　</w:t>
-      </w:r>
-      <w:r>
-        <w:rPr>
-          <w:rFonts w:ascii="Nunito" w:eastAsia="ＭＳ Ｐゴシック" w:hAnsi="Nunito" w:cs="ＭＳ Ｐゴシック" w:hint="eastAsia"/>
-          <w:color w:val="212529"/>
-          <w:kern w:val="0"/>
-          <w:sz w:val="22"/>
-        </w:rPr>
-        <w:t>protocol</w:t>
-      </w:r>
-      <w:r>
-        <w:rPr>
-          <w:rFonts w:ascii="Nunito" w:eastAsia="ＭＳ Ｐゴシック" w:hAnsi="Nunito" w:cs="ＭＳ Ｐゴシック" w:hint="eastAsia"/>
-          <w:color w:val="212529"/>
-          <w:kern w:val="0"/>
-          <w:sz w:val="22"/>
-        </w:rPr>
-        <w:t>の略称。インターネットで使用する通信プロトコル。</w:t>
+          <w:rFonts w:ascii="HGPｺﾞｼｯｸM" w:eastAsia="HGPｺﾞｼｯｸM" w:hAnsi="Nunito" w:cs="ＭＳ Ｐゴシック" w:hint="eastAsia"/>
+          <w:color w:val="212529"/>
+          <w:kern w:val="0"/>
+          <w:sz w:val="22"/>
+        </w:rPr>
+      </w:pPr>
+      <w:r>
+        <w:rPr>
+          <w:rFonts w:ascii="HGPｺﾞｼｯｸM" w:eastAsia="HGPｺﾞｼｯｸM" w:hAnsi="Nunito" w:cs="ＭＳ Ｐゴシック" w:hint="eastAsia"/>
+          <w:color w:val="000000"/>
+          <w:kern w:val="0"/>
+          <w:sz w:val="20"/>
+          <w:szCs w:val="20"/>
+        </w:rPr>
+        <w:t>IP・・・Internet</w:t>
+      </w:r>
+      <w:r>
+        <w:rPr>
+          <w:rFonts w:ascii="HGPｺﾞｼｯｸM" w:eastAsia="HGPｺﾞｼｯｸM" w:hAnsi="Nunito" w:cs="ＭＳ Ｐゴシック" w:hint="eastAsia"/>
+          <w:color w:val="212529"/>
+          <w:kern w:val="0"/>
+          <w:sz w:val="22"/>
+        </w:rPr>
+        <w:t xml:space="preserve">　protocolの略称。インターネットで使用する通信プロトコル。</w:t>
       </w:r>
     </w:p>
     <w:p>
@@ -135,61 +97,21 @@
         <w:spacing w:before="100" w:beforeAutospacing="1" w:after="100" w:afterAutospacing="1"/>
         <w:jc w:val="left"/>
         <w:rPr>
-          <w:rFonts w:ascii="Nunito" w:eastAsia="ＭＳ Ｐゴシック" w:hAnsi="Nunito" w:cs="ＭＳ Ｐゴシック"/>
-          <w:color w:val="212529"/>
-          <w:kern w:val="0"/>
-          <w:sz w:val="22"/>
-        </w:rPr>
-      </w:pPr>
-      <w:r>
-        <w:rPr>
-          <w:rFonts w:ascii="Nunito" w:eastAsia="ＭＳ Ｐゴシック" w:hAnsi="Nunito" w:cs="ＭＳ Ｐゴシック"/>
-          <w:color w:val="000000"/>
-          <w:kern w:val="0"/>
-          <w:sz w:val="20"/>
-          <w:szCs w:val="20"/>
-        </w:rPr>
-        <w:t>IP</w:t>
-      </w:r>
-      <w:r>
-        <w:rPr>
-          <w:rFonts w:ascii="Nunito" w:eastAsia="ＭＳ Ｐゴシック" w:hAnsi="Nunito" w:cs="ＭＳ Ｐゴシック"/>
-          <w:color w:val="000000"/>
-          <w:kern w:val="0"/>
-          <w:sz w:val="20"/>
-          <w:szCs w:val="20"/>
-        </w:rPr>
-        <w:t>ヘッダ</w:t>
-      </w:r>
-      <w:r>
-        <w:rPr>
-          <w:rFonts w:ascii="Nunito" w:eastAsia="ＭＳ Ｐゴシック" w:hAnsi="Nunito" w:cs="ＭＳ Ｐゴシック" w:hint="eastAsia"/>
-          <w:color w:val="000000"/>
-          <w:kern w:val="0"/>
-          <w:sz w:val="20"/>
-          <w:szCs w:val="20"/>
-        </w:rPr>
-        <w:t>・・・</w:t>
-      </w:r>
-      <w:r>
-        <w:rPr>
-          <w:rFonts w:ascii="Nunito" w:eastAsia="ＭＳ Ｐゴシック" w:hAnsi="Nunito" w:cs="ＭＳ Ｐゴシック" w:hint="eastAsia"/>
-          <w:color w:val="000000"/>
-          <w:kern w:val="0"/>
-          <w:sz w:val="20"/>
-          <w:szCs w:val="20"/>
-        </w:rPr>
-        <w:t>IP</w:t>
-      </w:r>
-      <w:r>
-        <w:rPr>
-          <w:rFonts w:ascii="Nunito" w:eastAsia="ＭＳ Ｐゴシック" w:hAnsi="Nunito" w:cs="ＭＳ Ｐゴシック" w:hint="eastAsia"/>
-          <w:color w:val="000000"/>
-          <w:kern w:val="0"/>
-          <w:sz w:val="20"/>
-          <w:szCs w:val="20"/>
-        </w:rPr>
-        <w:t>パケット用のヘッダ</w:t>
+          <w:rFonts w:ascii="HGPｺﾞｼｯｸM" w:eastAsia="HGPｺﾞｼｯｸM" w:hAnsi="Nunito" w:cs="ＭＳ Ｐゴシック" w:hint="eastAsia"/>
+          <w:color w:val="212529"/>
+          <w:kern w:val="0"/>
+          <w:sz w:val="22"/>
+        </w:rPr>
+      </w:pPr>
+      <w:r>
+        <w:rPr>
+          <w:rFonts w:ascii="HGPｺﾞｼｯｸM" w:eastAsia="HGPｺﾞｼｯｸM" w:hAnsi="Nunito" w:cs="ＭＳ Ｐゴシック" w:hint="eastAsia"/>
+          <w:color w:val="000000"/>
+          <w:kern w:val="0"/>
+          <w:sz w:val="20"/>
+          <w:szCs w:val="20"/>
+        </w:rPr>
+        <w:t>IPヘッダ・・・IPパケット用のヘッダ</w:t>
       </w:r>
     </w:p>
     <w:p>
@@ -203,131 +125,21 @@
         <w:spacing w:before="100" w:beforeAutospacing="1" w:after="100" w:afterAutospacing="1"/>
         <w:jc w:val="left"/>
         <w:rPr>
-          <w:rFonts w:ascii="Nunito" w:eastAsia="ＭＳ Ｐゴシック" w:hAnsi="Nunito" w:cs="ＭＳ Ｐゴシック"/>
-          <w:color w:val="212529"/>
-          <w:kern w:val="0"/>
-          <w:sz w:val="22"/>
-        </w:rPr>
-      </w:pPr>
-      <w:r>
-        <w:rPr>
-          <w:rFonts w:ascii="Nunito" w:eastAsia="ＭＳ Ｐゴシック" w:hAnsi="Nunito" w:cs="ＭＳ Ｐゴシック"/>
-          <w:color w:val="000000"/>
-          <w:kern w:val="0"/>
-          <w:sz w:val="20"/>
-          <w:szCs w:val="20"/>
-        </w:rPr>
-        <w:t>ICMP</w:t>
-      </w:r>
-      <w:r>
-        <w:rPr>
-          <w:rFonts w:ascii="Nunito" w:eastAsia="ＭＳ Ｐゴシック" w:hAnsi="Nunito" w:cs="ＭＳ Ｐゴシック" w:hint="eastAsia"/>
-          <w:color w:val="000000"/>
-          <w:kern w:val="0"/>
-          <w:sz w:val="20"/>
-          <w:szCs w:val="20"/>
-        </w:rPr>
-        <w:t>・・・</w:t>
-      </w:r>
-      <w:r>
-        <w:rPr>
-          <w:rFonts w:ascii="Nunito" w:eastAsia="ＭＳ Ｐゴシック" w:hAnsi="Nunito" w:cs="ＭＳ Ｐゴシック" w:hint="eastAsia"/>
-          <w:color w:val="000000"/>
-          <w:kern w:val="0"/>
-          <w:sz w:val="20"/>
-          <w:szCs w:val="20"/>
-        </w:rPr>
-        <w:t>Internet</w:t>
-      </w:r>
-      <w:r>
-        <w:rPr>
-          <w:rFonts w:ascii="Nunito" w:eastAsia="ＭＳ Ｐゴシック" w:hAnsi="Nunito" w:cs="ＭＳ Ｐゴシック" w:hint="eastAsia"/>
-          <w:color w:val="000000"/>
-          <w:kern w:val="0"/>
-          <w:sz w:val="20"/>
-          <w:szCs w:val="20"/>
-        </w:rPr>
-        <w:t xml:space="preserve">　</w:t>
-      </w:r>
-      <w:r>
-        <w:rPr>
-          <w:rFonts w:ascii="Nunito" w:eastAsia="ＭＳ Ｐゴシック" w:hAnsi="Nunito" w:cs="ＭＳ Ｐゴシック" w:hint="eastAsia"/>
-          <w:color w:val="000000"/>
-          <w:kern w:val="0"/>
-          <w:sz w:val="20"/>
-          <w:szCs w:val="20"/>
-        </w:rPr>
-        <w:t>control</w:t>
-      </w:r>
-      <w:r>
-        <w:rPr>
-          <w:rFonts w:ascii="Nunito" w:eastAsia="ＭＳ Ｐゴシック" w:hAnsi="Nunito" w:cs="ＭＳ Ｐゴシック" w:hint="eastAsia"/>
-          <w:color w:val="000000"/>
-          <w:kern w:val="0"/>
-          <w:sz w:val="20"/>
-          <w:szCs w:val="20"/>
-        </w:rPr>
-        <w:t xml:space="preserve">　</w:t>
-      </w:r>
-      <w:r>
-        <w:rPr>
-          <w:rFonts w:ascii="Nunito" w:eastAsia="ＭＳ Ｐゴシック" w:hAnsi="Nunito" w:cs="ＭＳ Ｐゴシック" w:hint="eastAsia"/>
-          <w:color w:val="000000"/>
-          <w:kern w:val="0"/>
-          <w:sz w:val="20"/>
-          <w:szCs w:val="20"/>
-        </w:rPr>
-        <w:t>message</w:t>
-      </w:r>
-      <w:r>
-        <w:rPr>
-          <w:rFonts w:ascii="Nunito" w:eastAsia="ＭＳ Ｐゴシック" w:hAnsi="Nunito" w:cs="ＭＳ Ｐゴシック" w:hint="eastAsia"/>
-          <w:color w:val="000000"/>
-          <w:kern w:val="0"/>
-          <w:sz w:val="20"/>
-          <w:szCs w:val="20"/>
-        </w:rPr>
-        <w:t xml:space="preserve">　</w:t>
-      </w:r>
-      <w:r>
-        <w:rPr>
-          <w:rFonts w:ascii="Nunito" w:eastAsia="ＭＳ Ｐゴシック" w:hAnsi="Nunito" w:cs="ＭＳ Ｐゴシック" w:hint="eastAsia"/>
-          <w:color w:val="000000"/>
-          <w:kern w:val="0"/>
-          <w:sz w:val="20"/>
-          <w:szCs w:val="20"/>
-        </w:rPr>
-        <w:t>protocol</w:t>
-      </w:r>
-      <w:r>
-        <w:rPr>
-          <w:rFonts w:ascii="Nunito" w:eastAsia="ＭＳ Ｐゴシック" w:hAnsi="Nunito" w:cs="ＭＳ Ｐゴシック" w:hint="eastAsia"/>
-          <w:color w:val="000000"/>
-          <w:kern w:val="0"/>
-          <w:sz w:val="20"/>
-          <w:szCs w:val="20"/>
-        </w:rPr>
-        <w:t>の略称。</w:t>
-      </w:r>
-      <w:r>
-        <w:rPr>
-          <w:rFonts w:ascii="Nunito" w:eastAsia="ＭＳ Ｐゴシック" w:hAnsi="Nunito" w:cs="ＭＳ Ｐゴシック" w:hint="eastAsia"/>
-          <w:color w:val="000000"/>
-          <w:kern w:val="0"/>
-          <w:sz w:val="20"/>
-          <w:szCs w:val="20"/>
-        </w:rPr>
-        <w:t>Ping</w:t>
-      </w:r>
-      <w:r>
-        <w:rPr>
-          <w:rFonts w:ascii="Nunito" w:eastAsia="ＭＳ Ｐゴシック" w:hAnsi="Nunito" w:cs="ＭＳ Ｐゴシック" w:hint="eastAsia"/>
-          <w:color w:val="000000"/>
-          <w:kern w:val="0"/>
-          <w:sz w:val="20"/>
-          <w:szCs w:val="20"/>
-        </w:rPr>
-        <w:t>などで使用されるプロトコル。</w:t>
+          <w:rFonts w:ascii="HGPｺﾞｼｯｸM" w:eastAsia="HGPｺﾞｼｯｸM" w:hAnsi="Nunito" w:cs="ＭＳ Ｐゴシック" w:hint="eastAsia"/>
+          <w:color w:val="212529"/>
+          <w:kern w:val="0"/>
+          <w:sz w:val="22"/>
+        </w:rPr>
+      </w:pPr>
+      <w:r>
+        <w:rPr>
+          <w:rFonts w:ascii="HGPｺﾞｼｯｸM" w:eastAsia="HGPｺﾞｼｯｸM" w:hAnsi="Nunito" w:cs="ＭＳ Ｐゴシック" w:hint="eastAsia"/>
+          <w:color w:val="000000"/>
+          <w:kern w:val="0"/>
+          <w:sz w:val="20"/>
+          <w:szCs w:val="20"/>
+        </w:rPr>
+        <w:t>ICMP・・・Internet　control　message　protocolの略称。Pingなどで使用されるプロトコル。</w:t>
       </w:r>
     </w:p>
     <w:p>
@@ -341,151 +153,31 @@
         <w:spacing w:before="100" w:beforeAutospacing="1" w:after="100" w:afterAutospacing="1"/>
         <w:jc w:val="left"/>
         <w:rPr>
-          <w:rFonts w:ascii="Nunito" w:eastAsia="ＭＳ Ｐゴシック" w:hAnsi="Nunito" w:cs="ＭＳ Ｐゴシック"/>
-          <w:color w:val="212529"/>
-          <w:kern w:val="0"/>
-          <w:sz w:val="22"/>
-        </w:rPr>
-      </w:pPr>
-      <w:r>
-        <w:rPr>
-          <w:rFonts w:ascii="Nunito" w:eastAsia="ＭＳ Ｐゴシック" w:hAnsi="Nunito" w:cs="ＭＳ Ｐゴシック"/>
-          <w:color w:val="000000"/>
-          <w:kern w:val="0"/>
-          <w:sz w:val="20"/>
-          <w:szCs w:val="20"/>
-        </w:rPr>
-        <w:t>ICMP</w:t>
-      </w:r>
-      <w:r>
-        <w:rPr>
-          <w:rFonts w:ascii="Nunito" w:eastAsia="ＭＳ Ｐゴシック" w:hAnsi="Nunito" w:cs="ＭＳ Ｐゴシック"/>
-          <w:color w:val="000000"/>
-          <w:kern w:val="0"/>
-          <w:sz w:val="20"/>
-          <w:szCs w:val="20"/>
-        </w:rPr>
-        <w:t>メッセージ</w:t>
-      </w:r>
-      <w:r>
-        <w:rPr>
-          <w:rFonts w:ascii="Nunito" w:eastAsia="ＭＳ Ｐゴシック" w:hAnsi="Nunito" w:cs="ＭＳ Ｐゴシック" w:hint="eastAsia"/>
-          <w:color w:val="000000"/>
-          <w:kern w:val="0"/>
-          <w:sz w:val="20"/>
-          <w:szCs w:val="20"/>
-        </w:rPr>
-        <w:t>・・・</w:t>
-      </w:r>
-      <w:r>
-        <w:rPr>
-          <w:rFonts w:ascii="Nunito" w:eastAsia="ＭＳ Ｐゴシック" w:hAnsi="Nunito" w:cs="ＭＳ Ｐゴシック" w:hint="eastAsia"/>
-          <w:color w:val="000000"/>
-          <w:kern w:val="0"/>
-          <w:sz w:val="20"/>
-          <w:szCs w:val="20"/>
-        </w:rPr>
-        <w:t>タイプ、コード、チェックサム、データの</w:t>
-      </w:r>
-      <w:r>
-        <w:rPr>
-          <w:rFonts w:ascii="Nunito" w:eastAsia="ＭＳ Ｐゴシック" w:hAnsi="Nunito" w:cs="ＭＳ Ｐゴシック" w:hint="eastAsia"/>
-          <w:color w:val="000000"/>
-          <w:kern w:val="0"/>
-          <w:sz w:val="20"/>
-          <w:szCs w:val="20"/>
-        </w:rPr>
-        <w:t>4</w:t>
-      </w:r>
-      <w:r>
-        <w:rPr>
-          <w:rFonts w:ascii="Nunito" w:eastAsia="ＭＳ Ｐゴシック" w:hAnsi="Nunito" w:cs="ＭＳ Ｐゴシック" w:hint="eastAsia"/>
-          <w:color w:val="000000"/>
-          <w:kern w:val="0"/>
-          <w:sz w:val="20"/>
-          <w:szCs w:val="20"/>
-        </w:rPr>
-        <w:t>つのフィールドで構成されるメッセージ。問い合わせ（</w:t>
-      </w:r>
-      <w:r>
-        <w:rPr>
-          <w:rFonts w:ascii="Nunito" w:eastAsia="ＭＳ Ｐゴシック" w:hAnsi="Nunito" w:cs="ＭＳ Ｐゴシック" w:hint="eastAsia"/>
-          <w:color w:val="000000"/>
-          <w:kern w:val="0"/>
-          <w:sz w:val="20"/>
-          <w:szCs w:val="20"/>
-        </w:rPr>
-        <w:t>Query</w:t>
-      </w:r>
-      <w:r>
-        <w:rPr>
-          <w:rFonts w:ascii="Nunito" w:eastAsia="ＭＳ Ｐゴシック" w:hAnsi="Nunito" w:cs="ＭＳ Ｐゴシック" w:hint="eastAsia"/>
-          <w:color w:val="000000"/>
-          <w:kern w:val="0"/>
-          <w:sz w:val="20"/>
-          <w:szCs w:val="20"/>
-        </w:rPr>
-        <w:t>）のメッセージ：あるノードから特定のノードへの通信状態を確認できる。</w:t>
-      </w:r>
-      <w:r>
-        <w:rPr>
-          <w:rFonts w:ascii="Nunito" w:eastAsia="ＭＳ Ｐゴシック" w:hAnsi="Nunito" w:cs="ＭＳ Ｐゴシック" w:hint="eastAsia"/>
-          <w:color w:val="000000"/>
-          <w:kern w:val="0"/>
-          <w:sz w:val="20"/>
-          <w:szCs w:val="20"/>
-        </w:rPr>
-        <w:t>Ex.</w:t>
-      </w:r>
-      <w:r>
-        <w:rPr>
-          <w:rFonts w:ascii="Nunito" w:eastAsia="ＭＳ Ｐゴシック" w:hAnsi="Nunito" w:cs="ＭＳ Ｐゴシック" w:hint="eastAsia"/>
-          <w:color w:val="000000"/>
-          <w:kern w:val="0"/>
-          <w:sz w:val="20"/>
-          <w:szCs w:val="20"/>
-        </w:rPr>
-        <w:t xml:space="preserve">　</w:t>
-      </w:r>
-      <w:r>
-        <w:rPr>
-          <w:rFonts w:ascii="Nunito" w:eastAsia="ＭＳ Ｐゴシック" w:hAnsi="Nunito" w:cs="ＭＳ Ｐゴシック" w:hint="eastAsia"/>
-          <w:color w:val="000000"/>
-          <w:kern w:val="0"/>
-          <w:sz w:val="20"/>
-          <w:szCs w:val="20"/>
-        </w:rPr>
-        <w:t>Ping</w:t>
-      </w:r>
-      <w:r>
-        <w:rPr>
-          <w:rFonts w:ascii="Nunito" w:eastAsia="ＭＳ Ｐゴシック" w:hAnsi="Nunito" w:cs="ＭＳ Ｐゴシック" w:hint="eastAsia"/>
-          <w:color w:val="000000"/>
-          <w:kern w:val="0"/>
-          <w:sz w:val="20"/>
-          <w:szCs w:val="20"/>
-        </w:rPr>
-        <w:t xml:space="preserve">　エラー（</w:t>
-      </w:r>
-      <w:r>
-        <w:rPr>
-          <w:rFonts w:ascii="Nunito" w:eastAsia="ＭＳ Ｐゴシック" w:hAnsi="Nunito" w:cs="ＭＳ Ｐゴシック" w:hint="eastAsia"/>
-          <w:color w:val="000000"/>
-          <w:kern w:val="0"/>
-          <w:sz w:val="20"/>
-          <w:szCs w:val="20"/>
-        </w:rPr>
-        <w:t>Error</w:t>
-      </w:r>
-      <w:r>
-        <w:rPr>
-          <w:rFonts w:ascii="Nunito" w:eastAsia="ＭＳ Ｐゴシック" w:hAnsi="Nunito" w:cs="ＭＳ Ｐゴシック" w:hint="eastAsia"/>
-          <w:color w:val="000000"/>
-          <w:kern w:val="0"/>
-          <w:sz w:val="20"/>
-          <w:szCs w:val="20"/>
-        </w:rPr>
-        <w:t>）通知のメッセージ：データの途中破棄などがあったときに原因を送信元に通知する。</w:t>
+          <w:rFonts w:ascii="HGPｺﾞｼｯｸM" w:eastAsia="HGPｺﾞｼｯｸM" w:hAnsi="Nunito" w:cs="ＭＳ Ｐゴシック" w:hint="eastAsia"/>
+          <w:color w:val="212529"/>
+          <w:kern w:val="0"/>
+          <w:sz w:val="22"/>
+        </w:rPr>
+      </w:pPr>
+      <w:r>
+        <w:rPr>
+          <w:rFonts w:ascii="HGPｺﾞｼｯｸM" w:eastAsia="HGPｺﾞｼｯｸM" w:hAnsi="Nunito" w:cs="ＭＳ Ｐゴシック" w:hint="eastAsia"/>
+          <w:color w:val="000000"/>
+          <w:kern w:val="0"/>
+          <w:sz w:val="20"/>
+          <w:szCs w:val="20"/>
+        </w:rPr>
+        <w:t>ICMPメッセージ・・・</w:t>
+      </w:r>
+      <w:r>
+        <w:rPr>
+          <w:rFonts w:ascii="HGPｺﾞｼｯｸM" w:eastAsia="HGPｺﾞｼｯｸM" w:hAnsi="Nunito" w:cs="ＭＳ Ｐゴシック" w:hint="eastAsia"/>
+          <w:color w:val="000000"/>
+          <w:kern w:val="0"/>
+          <w:sz w:val="20"/>
+          <w:szCs w:val="20"/>
+        </w:rPr>
+        <w:t>タイプ、コード、チェックサム、データの4つのフィールドで構成されるメッセージ。問い合わせ（Query）のメッセージ：あるノードから特定のノードへの通信状態を確認できる。Ex.　Ping　エラー（Error）通知のメッセージ：データの途中破棄などがあったときに原因を送信元に通知する。</w:t>
       </w:r>
     </w:p>
     <w:p>
@@ -499,81 +191,31 @@
         <w:spacing w:before="100" w:beforeAutospacing="1" w:after="100" w:afterAutospacing="1"/>
         <w:jc w:val="left"/>
         <w:rPr>
-          <w:rFonts w:ascii="Nunito" w:eastAsia="ＭＳ Ｐゴシック" w:hAnsi="Nunito" w:cs="ＭＳ Ｐゴシック"/>
-          <w:color w:val="212529"/>
-          <w:kern w:val="0"/>
-          <w:sz w:val="22"/>
-        </w:rPr>
-      </w:pPr>
-      <w:r>
-        <w:rPr>
-          <w:rFonts w:ascii="Nunito" w:eastAsia="ＭＳ Ｐゴシック" w:hAnsi="Nunito" w:cs="ＭＳ Ｐゴシック"/>
-          <w:color w:val="000000"/>
-          <w:kern w:val="0"/>
-          <w:sz w:val="20"/>
-          <w:szCs w:val="20"/>
-        </w:rPr>
-        <w:t>IP</w:t>
-      </w:r>
-      <w:r>
-        <w:rPr>
-          <w:rFonts w:ascii="Nunito" w:eastAsia="ＭＳ Ｐゴシック" w:hAnsi="Nunito" w:cs="ＭＳ Ｐゴシック"/>
-          <w:color w:val="000000"/>
-          <w:kern w:val="0"/>
-          <w:sz w:val="20"/>
-          <w:szCs w:val="20"/>
-        </w:rPr>
-        <w:t>アドレス</w:t>
-      </w:r>
-      <w:r>
-        <w:rPr>
-          <w:rFonts w:ascii="Nunito" w:eastAsia="ＭＳ Ｐゴシック" w:hAnsi="Nunito" w:cs="ＭＳ Ｐゴシック" w:hint="eastAsia"/>
-          <w:color w:val="000000"/>
-          <w:kern w:val="0"/>
-          <w:sz w:val="20"/>
-          <w:szCs w:val="20"/>
-        </w:rPr>
-        <w:t>・・・</w:t>
-      </w:r>
-      <w:r>
-        <w:rPr>
-          <w:rFonts w:ascii="Nunito" w:eastAsia="ＭＳ Ｐゴシック" w:hAnsi="Nunito" w:cs="ＭＳ Ｐゴシック" w:hint="eastAsia"/>
-          <w:color w:val="000000"/>
-          <w:kern w:val="0"/>
-          <w:sz w:val="20"/>
-          <w:szCs w:val="20"/>
-        </w:rPr>
-        <w:t>Internet</w:t>
-      </w:r>
-      <w:r>
-        <w:rPr>
-          <w:rFonts w:ascii="Nunito" w:eastAsia="ＭＳ Ｐゴシック" w:hAnsi="Nunito" w:cs="ＭＳ Ｐゴシック" w:hint="eastAsia"/>
-          <w:color w:val="000000"/>
-          <w:kern w:val="0"/>
-          <w:sz w:val="20"/>
-          <w:szCs w:val="20"/>
-        </w:rPr>
-        <w:t xml:space="preserve">　</w:t>
-      </w:r>
-      <w:r>
-        <w:rPr>
-          <w:rFonts w:ascii="Nunito" w:eastAsia="ＭＳ Ｐゴシック" w:hAnsi="Nunito" w:cs="ＭＳ Ｐゴシック" w:hint="eastAsia"/>
-          <w:color w:val="000000"/>
-          <w:kern w:val="0"/>
-          <w:sz w:val="20"/>
-          <w:szCs w:val="20"/>
-        </w:rPr>
-        <w:t>protocol</w:t>
-      </w:r>
-      <w:r>
-        <w:rPr>
-          <w:rFonts w:ascii="Nunito" w:eastAsia="ＭＳ Ｐゴシック" w:hAnsi="Nunito" w:cs="ＭＳ Ｐゴシック" w:hint="eastAsia"/>
-          <w:color w:val="000000"/>
-          <w:kern w:val="0"/>
-          <w:sz w:val="20"/>
-          <w:szCs w:val="20"/>
-        </w:rPr>
-        <w:t xml:space="preserve">　アドレス。住所。</w:t>
+          <w:rFonts w:ascii="HGPｺﾞｼｯｸM" w:eastAsia="HGPｺﾞｼｯｸM" w:hAnsi="Nunito" w:cs="ＭＳ Ｐゴシック" w:hint="eastAsia"/>
+          <w:color w:val="212529"/>
+          <w:kern w:val="0"/>
+          <w:sz w:val="22"/>
+        </w:rPr>
+      </w:pPr>
+      <w:r>
+        <w:rPr>
+          <w:rFonts w:ascii="HGPｺﾞｼｯｸM" w:eastAsia="HGPｺﾞｼｯｸM" w:hAnsi="Nunito" w:cs="ＭＳ Ｐゴシック" w:hint="eastAsia"/>
+          <w:color w:val="000000"/>
+          <w:kern w:val="0"/>
+          <w:sz w:val="20"/>
+          <w:szCs w:val="20"/>
+        </w:rPr>
+        <w:t>IPアドレス</w:t>
+      </w:r>
+      <w:r>
+        <w:rPr>
+          <w:rFonts w:ascii="HGPｺﾞｼｯｸM" w:eastAsia="HGPｺﾞｼｯｸM" w:hAnsi="Nunito" w:cs="ＭＳ Ｐゴシック" w:hint="eastAsia"/>
+          <w:color w:val="000000"/>
+          <w:kern w:val="0"/>
+          <w:sz w:val="20"/>
+          <w:szCs w:val="20"/>
+        </w:rPr>
+        <w:t>・・・Internet　protocol　アドレス。住所。</w:t>
       </w:r>
     </w:p>
     <w:p>
@@ -587,15 +229,15 @@
         <w:spacing w:before="100" w:beforeAutospacing="1" w:after="100" w:afterAutospacing="1"/>
         <w:jc w:val="left"/>
         <w:rPr>
-          <w:rFonts w:ascii="Nunito" w:eastAsia="ＭＳ Ｐゴシック" w:hAnsi="Nunito" w:cs="ＭＳ Ｐゴシック"/>
-          <w:color w:val="212529"/>
-          <w:kern w:val="0"/>
-          <w:sz w:val="22"/>
-        </w:rPr>
-      </w:pPr>
-      <w:r>
-        <w:rPr>
-          <w:rFonts w:ascii="Nunito" w:eastAsia="ＭＳ Ｐゴシック" w:hAnsi="Nunito" w:cs="ＭＳ Ｐゴシック"/>
+          <w:rFonts w:ascii="HGPｺﾞｼｯｸM" w:eastAsia="HGPｺﾞｼｯｸM" w:hAnsi="Nunito" w:cs="ＭＳ Ｐゴシック" w:hint="eastAsia"/>
+          <w:color w:val="212529"/>
+          <w:kern w:val="0"/>
+          <w:sz w:val="22"/>
+        </w:rPr>
+      </w:pPr>
+      <w:r>
+        <w:rPr>
+          <w:rFonts w:ascii="HGPｺﾞｼｯｸM" w:eastAsia="HGPｺﾞｼｯｸM" w:hAnsi="Nunito" w:cs="ＭＳ Ｐゴシック" w:hint="eastAsia"/>
           <w:color w:val="000000"/>
           <w:kern w:val="0"/>
           <w:sz w:val="20"/>
@@ -605,7 +247,7 @@
       </w:r>
       <w:r>
         <w:rPr>
-          <w:rFonts w:ascii="Nunito" w:eastAsia="ＭＳ Ｐゴシック" w:hAnsi="Nunito" w:cs="ＭＳ Ｐゴシック" w:hint="eastAsia"/>
+          <w:rFonts w:ascii="HGPｺﾞｼｯｸM" w:eastAsia="HGPｺﾞｼｯｸM" w:hAnsi="Nunito" w:cs="ＭＳ Ｐゴシック" w:hint="eastAsia"/>
           <w:color w:val="000000"/>
           <w:kern w:val="0"/>
           <w:sz w:val="20"/>
@@ -625,15 +267,15 @@
         <w:spacing w:before="100" w:beforeAutospacing="1" w:after="100" w:afterAutospacing="1"/>
         <w:jc w:val="left"/>
         <w:rPr>
-          <w:rFonts w:ascii="Nunito" w:eastAsia="ＭＳ Ｐゴシック" w:hAnsi="Nunito" w:cs="ＭＳ Ｐゴシック"/>
-          <w:color w:val="212529"/>
-          <w:kern w:val="0"/>
-          <w:sz w:val="22"/>
-        </w:rPr>
-      </w:pPr>
-      <w:r>
-        <w:rPr>
-          <w:rFonts w:ascii="Nunito" w:eastAsia="ＭＳ Ｐゴシック" w:hAnsi="Nunito" w:cs="ＭＳ Ｐゴシック"/>
+          <w:rFonts w:ascii="HGPｺﾞｼｯｸM" w:eastAsia="HGPｺﾞｼｯｸM" w:hAnsi="Nunito" w:cs="ＭＳ Ｐゴシック" w:hint="eastAsia"/>
+          <w:color w:val="212529"/>
+          <w:kern w:val="0"/>
+          <w:sz w:val="22"/>
+        </w:rPr>
+      </w:pPr>
+      <w:r>
+        <w:rPr>
+          <w:rFonts w:ascii="HGPｺﾞｼｯｸM" w:eastAsia="HGPｺﾞｼｯｸM" w:hAnsi="Nunito" w:cs="ＭＳ Ｐゴシック" w:hint="eastAsia"/>
           <w:color w:val="000000"/>
           <w:kern w:val="0"/>
           <w:sz w:val="20"/>
@@ -643,37 +285,17 @@
       </w:r>
       <w:r>
         <w:rPr>
-          <w:rFonts w:ascii="Nunito" w:eastAsia="ＭＳ Ｐゴシック" w:hAnsi="Nunito" w:cs="ＭＳ Ｐゴシック" w:hint="eastAsia"/>
-          <w:color w:val="000000"/>
-          <w:kern w:val="0"/>
-          <w:sz w:val="20"/>
-          <w:szCs w:val="20"/>
-        </w:rPr>
-        <w:t>・・・</w:t>
-      </w:r>
-      <w:r>
-        <w:rPr>
-          <w:rFonts w:ascii="Nunito" w:eastAsia="ＭＳ Ｐゴシック" w:hAnsi="Nunito" w:cs="ＭＳ Ｐゴシック" w:hint="eastAsia"/>
-          <w:color w:val="000000"/>
-          <w:kern w:val="0"/>
-          <w:sz w:val="20"/>
-          <w:szCs w:val="20"/>
-        </w:rPr>
-        <w:t>IP</w:t>
-      </w:r>
-      <w:r>
-        <w:rPr>
-          <w:rFonts w:ascii="Nunito" w:eastAsia="ＭＳ Ｐゴシック" w:hAnsi="Nunito" w:cs="ＭＳ Ｐゴシック" w:hint="eastAsia"/>
-          <w:color w:val="000000"/>
-          <w:kern w:val="0"/>
-          <w:sz w:val="20"/>
-          <w:szCs w:val="20"/>
-        </w:rPr>
-        <w:t>ｖ４</w:t>
-      </w:r>
-      <w:r>
-        <w:rPr>
-          <w:rFonts w:ascii="Nunito" w:eastAsia="ＭＳ Ｐゴシック" w:hAnsi="Nunito" w:cs="ＭＳ Ｐゴシック" w:hint="eastAsia"/>
+          <w:rFonts w:ascii="HGPｺﾞｼｯｸM" w:eastAsia="HGPｺﾞｼｯｸM" w:hAnsi="Nunito" w:cs="ＭＳ Ｐゴシック" w:hint="eastAsia"/>
+          <w:color w:val="000000"/>
+          <w:kern w:val="0"/>
+          <w:sz w:val="20"/>
+          <w:szCs w:val="20"/>
+        </w:rPr>
+        <w:t>・・・IPｖ４</w:t>
+      </w:r>
+      <w:r>
+        <w:rPr>
+          <w:rFonts w:ascii="HGPｺﾞｼｯｸM" w:eastAsia="HGPｺﾞｼｯｸM" w:hAnsi="Nunito" w:cs="ＭＳ Ｐゴシック" w:hint="eastAsia"/>
           <w:color w:val="000000"/>
           <w:kern w:val="0"/>
           <w:sz w:val="20"/>
@@ -683,7 +305,7 @@
       </w:r>
       <w:r>
         <w:rPr>
-          <w:rFonts w:ascii="Nunito" w:eastAsia="ＭＳ Ｐゴシック" w:hAnsi="Nunito" w:cs="ＭＳ Ｐゴシック" w:hint="eastAsia"/>
+          <w:rFonts w:ascii="HGPｺﾞｼｯｸM" w:eastAsia="HGPｺﾞｼｯｸM" w:hAnsi="Nunito" w:cs="ＭＳ Ｐゴシック" w:hint="eastAsia"/>
           <w:color w:val="000000"/>
           <w:kern w:val="0"/>
           <w:sz w:val="20"/>
@@ -693,7 +315,7 @@
       </w:r>
       <w:r>
         <w:rPr>
-          <w:rFonts w:ascii="Nunito" w:eastAsia="ＭＳ Ｐゴシック" w:hAnsi="Nunito" w:cs="ＭＳ Ｐゴシック" w:hint="eastAsia"/>
+          <w:rFonts w:ascii="HGPｺﾞｼｯｸM" w:eastAsia="HGPｺﾞｼｯｸM" w:hAnsi="Nunito" w:cs="ＭＳ Ｐゴシック" w:hint="eastAsia"/>
           <w:color w:val="000000"/>
           <w:kern w:val="0"/>
           <w:sz w:val="20"/>
@@ -713,15 +335,15 @@
         <w:spacing w:before="100" w:beforeAutospacing="1" w:after="100" w:afterAutospacing="1"/>
         <w:jc w:val="left"/>
         <w:rPr>
-          <w:rFonts w:ascii="Nunito" w:eastAsia="ＭＳ Ｐゴシック" w:hAnsi="Nunito" w:cs="ＭＳ Ｐゴシック"/>
-          <w:color w:val="212529"/>
-          <w:kern w:val="0"/>
-          <w:sz w:val="22"/>
-        </w:rPr>
-      </w:pPr>
-      <w:r>
-        <w:rPr>
-          <w:rFonts w:ascii="Nunito" w:eastAsia="ＭＳ Ｐゴシック" w:hAnsi="Nunito" w:cs="ＭＳ Ｐゴシック"/>
+          <w:rFonts w:ascii="HGPｺﾞｼｯｸM" w:eastAsia="HGPｺﾞｼｯｸM" w:hAnsi="Nunito" w:cs="ＭＳ Ｐゴシック" w:hint="eastAsia"/>
+          <w:color w:val="212529"/>
+          <w:kern w:val="0"/>
+          <w:sz w:val="22"/>
+        </w:rPr>
+      </w:pPr>
+      <w:r>
+        <w:rPr>
+          <w:rFonts w:ascii="HGPｺﾞｼｯｸM" w:eastAsia="HGPｺﾞｼｯｸM" w:hAnsi="Nunito" w:cs="ＭＳ Ｐゴシック" w:hint="eastAsia"/>
           <w:color w:val="000000"/>
           <w:kern w:val="0"/>
           <w:sz w:val="20"/>
@@ -731,7 +353,7 @@
       </w:r>
       <w:r>
         <w:rPr>
-          <w:rFonts w:ascii="Nunito" w:eastAsia="ＭＳ Ｐゴシック" w:hAnsi="Nunito" w:cs="ＭＳ Ｐゴシック" w:hint="eastAsia"/>
+          <w:rFonts w:ascii="HGPｺﾞｼｯｸM" w:eastAsia="HGPｺﾞｼｯｸM" w:hAnsi="Nunito" w:cs="ＭＳ Ｐゴシック" w:hint="eastAsia"/>
           <w:color w:val="000000"/>
           <w:kern w:val="0"/>
           <w:sz w:val="20"/>
@@ -751,15 +373,15 @@
         <w:spacing w:before="100" w:beforeAutospacing="1" w:after="100" w:afterAutospacing="1"/>
         <w:jc w:val="left"/>
         <w:rPr>
-          <w:rFonts w:ascii="Nunito" w:eastAsia="ＭＳ Ｐゴシック" w:hAnsi="Nunito" w:cs="ＭＳ Ｐゴシック"/>
-          <w:color w:val="212529"/>
-          <w:kern w:val="0"/>
-          <w:sz w:val="22"/>
-        </w:rPr>
-      </w:pPr>
-      <w:r>
-        <w:rPr>
-          <w:rFonts w:ascii="Nunito" w:eastAsia="ＭＳ Ｐゴシック" w:hAnsi="Nunito" w:cs="ＭＳ Ｐゴシック"/>
+          <w:rFonts w:ascii="HGPｺﾞｼｯｸM" w:eastAsia="HGPｺﾞｼｯｸM" w:hAnsi="Nunito" w:cs="ＭＳ Ｐゴシック" w:hint="eastAsia"/>
+          <w:color w:val="212529"/>
+          <w:kern w:val="0"/>
+          <w:sz w:val="22"/>
+        </w:rPr>
+      </w:pPr>
+      <w:r>
+        <w:rPr>
+          <w:rFonts w:ascii="HGPｺﾞｼｯｸM" w:eastAsia="HGPｺﾞｼｯｸM" w:hAnsi="Nunito" w:cs="ＭＳ Ｐゴシック" w:hint="eastAsia"/>
           <w:color w:val="000000"/>
           <w:kern w:val="0"/>
           <w:sz w:val="20"/>
@@ -769,33 +391,13 @@
       </w:r>
       <w:r>
         <w:rPr>
-          <w:rFonts w:ascii="Nunito" w:eastAsia="ＭＳ Ｐゴシック" w:hAnsi="Nunito" w:cs="ＭＳ Ｐゴシック" w:hint="eastAsia"/>
-          <w:color w:val="000000"/>
-          <w:kern w:val="0"/>
-          <w:sz w:val="20"/>
-          <w:szCs w:val="20"/>
-        </w:rPr>
-        <w:t>・・・</w:t>
-      </w:r>
-      <w:r>
-        <w:rPr>
-          <w:rFonts w:ascii="Nunito" w:eastAsia="ＭＳ Ｐゴシック" w:hAnsi="Nunito" w:cs="ＭＳ Ｐゴシック" w:hint="eastAsia"/>
-          <w:color w:val="000000"/>
-          <w:kern w:val="0"/>
-          <w:sz w:val="20"/>
-          <w:szCs w:val="20"/>
-        </w:rPr>
-        <w:t>IP</w:t>
-      </w:r>
-      <w:r>
-        <w:rPr>
-          <w:rFonts w:ascii="Nunito" w:eastAsia="ＭＳ Ｐゴシック" w:hAnsi="Nunito" w:cs="ＭＳ Ｐゴシック" w:hint="eastAsia"/>
-          <w:color w:val="000000"/>
-          <w:kern w:val="0"/>
-          <w:sz w:val="20"/>
-          <w:szCs w:val="20"/>
-        </w:rPr>
-        <w:t>アドレスを割り当てる際に使用する、サブネットの規格範囲を定めたもの。</w:t>
+          <w:rFonts w:ascii="HGPｺﾞｼｯｸM" w:eastAsia="HGPｺﾞｼｯｸM" w:hAnsi="Nunito" w:cs="ＭＳ Ｐゴシック" w:hint="eastAsia"/>
+          <w:color w:val="000000"/>
+          <w:kern w:val="0"/>
+          <w:sz w:val="20"/>
+          <w:szCs w:val="20"/>
+        </w:rPr>
+        <w:t>・・・IPアドレスを割り当てる際に使用する、サブネットの規格範囲を定めたもの。</w:t>
       </w:r>
     </w:p>
     <w:p>
@@ -809,45 +411,25 @@
         <w:spacing w:before="100" w:beforeAutospacing="1" w:after="100" w:afterAutospacing="1"/>
         <w:jc w:val="left"/>
         <w:rPr>
-          <w:rFonts w:ascii="Nunito" w:eastAsia="ＭＳ Ｐゴシック" w:hAnsi="Nunito" w:cs="ＭＳ Ｐゴシック"/>
-          <w:color w:val="212529"/>
-          <w:kern w:val="0"/>
-          <w:sz w:val="22"/>
-        </w:rPr>
-      </w:pPr>
-      <w:r>
-        <w:rPr>
-          <w:rFonts w:ascii="Nunito" w:eastAsia="ＭＳ Ｐゴシック" w:hAnsi="Nunito" w:cs="ＭＳ Ｐゴシック"/>
-          <w:color w:val="000000"/>
-          <w:kern w:val="0"/>
-          <w:sz w:val="20"/>
-          <w:szCs w:val="20"/>
-        </w:rPr>
-        <w:t>プライベート</w:t>
-      </w:r>
-      <w:r>
-        <w:rPr>
-          <w:rFonts w:ascii="Nunito" w:eastAsia="ＭＳ Ｐゴシック" w:hAnsi="Nunito" w:cs="ＭＳ Ｐゴシック"/>
-          <w:color w:val="000000"/>
-          <w:kern w:val="0"/>
-          <w:sz w:val="20"/>
-          <w:szCs w:val="20"/>
-        </w:rPr>
-        <w:t>IP</w:t>
-      </w:r>
-      <w:r>
-        <w:rPr>
-          <w:rFonts w:ascii="Nunito" w:eastAsia="ＭＳ Ｐゴシック" w:hAnsi="Nunito" w:cs="ＭＳ Ｐゴシック"/>
-          <w:color w:val="000000"/>
-          <w:kern w:val="0"/>
-          <w:sz w:val="20"/>
-          <w:szCs w:val="20"/>
-        </w:rPr>
-        <w:t>アドレス</w:t>
-      </w:r>
-      <w:r>
-        <w:rPr>
-          <w:rFonts w:ascii="Nunito" w:eastAsia="ＭＳ Ｐゴシック" w:hAnsi="Nunito" w:cs="ＭＳ Ｐゴシック" w:hint="eastAsia"/>
+          <w:rFonts w:ascii="HGPｺﾞｼｯｸM" w:eastAsia="HGPｺﾞｼｯｸM" w:hAnsi="Nunito" w:cs="ＭＳ Ｐゴシック" w:hint="eastAsia"/>
+          <w:color w:val="212529"/>
+          <w:kern w:val="0"/>
+          <w:sz w:val="22"/>
+        </w:rPr>
+      </w:pPr>
+      <w:r>
+        <w:rPr>
+          <w:rFonts w:ascii="HGPｺﾞｼｯｸM" w:eastAsia="HGPｺﾞｼｯｸM" w:hAnsi="Nunito" w:cs="ＭＳ Ｐゴシック" w:hint="eastAsia"/>
+          <w:color w:val="000000"/>
+          <w:kern w:val="0"/>
+          <w:sz w:val="20"/>
+          <w:szCs w:val="20"/>
+        </w:rPr>
+        <w:t>プライベートIPアドレス</w:t>
+      </w:r>
+      <w:r>
+        <w:rPr>
+          <w:rFonts w:ascii="HGPｺﾞｼｯｸM" w:eastAsia="HGPｺﾞｼｯｸM" w:hAnsi="Nunito" w:cs="ＭＳ Ｐゴシック" w:hint="eastAsia"/>
           <w:color w:val="000000"/>
           <w:kern w:val="0"/>
           <w:sz w:val="20"/>
@@ -867,45 +449,25 @@
         <w:spacing w:before="100" w:beforeAutospacing="1" w:after="100" w:afterAutospacing="1"/>
         <w:jc w:val="left"/>
         <w:rPr>
-          <w:rFonts w:ascii="Nunito" w:eastAsia="ＭＳ Ｐゴシック" w:hAnsi="Nunito" w:cs="ＭＳ Ｐゴシック"/>
-          <w:color w:val="212529"/>
-          <w:kern w:val="0"/>
-          <w:sz w:val="22"/>
-        </w:rPr>
-      </w:pPr>
-      <w:r>
-        <w:rPr>
-          <w:rFonts w:ascii="Nunito" w:eastAsia="ＭＳ Ｐゴシック" w:hAnsi="Nunito" w:cs="ＭＳ Ｐゴシック"/>
-          <w:color w:val="000000"/>
-          <w:kern w:val="0"/>
-          <w:sz w:val="20"/>
-          <w:szCs w:val="20"/>
-        </w:rPr>
-        <w:t>グローバル</w:t>
-      </w:r>
-      <w:r>
-        <w:rPr>
-          <w:rFonts w:ascii="Nunito" w:eastAsia="ＭＳ Ｐゴシック" w:hAnsi="Nunito" w:cs="ＭＳ Ｐゴシック"/>
-          <w:color w:val="000000"/>
-          <w:kern w:val="0"/>
-          <w:sz w:val="20"/>
-          <w:szCs w:val="20"/>
-        </w:rPr>
-        <w:t>IP</w:t>
-      </w:r>
-      <w:r>
-        <w:rPr>
-          <w:rFonts w:ascii="Nunito" w:eastAsia="ＭＳ Ｐゴシック" w:hAnsi="Nunito" w:cs="ＭＳ Ｐゴシック"/>
-          <w:color w:val="000000"/>
-          <w:kern w:val="0"/>
-          <w:sz w:val="20"/>
-          <w:szCs w:val="20"/>
-        </w:rPr>
-        <w:t>アドレス</w:t>
-      </w:r>
-      <w:r>
-        <w:rPr>
-          <w:rFonts w:ascii="Nunito" w:eastAsia="ＭＳ Ｐゴシック" w:hAnsi="Nunito" w:cs="ＭＳ Ｐゴシック" w:hint="eastAsia"/>
+          <w:rFonts w:ascii="HGPｺﾞｼｯｸM" w:eastAsia="HGPｺﾞｼｯｸM" w:hAnsi="Nunito" w:cs="ＭＳ Ｐゴシック" w:hint="eastAsia"/>
+          <w:color w:val="212529"/>
+          <w:kern w:val="0"/>
+          <w:sz w:val="22"/>
+        </w:rPr>
+      </w:pPr>
+      <w:r>
+        <w:rPr>
+          <w:rFonts w:ascii="HGPｺﾞｼｯｸM" w:eastAsia="HGPｺﾞｼｯｸM" w:hAnsi="Nunito" w:cs="ＭＳ Ｐゴシック" w:hint="eastAsia"/>
+          <w:color w:val="000000"/>
+          <w:kern w:val="0"/>
+          <w:sz w:val="20"/>
+          <w:szCs w:val="20"/>
+        </w:rPr>
+        <w:t>グローバルIPアドレス</w:t>
+      </w:r>
+      <w:r>
+        <w:rPr>
+          <w:rFonts w:ascii="HGPｺﾞｼｯｸM" w:eastAsia="HGPｺﾞｼｯｸM" w:hAnsi="Nunito" w:cs="ＭＳ Ｐゴシック" w:hint="eastAsia"/>
           <w:color w:val="000000"/>
           <w:kern w:val="0"/>
           <w:sz w:val="20"/>
@@ -925,15 +487,15 @@
         <w:spacing w:before="100" w:beforeAutospacing="1" w:after="100" w:afterAutospacing="1"/>
         <w:jc w:val="left"/>
         <w:rPr>
-          <w:rFonts w:ascii="Nunito" w:eastAsia="ＭＳ Ｐゴシック" w:hAnsi="Nunito" w:cs="ＭＳ Ｐゴシック"/>
-          <w:color w:val="212529"/>
-          <w:kern w:val="0"/>
-          <w:sz w:val="22"/>
-        </w:rPr>
-      </w:pPr>
-      <w:r>
-        <w:rPr>
-          <w:rFonts w:ascii="Nunito" w:eastAsia="ＭＳ Ｐゴシック" w:hAnsi="Nunito" w:cs="ＭＳ Ｐゴシック"/>
+          <w:rFonts w:ascii="HGPｺﾞｼｯｸM" w:eastAsia="HGPｺﾞｼｯｸM" w:hAnsi="Nunito" w:cs="ＭＳ Ｐゴシック" w:hint="eastAsia"/>
+          <w:color w:val="212529"/>
+          <w:kern w:val="0"/>
+          <w:sz w:val="22"/>
+        </w:rPr>
+      </w:pPr>
+      <w:r>
+        <w:rPr>
+          <w:rFonts w:ascii="HGPｺﾞｼｯｸM" w:eastAsia="HGPｺﾞｼｯｸM" w:hAnsi="Nunito" w:cs="ＭＳ Ｐゴシック" w:hint="eastAsia"/>
           <w:color w:val="000000"/>
           <w:kern w:val="0"/>
           <w:sz w:val="20"/>
@@ -943,7 +505,7 @@
       </w:r>
       <w:r>
         <w:rPr>
-          <w:rFonts w:ascii="Nunito" w:eastAsia="ＭＳ Ｐゴシック" w:hAnsi="Nunito" w:cs="ＭＳ Ｐゴシック" w:hint="eastAsia"/>
+          <w:rFonts w:ascii="HGPｺﾞｼｯｸM" w:eastAsia="HGPｺﾞｼｯｸM" w:hAnsi="Nunito" w:cs="ＭＳ Ｐゴシック" w:hint="eastAsia"/>
           <w:color w:val="000000"/>
           <w:kern w:val="0"/>
           <w:sz w:val="20"/>
@@ -963,15 +525,15 @@
         <w:spacing w:before="100" w:beforeAutospacing="1" w:after="100" w:afterAutospacing="1"/>
         <w:jc w:val="left"/>
         <w:rPr>
-          <w:rFonts w:ascii="Nunito" w:eastAsia="ＭＳ Ｐゴシック" w:hAnsi="Nunito" w:cs="ＭＳ Ｐゴシック"/>
-          <w:color w:val="212529"/>
-          <w:kern w:val="0"/>
-          <w:sz w:val="22"/>
-        </w:rPr>
-      </w:pPr>
-      <w:r>
-        <w:rPr>
-          <w:rFonts w:ascii="Nunito" w:eastAsia="ＭＳ Ｐゴシック" w:hAnsi="Nunito" w:cs="ＭＳ Ｐゴシック"/>
+          <w:rFonts w:ascii="HGPｺﾞｼｯｸM" w:eastAsia="HGPｺﾞｼｯｸM" w:hAnsi="Nunito" w:cs="ＭＳ Ｐゴシック" w:hint="eastAsia"/>
+          <w:color w:val="212529"/>
+          <w:kern w:val="0"/>
+          <w:sz w:val="22"/>
+        </w:rPr>
+      </w:pPr>
+      <w:r>
+        <w:rPr>
+          <w:rFonts w:ascii="HGPｺﾞｼｯｸM" w:eastAsia="HGPｺﾞｼｯｸM" w:hAnsi="Nunito" w:cs="ＭＳ Ｐゴシック" w:hint="eastAsia"/>
           <w:color w:val="000000"/>
           <w:kern w:val="0"/>
           <w:sz w:val="20"/>
@@ -981,7 +543,7 @@
       </w:r>
       <w:r>
         <w:rPr>
-          <w:rFonts w:ascii="Nunito" w:eastAsia="ＭＳ Ｐゴシック" w:hAnsi="Nunito" w:cs="ＭＳ Ｐゴシック" w:hint="eastAsia"/>
+          <w:rFonts w:ascii="HGPｺﾞｼｯｸM" w:eastAsia="HGPｺﾞｼｯｸM" w:hAnsi="Nunito" w:cs="ＭＳ Ｐゴシック" w:hint="eastAsia"/>
           <w:color w:val="000000"/>
           <w:kern w:val="0"/>
           <w:sz w:val="20"/>
@@ -1001,15 +563,15 @@
         <w:spacing w:before="100" w:beforeAutospacing="1" w:after="100" w:afterAutospacing="1"/>
         <w:jc w:val="left"/>
         <w:rPr>
-          <w:rFonts w:ascii="Nunito" w:eastAsia="ＭＳ Ｐゴシック" w:hAnsi="Nunito" w:cs="ＭＳ Ｐゴシック"/>
-          <w:color w:val="212529"/>
-          <w:kern w:val="0"/>
-          <w:sz w:val="22"/>
-        </w:rPr>
-      </w:pPr>
-      <w:r>
-        <w:rPr>
-          <w:rFonts w:ascii="Nunito" w:eastAsia="ＭＳ Ｐゴシック" w:hAnsi="Nunito" w:cs="ＭＳ Ｐゴシック"/>
+          <w:rFonts w:ascii="HGPｺﾞｼｯｸM" w:eastAsia="HGPｺﾞｼｯｸM" w:hAnsi="Nunito" w:cs="ＭＳ Ｐゴシック" w:hint="eastAsia"/>
+          <w:color w:val="212529"/>
+          <w:kern w:val="0"/>
+          <w:sz w:val="22"/>
+        </w:rPr>
+      </w:pPr>
+      <w:r>
+        <w:rPr>
+          <w:rFonts w:ascii="HGPｺﾞｼｯｸM" w:eastAsia="HGPｺﾞｼｯｸM" w:hAnsi="Nunito" w:cs="ＭＳ Ｐゴシック" w:hint="eastAsia"/>
           <w:color w:val="000000"/>
           <w:kern w:val="0"/>
           <w:sz w:val="20"/>
@@ -1019,7 +581,7 @@
       </w:r>
       <w:r>
         <w:rPr>
-          <w:rFonts w:ascii="Nunito" w:eastAsia="ＭＳ Ｐゴシック" w:hAnsi="Nunito" w:cs="ＭＳ Ｐゴシック" w:hint="eastAsia"/>
+          <w:rFonts w:ascii="HGPｺﾞｼｯｸM" w:eastAsia="HGPｺﾞｼｯｸM" w:hAnsi="Nunito" w:cs="ＭＳ Ｐゴシック" w:hint="eastAsia"/>
           <w:color w:val="000000"/>
           <w:kern w:val="0"/>
           <w:sz w:val="20"/>
@@ -1039,15 +601,15 @@
         <w:spacing w:before="100" w:beforeAutospacing="1" w:after="100" w:afterAutospacing="1"/>
         <w:jc w:val="left"/>
         <w:rPr>
-          <w:rFonts w:ascii="Nunito" w:eastAsia="ＭＳ Ｐゴシック" w:hAnsi="Nunito" w:cs="ＭＳ Ｐゴシック"/>
-          <w:color w:val="212529"/>
-          <w:kern w:val="0"/>
-          <w:sz w:val="22"/>
-        </w:rPr>
-      </w:pPr>
-      <w:r>
-        <w:rPr>
-          <w:rFonts w:ascii="Nunito" w:eastAsia="ＭＳ Ｐゴシック" w:hAnsi="Nunito" w:cs="ＭＳ Ｐゴシック"/>
+          <w:rFonts w:ascii="HGPｺﾞｼｯｸM" w:eastAsia="HGPｺﾞｼｯｸM" w:hAnsi="Nunito" w:cs="ＭＳ Ｐゴシック" w:hint="eastAsia"/>
+          <w:color w:val="212529"/>
+          <w:kern w:val="0"/>
+          <w:sz w:val="22"/>
+        </w:rPr>
+      </w:pPr>
+      <w:r>
+        <w:rPr>
+          <w:rFonts w:ascii="HGPｺﾞｼｯｸM" w:eastAsia="HGPｺﾞｼｯｸM" w:hAnsi="Nunito" w:cs="ＭＳ Ｐゴシック" w:hint="eastAsia"/>
           <w:color w:val="000000"/>
           <w:kern w:val="0"/>
           <w:sz w:val="20"/>
@@ -1057,7 +619,7 @@
       </w:r>
       <w:r>
         <w:rPr>
-          <w:rFonts w:ascii="Nunito" w:eastAsia="ＭＳ Ｐゴシック" w:hAnsi="Nunito" w:cs="ＭＳ Ｐゴシック" w:hint="eastAsia"/>
+          <w:rFonts w:ascii="HGPｺﾞｼｯｸM" w:eastAsia="HGPｺﾞｼｯｸM" w:hAnsi="Nunito" w:cs="ＭＳ Ｐゴシック" w:hint="eastAsia"/>
           <w:color w:val="000000"/>
           <w:kern w:val="0"/>
           <w:sz w:val="20"/>
@@ -1077,15 +639,15 @@
         <w:spacing w:before="100" w:beforeAutospacing="1" w:after="100" w:afterAutospacing="1"/>
         <w:jc w:val="left"/>
         <w:rPr>
-          <w:rFonts w:ascii="Nunito" w:eastAsia="ＭＳ Ｐゴシック" w:hAnsi="Nunito" w:cs="ＭＳ Ｐゴシック"/>
-          <w:color w:val="212529"/>
-          <w:kern w:val="0"/>
-          <w:sz w:val="22"/>
-        </w:rPr>
-      </w:pPr>
-      <w:r>
-        <w:rPr>
-          <w:rFonts w:ascii="Nunito" w:eastAsia="ＭＳ Ｐゴシック" w:hAnsi="Nunito" w:cs="ＭＳ Ｐゴシック"/>
+          <w:rFonts w:ascii="HGPｺﾞｼｯｸM" w:eastAsia="HGPｺﾞｼｯｸM" w:hAnsi="Nunito" w:cs="ＭＳ Ｐゴシック" w:hint="eastAsia"/>
+          <w:color w:val="212529"/>
+          <w:kern w:val="0"/>
+          <w:sz w:val="22"/>
+        </w:rPr>
+      </w:pPr>
+      <w:r>
+        <w:rPr>
+          <w:rFonts w:ascii="HGPｺﾞｼｯｸM" w:eastAsia="HGPｺﾞｼｯｸM" w:hAnsi="Nunito" w:cs="ＭＳ Ｐゴシック" w:hint="eastAsia"/>
           <w:color w:val="000000"/>
           <w:kern w:val="0"/>
           <w:sz w:val="20"/>
@@ -1095,7 +657,7 @@
       </w:r>
       <w:r>
         <w:rPr>
-          <w:rFonts w:ascii="Nunito" w:eastAsia="ＭＳ Ｐゴシック" w:hAnsi="Nunito" w:cs="ＭＳ Ｐゴシック" w:hint="eastAsia"/>
+          <w:rFonts w:ascii="HGPｺﾞｼｯｸM" w:eastAsia="HGPｺﾞｼｯｸM" w:hAnsi="Nunito" w:cs="ＭＳ Ｐゴシック" w:hint="eastAsia"/>
           <w:color w:val="000000"/>
           <w:kern w:val="0"/>
           <w:sz w:val="20"/>
@@ -1115,15 +677,15 @@
         <w:spacing w:before="100" w:beforeAutospacing="1" w:after="100" w:afterAutospacing="1"/>
         <w:jc w:val="left"/>
         <w:rPr>
-          <w:rFonts w:ascii="Nunito" w:eastAsia="ＭＳ Ｐゴシック" w:hAnsi="Nunito" w:cs="ＭＳ Ｐゴシック"/>
-          <w:color w:val="212529"/>
-          <w:kern w:val="0"/>
-          <w:sz w:val="22"/>
-        </w:rPr>
-      </w:pPr>
-      <w:r>
-        <w:rPr>
-          <w:rFonts w:ascii="Nunito" w:eastAsia="ＭＳ Ｐゴシック" w:hAnsi="Nunito" w:cs="ＭＳ Ｐゴシック"/>
+          <w:rFonts w:ascii="HGPｺﾞｼｯｸM" w:eastAsia="HGPｺﾞｼｯｸM" w:hAnsi="Nunito" w:cs="ＭＳ Ｐゴシック" w:hint="eastAsia"/>
+          <w:color w:val="212529"/>
+          <w:kern w:val="0"/>
+          <w:sz w:val="22"/>
+        </w:rPr>
+      </w:pPr>
+      <w:r>
+        <w:rPr>
+          <w:rFonts w:ascii="HGPｺﾞｼｯｸM" w:eastAsia="HGPｺﾞｼｯｸM" w:hAnsi="Nunito" w:cs="ＭＳ Ｐゴシック" w:hint="eastAsia"/>
           <w:color w:val="000000"/>
           <w:kern w:val="0"/>
           <w:sz w:val="20"/>
@@ -1133,7 +695,7 @@
       </w:r>
       <w:r>
         <w:rPr>
-          <w:rFonts w:ascii="Nunito" w:eastAsia="ＭＳ Ｐゴシック" w:hAnsi="Nunito" w:cs="ＭＳ Ｐゴシック" w:hint="eastAsia"/>
+          <w:rFonts w:ascii="HGPｺﾞｼｯｸM" w:eastAsia="HGPｺﾞｼｯｸM" w:hAnsi="Nunito" w:cs="ＭＳ Ｐゴシック" w:hint="eastAsia"/>
           <w:color w:val="000000"/>
           <w:kern w:val="0"/>
           <w:sz w:val="20"/>
@@ -1153,15 +715,15 @@
         <w:spacing w:before="100" w:beforeAutospacing="1" w:after="100" w:afterAutospacing="1"/>
         <w:jc w:val="left"/>
         <w:rPr>
-          <w:rFonts w:ascii="Nunito" w:eastAsia="ＭＳ Ｐゴシック" w:hAnsi="Nunito" w:cs="ＭＳ Ｐゴシック"/>
-          <w:color w:val="212529"/>
-          <w:kern w:val="0"/>
-          <w:sz w:val="22"/>
-        </w:rPr>
-      </w:pPr>
-      <w:r>
-        <w:rPr>
-          <w:rFonts w:ascii="Nunito" w:eastAsia="ＭＳ Ｐゴシック" w:hAnsi="Nunito" w:cs="ＭＳ Ｐゴシック"/>
+          <w:rFonts w:ascii="HGPｺﾞｼｯｸM" w:eastAsia="HGPｺﾞｼｯｸM" w:hAnsi="Nunito" w:cs="ＭＳ Ｐゴシック" w:hint="eastAsia"/>
+          <w:color w:val="212529"/>
+          <w:kern w:val="0"/>
+          <w:sz w:val="22"/>
+        </w:rPr>
+      </w:pPr>
+      <w:r>
+        <w:rPr>
+          <w:rFonts w:ascii="HGPｺﾞｼｯｸM" w:eastAsia="HGPｺﾞｼｯｸM" w:hAnsi="Nunito" w:cs="ＭＳ Ｐゴシック" w:hint="eastAsia"/>
           <w:color w:val="000000"/>
           <w:kern w:val="0"/>
           <w:sz w:val="20"/>
@@ -1171,7 +733,7 @@
       </w:r>
       <w:r>
         <w:rPr>
-          <w:rFonts w:ascii="Nunito" w:eastAsia="ＭＳ Ｐゴシック" w:hAnsi="Nunito" w:cs="ＭＳ Ｐゴシック" w:hint="eastAsia"/>
+          <w:rFonts w:ascii="HGPｺﾞｼｯｸM" w:eastAsia="HGPｺﾞｼｯｸM" w:hAnsi="Nunito" w:cs="ＭＳ Ｐゴシック" w:hint="eastAsia"/>
           <w:color w:val="000000"/>
           <w:kern w:val="0"/>
           <w:sz w:val="20"/>
@@ -1181,7 +743,7 @@
       </w:r>
       <w:r>
         <w:rPr>
-          <w:rFonts w:ascii="Nunito" w:eastAsia="ＭＳ Ｐゴシック" w:hAnsi="Nunito" w:cs="ＭＳ Ｐゴシック" w:hint="eastAsia"/>
+          <w:rFonts w:ascii="HGPｺﾞｼｯｸM" w:eastAsia="HGPｺﾞｼｯｸM" w:hAnsi="Nunito" w:cs="ＭＳ Ｐゴシック" w:hint="eastAsia"/>
           <w:color w:val="000000"/>
           <w:kern w:val="0"/>
           <w:sz w:val="20"/>
@@ -1201,15 +763,15 @@
         <w:spacing w:before="100" w:beforeAutospacing="1" w:after="100" w:afterAutospacing="1"/>
         <w:jc w:val="left"/>
         <w:rPr>
-          <w:rFonts w:ascii="Nunito" w:eastAsia="ＭＳ Ｐゴシック" w:hAnsi="Nunito" w:cs="ＭＳ Ｐゴシック"/>
-          <w:color w:val="212529"/>
-          <w:kern w:val="0"/>
-          <w:sz w:val="22"/>
-        </w:rPr>
-      </w:pPr>
-      <w:r>
-        <w:rPr>
-          <w:rFonts w:ascii="Nunito" w:eastAsia="ＭＳ Ｐゴシック" w:hAnsi="Nunito" w:cs="ＭＳ Ｐゴシック"/>
+          <w:rFonts w:ascii="HGPｺﾞｼｯｸM" w:eastAsia="HGPｺﾞｼｯｸM" w:hAnsi="Nunito" w:cs="ＭＳ Ｐゴシック" w:hint="eastAsia"/>
+          <w:color w:val="212529"/>
+          <w:kern w:val="0"/>
+          <w:sz w:val="22"/>
+        </w:rPr>
+      </w:pPr>
+      <w:r>
+        <w:rPr>
+          <w:rFonts w:ascii="HGPｺﾞｼｯｸM" w:eastAsia="HGPｺﾞｼｯｸM" w:hAnsi="Nunito" w:cs="ＭＳ Ｐゴシック" w:hint="eastAsia"/>
           <w:color w:val="000000"/>
           <w:kern w:val="0"/>
           <w:sz w:val="20"/>
@@ -1219,7 +781,7 @@
       </w:r>
       <w:r>
         <w:rPr>
-          <w:rFonts w:ascii="Nunito" w:eastAsia="ＭＳ Ｐゴシック" w:hAnsi="Nunito" w:cs="ＭＳ Ｐゴシック" w:hint="eastAsia"/>
+          <w:rFonts w:ascii="HGPｺﾞｼｯｸM" w:eastAsia="HGPｺﾞｼｯｸM" w:hAnsi="Nunito" w:cs="ＭＳ Ｐゴシック" w:hint="eastAsia"/>
           <w:color w:val="000000"/>
           <w:kern w:val="0"/>
           <w:sz w:val="20"/>
@@ -1229,7 +791,7 @@
       </w:r>
       <w:r>
         <w:rPr>
-          <w:rFonts w:ascii="Nunito" w:eastAsia="ＭＳ Ｐゴシック" w:hAnsi="Nunito" w:cs="ＭＳ Ｐゴシック" w:hint="eastAsia"/>
+          <w:rFonts w:ascii="HGPｺﾞｼｯｸM" w:eastAsia="HGPｺﾞｼｯｸM" w:hAnsi="Nunito" w:cs="ＭＳ Ｐゴシック" w:hint="eastAsia"/>
           <w:color w:val="000000"/>
           <w:kern w:val="0"/>
           <w:sz w:val="20"/>
@@ -1249,15 +811,15 @@
         <w:spacing w:before="100" w:beforeAutospacing="1" w:after="100" w:afterAutospacing="1"/>
         <w:jc w:val="left"/>
         <w:rPr>
-          <w:rFonts w:ascii="Nunito" w:eastAsia="ＭＳ Ｐゴシック" w:hAnsi="Nunito" w:cs="ＭＳ Ｐゴシック"/>
-          <w:color w:val="212529"/>
-          <w:kern w:val="0"/>
-          <w:sz w:val="22"/>
-        </w:rPr>
-      </w:pPr>
-      <w:r>
-        <w:rPr>
-          <w:rFonts w:ascii="Nunito" w:eastAsia="ＭＳ Ｐゴシック" w:hAnsi="Nunito" w:cs="ＭＳ Ｐゴシック"/>
+          <w:rFonts w:ascii="HGPｺﾞｼｯｸM" w:eastAsia="HGPｺﾞｼｯｸM" w:hAnsi="Nunito" w:cs="ＭＳ Ｐゴシック" w:hint="eastAsia"/>
+          <w:color w:val="212529"/>
+          <w:kern w:val="0"/>
+          <w:sz w:val="22"/>
+        </w:rPr>
+      </w:pPr>
+      <w:r>
+        <w:rPr>
+          <w:rFonts w:ascii="HGPｺﾞｼｯｸM" w:eastAsia="HGPｺﾞｼｯｸM" w:hAnsi="Nunito" w:cs="ＭＳ Ｐゴシック" w:hint="eastAsia"/>
           <w:color w:val="000000"/>
           <w:kern w:val="0"/>
           <w:sz w:val="20"/>
@@ -1267,7 +829,7 @@
       </w:r>
       <w:r>
         <w:rPr>
-          <w:rFonts w:ascii="Nunito" w:eastAsia="ＭＳ Ｐゴシック" w:hAnsi="Nunito" w:cs="ＭＳ Ｐゴシック" w:hint="eastAsia"/>
+          <w:rFonts w:ascii="HGPｺﾞｼｯｸM" w:eastAsia="HGPｺﾞｼｯｸM" w:hAnsi="Nunito" w:cs="ＭＳ Ｐゴシック" w:hint="eastAsia"/>
           <w:color w:val="000000"/>
           <w:kern w:val="0"/>
           <w:sz w:val="20"/>
@@ -1287,35 +849,25 @@
         <w:spacing w:before="100" w:beforeAutospacing="1" w:after="100" w:afterAutospacing="1"/>
         <w:jc w:val="left"/>
         <w:rPr>
-          <w:rFonts w:ascii="Nunito" w:eastAsia="ＭＳ Ｐゴシック" w:hAnsi="Nunito" w:cs="ＭＳ Ｐゴシック"/>
-          <w:color w:val="212529"/>
-          <w:kern w:val="0"/>
-          <w:sz w:val="22"/>
-        </w:rPr>
-      </w:pPr>
-      <w:r>
-        <w:rPr>
-          <w:rFonts w:ascii="Nunito" w:eastAsia="ＭＳ Ｐゴシック" w:hAnsi="Nunito" w:cs="ＭＳ Ｐゴシック"/>
-          <w:color w:val="000000"/>
-          <w:kern w:val="0"/>
-          <w:sz w:val="20"/>
-          <w:szCs w:val="20"/>
-        </w:rPr>
-        <w:t>インターフェイス</w:t>
-      </w:r>
-      <w:r>
-        <w:rPr>
-          <w:rFonts w:ascii="Nunito" w:eastAsia="ＭＳ Ｐゴシック" w:hAnsi="Nunito" w:cs="ＭＳ Ｐゴシック"/>
-          <w:color w:val="000000"/>
-          <w:kern w:val="0"/>
-          <w:sz w:val="20"/>
-          <w:szCs w:val="20"/>
-        </w:rPr>
-        <w:t>ID</w:t>
-      </w:r>
-      <w:r>
-        <w:rPr>
-          <w:rFonts w:ascii="Nunito" w:eastAsia="ＭＳ Ｐゴシック" w:hAnsi="Nunito" w:cs="ＭＳ Ｐゴシック" w:hint="eastAsia"/>
+          <w:rFonts w:ascii="HGPｺﾞｼｯｸM" w:eastAsia="HGPｺﾞｼｯｸM" w:hAnsi="Nunito" w:cs="ＭＳ Ｐゴシック" w:hint="eastAsia"/>
+          <w:color w:val="212529"/>
+          <w:kern w:val="0"/>
+          <w:sz w:val="22"/>
+        </w:rPr>
+      </w:pPr>
+      <w:r>
+        <w:rPr>
+          <w:rFonts w:ascii="HGPｺﾞｼｯｸM" w:eastAsia="HGPｺﾞｼｯｸM" w:hAnsi="Nunito" w:cs="ＭＳ Ｐゴシック" w:hint="eastAsia"/>
+          <w:color w:val="000000"/>
+          <w:kern w:val="0"/>
+          <w:sz w:val="20"/>
+          <w:szCs w:val="20"/>
+        </w:rPr>
+        <w:t>インターフェイスID</w:t>
+      </w:r>
+      <w:r>
+        <w:rPr>
+          <w:rFonts w:ascii="HGPｺﾞｼｯｸM" w:eastAsia="HGPｺﾞｼｯｸM" w:hAnsi="Nunito" w:cs="ＭＳ Ｐゴシック" w:hint="eastAsia"/>
           <w:color w:val="000000"/>
           <w:kern w:val="0"/>
           <w:sz w:val="20"/>
@@ -1331,15 +883,15 @@
         <w:spacing w:after="100" w:afterAutospacing="1"/>
         <w:jc w:val="left"/>
         <w:rPr>
-          <w:rFonts w:ascii="Nunito" w:eastAsia="ＭＳ Ｐゴシック" w:hAnsi="Nunito" w:cs="ＭＳ Ｐゴシック"/>
-          <w:color w:val="212529"/>
-          <w:kern w:val="0"/>
-          <w:sz w:val="22"/>
-        </w:rPr>
-      </w:pPr>
-      <w:r>
-        <w:rPr>
-          <w:rFonts w:ascii="Calibri" w:eastAsia="ＭＳ Ｐゴシック" w:hAnsi="Calibri" w:cs="Calibri"/>
+          <w:rFonts w:ascii="HGPｺﾞｼｯｸM" w:eastAsia="HGPｺﾞｼｯｸM" w:hAnsi="Nunito" w:cs="ＭＳ Ｐゴシック" w:hint="eastAsia"/>
+          <w:color w:val="212529"/>
+          <w:kern w:val="0"/>
+          <w:sz w:val="22"/>
+        </w:rPr>
+      </w:pPr>
+      <w:r>
+        <w:rPr>
+          <w:rFonts w:ascii="HGPｺﾞｼｯｸM" w:eastAsia="HGPｺﾞｼｯｸM" w:hAnsi="Calibri" w:cs="Calibri" w:hint="eastAsia"/>
           <w:color w:val="212529"/>
           <w:kern w:val="0"/>
           <w:sz w:val="20"/>
@@ -1359,15 +911,15 @@
         <w:spacing w:before="100" w:beforeAutospacing="1" w:after="100" w:afterAutospacing="1"/>
         <w:jc w:val="left"/>
         <w:rPr>
-          <w:rFonts w:ascii="Nunito" w:eastAsia="ＭＳ Ｐゴシック" w:hAnsi="Nunito" w:cs="ＭＳ Ｐゴシック"/>
-          <w:color w:val="212529"/>
-          <w:kern w:val="0"/>
-          <w:sz w:val="22"/>
-        </w:rPr>
-      </w:pPr>
-      <w:r>
-        <w:rPr>
-          <w:rFonts w:ascii="Nunito" w:eastAsia="ＭＳ Ｐゴシック" w:hAnsi="Nunito" w:cs="ＭＳ Ｐゴシック"/>
+          <w:rFonts w:ascii="HGPｺﾞｼｯｸM" w:eastAsia="HGPｺﾞｼｯｸM" w:hAnsi="Nunito" w:cs="ＭＳ Ｐゴシック" w:hint="eastAsia"/>
+          <w:color w:val="212529"/>
+          <w:kern w:val="0"/>
+          <w:sz w:val="22"/>
+        </w:rPr>
+      </w:pPr>
+      <w:r>
+        <w:rPr>
+          <w:rFonts w:ascii="HGPｺﾞｼｯｸM" w:eastAsia="HGPｺﾞｼｯｸM" w:hAnsi="Nunito" w:cs="ＭＳ Ｐゴシック" w:hint="eastAsia"/>
           <w:color w:val="000000"/>
           <w:kern w:val="0"/>
           <w:sz w:val="20"/>
@@ -1377,7 +929,7 @@
       </w:r>
       <w:r>
         <w:rPr>
-          <w:rFonts w:ascii="Nunito" w:eastAsia="ＭＳ Ｐゴシック" w:hAnsi="Nunito" w:cs="ＭＳ Ｐゴシック" w:hint="eastAsia"/>
+          <w:rFonts w:ascii="HGPｺﾞｼｯｸM" w:eastAsia="HGPｺﾞｼｯｸM" w:hAnsi="Nunito" w:cs="ＭＳ Ｐゴシック" w:hint="eastAsia"/>
           <w:color w:val="000000"/>
           <w:kern w:val="0"/>
           <w:sz w:val="20"/>
@@ -1397,15 +949,15 @@
         <w:spacing w:before="100" w:beforeAutospacing="1" w:after="100" w:afterAutospacing="1"/>
         <w:jc w:val="left"/>
         <w:rPr>
-          <w:rFonts w:ascii="Nunito" w:eastAsia="ＭＳ Ｐゴシック" w:hAnsi="Nunito" w:cs="ＭＳ Ｐゴシック"/>
-          <w:color w:val="212529"/>
-          <w:kern w:val="0"/>
-          <w:sz w:val="22"/>
-        </w:rPr>
-      </w:pPr>
-      <w:r>
-        <w:rPr>
-          <w:rFonts w:ascii="Nunito" w:eastAsia="ＭＳ Ｐゴシック" w:hAnsi="Nunito" w:cs="ＭＳ Ｐゴシック"/>
+          <w:rFonts w:ascii="HGPｺﾞｼｯｸM" w:eastAsia="HGPｺﾞｼｯｸM" w:hAnsi="Nunito" w:cs="ＭＳ Ｐゴシック" w:hint="eastAsia"/>
+          <w:color w:val="212529"/>
+          <w:kern w:val="0"/>
+          <w:sz w:val="22"/>
+        </w:rPr>
+      </w:pPr>
+      <w:r>
+        <w:rPr>
+          <w:rFonts w:ascii="HGPｺﾞｼｯｸM" w:eastAsia="HGPｺﾞｼｯｸM" w:hAnsi="Nunito" w:cs="ＭＳ Ｐゴシック" w:hint="eastAsia"/>
           <w:color w:val="000000"/>
           <w:kern w:val="0"/>
           <w:sz w:val="20"/>
@@ -1415,7 +967,7 @@
       </w:r>
       <w:r>
         <w:rPr>
-          <w:rFonts w:ascii="Nunito" w:eastAsia="ＭＳ Ｐゴシック" w:hAnsi="Nunito" w:cs="ＭＳ Ｐゴシック" w:hint="eastAsia"/>
+          <w:rFonts w:ascii="HGPｺﾞｼｯｸM" w:eastAsia="HGPｺﾞｼｯｸM" w:hAnsi="Nunito" w:cs="ＭＳ Ｐゴシック" w:hint="eastAsia"/>
           <w:color w:val="000000"/>
           <w:kern w:val="0"/>
           <w:sz w:val="20"/>
@@ -1425,7 +977,7 @@
       </w:r>
       <w:r>
         <w:rPr>
-          <w:rFonts w:ascii="Nunito" w:eastAsia="ＭＳ Ｐゴシック" w:hAnsi="Nunito" w:cs="ＭＳ Ｐゴシック" w:hint="eastAsia"/>
+          <w:rFonts w:ascii="HGPｺﾞｼｯｸM" w:eastAsia="HGPｺﾞｼｯｸM" w:hAnsi="Nunito" w:cs="ＭＳ Ｐゴシック" w:hint="eastAsia"/>
           <w:color w:val="000000"/>
           <w:kern w:val="0"/>
           <w:sz w:val="20"/>
@@ -1445,36 +997,25 @@
         <w:spacing w:before="100" w:beforeAutospacing="1" w:after="100" w:afterAutospacing="1"/>
         <w:jc w:val="left"/>
         <w:rPr>
-          <w:rFonts w:ascii="Nunito" w:eastAsia="ＭＳ Ｐゴシック" w:hAnsi="Nunito" w:cs="ＭＳ Ｐゴシック"/>
-          <w:color w:val="212529"/>
-          <w:kern w:val="0"/>
-          <w:sz w:val="22"/>
-        </w:rPr>
-      </w:pPr>
-      <w:r>
-        <w:rPr>
-          <w:rFonts w:ascii="Nunito" w:eastAsia="ＭＳ Ｐゴシック" w:hAnsi="Nunito" w:cs="ＭＳ Ｐゴシック"/>
-          <w:color w:val="000000"/>
-          <w:kern w:val="0"/>
-          <w:sz w:val="20"/>
-          <w:szCs w:val="20"/>
-        </w:rPr>
-        <w:lastRenderedPageBreak/>
-        <w:t>VTY</w:t>
-      </w:r>
-      <w:r>
-        <w:rPr>
-          <w:rFonts w:ascii="Nunito" w:eastAsia="ＭＳ Ｐゴシック" w:hAnsi="Nunito" w:cs="ＭＳ Ｐゴシック"/>
-          <w:color w:val="000000"/>
-          <w:kern w:val="0"/>
-          <w:sz w:val="20"/>
-          <w:szCs w:val="20"/>
-        </w:rPr>
-        <w:t>接続</w:t>
-      </w:r>
-      <w:r>
-        <w:rPr>
-          <w:rFonts w:ascii="Nunito" w:eastAsia="ＭＳ Ｐゴシック" w:hAnsi="Nunito" w:cs="ＭＳ Ｐゴシック" w:hint="eastAsia"/>
+          <w:rFonts w:ascii="HGPｺﾞｼｯｸM" w:eastAsia="HGPｺﾞｼｯｸM" w:hAnsi="Nunito" w:cs="ＭＳ Ｐゴシック" w:hint="eastAsia"/>
+          <w:color w:val="212529"/>
+          <w:kern w:val="0"/>
+          <w:sz w:val="22"/>
+        </w:rPr>
+      </w:pPr>
+      <w:r>
+        <w:rPr>
+          <w:rFonts w:ascii="HGPｺﾞｼｯｸM" w:eastAsia="HGPｺﾞｼｯｸM" w:hAnsi="Nunito" w:cs="ＭＳ Ｐゴシック" w:hint="eastAsia"/>
+          <w:color w:val="000000"/>
+          <w:kern w:val="0"/>
+          <w:sz w:val="20"/>
+          <w:szCs w:val="20"/>
+        </w:rPr>
+        <w:t>VTY接続</w:t>
+      </w:r>
+      <w:r>
+        <w:rPr>
+          <w:rFonts w:ascii="HGPｺﾞｼｯｸM" w:eastAsia="HGPｺﾞｼｯｸM" w:hAnsi="Nunito" w:cs="ＭＳ Ｐゴシック" w:hint="eastAsia"/>
           <w:color w:val="000000"/>
           <w:kern w:val="0"/>
           <w:sz w:val="20"/>
@@ -1494,35 +1035,25 @@
         <w:spacing w:before="100" w:beforeAutospacing="1" w:after="100" w:afterAutospacing="1"/>
         <w:jc w:val="left"/>
         <w:rPr>
-          <w:rFonts w:ascii="Nunito" w:eastAsia="ＭＳ Ｐゴシック" w:hAnsi="Nunito" w:cs="ＭＳ Ｐゴシック"/>
-          <w:color w:val="212529"/>
-          <w:kern w:val="0"/>
-          <w:sz w:val="22"/>
-        </w:rPr>
-      </w:pPr>
-      <w:r>
-        <w:rPr>
-          <w:rFonts w:ascii="Nunito" w:eastAsia="ＭＳ Ｐゴシック" w:hAnsi="Nunito" w:cs="ＭＳ Ｐゴシック"/>
-          <w:color w:val="000000"/>
-          <w:kern w:val="0"/>
-          <w:sz w:val="20"/>
-          <w:szCs w:val="20"/>
-        </w:rPr>
-        <w:t>AUX</w:t>
-      </w:r>
-      <w:r>
-        <w:rPr>
-          <w:rFonts w:ascii="Nunito" w:eastAsia="ＭＳ Ｐゴシック" w:hAnsi="Nunito" w:cs="ＭＳ Ｐゴシック"/>
-          <w:color w:val="000000"/>
-          <w:kern w:val="0"/>
-          <w:sz w:val="20"/>
-          <w:szCs w:val="20"/>
-        </w:rPr>
-        <w:t>接続</w:t>
-      </w:r>
-      <w:r>
-        <w:rPr>
-          <w:rFonts w:ascii="Nunito" w:eastAsia="ＭＳ Ｐゴシック" w:hAnsi="Nunito" w:cs="ＭＳ Ｐゴシック" w:hint="eastAsia"/>
+          <w:rFonts w:ascii="HGPｺﾞｼｯｸM" w:eastAsia="HGPｺﾞｼｯｸM" w:hAnsi="Nunito" w:cs="ＭＳ Ｐゴシック" w:hint="eastAsia"/>
+          <w:color w:val="212529"/>
+          <w:kern w:val="0"/>
+          <w:sz w:val="22"/>
+        </w:rPr>
+      </w:pPr>
+      <w:r>
+        <w:rPr>
+          <w:rFonts w:ascii="HGPｺﾞｼｯｸM" w:eastAsia="HGPｺﾞｼｯｸM" w:hAnsi="Nunito" w:cs="ＭＳ Ｐゴシック" w:hint="eastAsia"/>
+          <w:color w:val="000000"/>
+          <w:kern w:val="0"/>
+          <w:sz w:val="20"/>
+          <w:szCs w:val="20"/>
+        </w:rPr>
+        <w:t>AUX接続</w:t>
+      </w:r>
+      <w:r>
+        <w:rPr>
+          <w:rFonts w:ascii="HGPｺﾞｼｯｸM" w:eastAsia="HGPｺﾞｼｯｸM" w:hAnsi="Nunito" w:cs="ＭＳ Ｐゴシック" w:hint="eastAsia"/>
           <w:color w:val="000000"/>
           <w:kern w:val="0"/>
           <w:sz w:val="20"/>
@@ -1532,19 +1063,11 @@
       </w:r>
       <w:r>
         <w:rPr>
-          <w:rFonts w:ascii="Arial" w:hAnsi="Arial" w:cs="Arial"/>
+          <w:rFonts w:ascii="HGPｺﾞｼｯｸM" w:eastAsia="HGPｺﾞｼｯｸM" w:hAnsi="Arial" w:cs="Arial" w:hint="eastAsia"/>
           <w:color w:val="4D5156"/>
           <w:shd w:val="clear" w:color="auto" w:fill="FFFFFF"/>
         </w:rPr>
-        <w:t>Auxiliary</w:t>
-      </w:r>
-      <w:r>
-        <w:rPr>
-          <w:rFonts w:ascii="Arial" w:hAnsi="Arial" w:cs="Arial" w:hint="eastAsia"/>
-          <w:color w:val="4D5156"/>
-          <w:shd w:val="clear" w:color="auto" w:fill="FFFFFF"/>
-        </w:rPr>
-        <w:t>（補助）の略。外部接続により音声信号の入出力を補助する。</w:t>
+        <w:t>Auxiliary（補助）の略。外部接続により音声信号の入出力を補助する。</w:t>
       </w:r>
     </w:p>
     <w:p>
@@ -1558,25 +1081,26 @@
         <w:spacing w:before="100" w:beforeAutospacing="1" w:after="100" w:afterAutospacing="1"/>
         <w:jc w:val="left"/>
         <w:rPr>
-          <w:rFonts w:ascii="Nunito" w:eastAsia="ＭＳ Ｐゴシック" w:hAnsi="Nunito" w:cs="ＭＳ Ｐゴシック"/>
-          <w:color w:val="212529"/>
-          <w:kern w:val="0"/>
-          <w:sz w:val="22"/>
-        </w:rPr>
-      </w:pPr>
-      <w:r>
-        <w:rPr>
-          <w:rFonts w:ascii="Nunito" w:eastAsia="ＭＳ Ｐゴシック" w:hAnsi="Nunito" w:cs="ＭＳ Ｐゴシック"/>
-          <w:color w:val="000000"/>
-          <w:kern w:val="0"/>
-          <w:sz w:val="20"/>
-          <w:szCs w:val="20"/>
-        </w:rPr>
+          <w:rFonts w:ascii="HGPｺﾞｼｯｸM" w:eastAsia="HGPｺﾞｼｯｸM" w:hAnsi="Nunito" w:cs="ＭＳ Ｐゴシック" w:hint="eastAsia"/>
+          <w:color w:val="212529"/>
+          <w:kern w:val="0"/>
+          <w:sz w:val="22"/>
+        </w:rPr>
+      </w:pPr>
+      <w:r>
+        <w:rPr>
+          <w:rFonts w:ascii="HGPｺﾞｼｯｸM" w:eastAsia="HGPｺﾞｼｯｸM" w:hAnsi="Nunito" w:cs="ＭＳ Ｐゴシック" w:hint="eastAsia"/>
+          <w:color w:val="000000"/>
+          <w:kern w:val="0"/>
+          <w:sz w:val="20"/>
+          <w:szCs w:val="20"/>
+        </w:rPr>
+        <w:lastRenderedPageBreak/>
         <w:t>ルーティングテーブル</w:t>
       </w:r>
       <w:r>
         <w:rPr>
-          <w:rFonts w:ascii="Nunito" w:eastAsia="ＭＳ Ｐゴシック" w:hAnsi="Nunito" w:cs="ＭＳ Ｐゴシック" w:hint="eastAsia"/>
+          <w:rFonts w:ascii="HGPｺﾞｼｯｸM" w:eastAsia="HGPｺﾞｼｯｸM" w:hAnsi="Nunito" w:cs="ＭＳ Ｐゴシック" w:hint="eastAsia"/>
           <w:color w:val="000000"/>
           <w:kern w:val="0"/>
           <w:sz w:val="20"/>
@@ -1596,15 +1120,15 @@
         <w:spacing w:before="100" w:beforeAutospacing="1" w:after="100" w:afterAutospacing="1"/>
         <w:jc w:val="left"/>
         <w:rPr>
-          <w:rFonts w:ascii="Nunito" w:eastAsia="ＭＳ Ｐゴシック" w:hAnsi="Nunito" w:cs="ＭＳ Ｐゴシック"/>
-          <w:color w:val="212529"/>
-          <w:kern w:val="0"/>
-          <w:sz w:val="22"/>
-        </w:rPr>
-      </w:pPr>
-      <w:r>
-        <w:rPr>
-          <w:rFonts w:ascii="Nunito" w:eastAsia="ＭＳ Ｐゴシック" w:hAnsi="Nunito" w:cs="ＭＳ Ｐゴシック"/>
+          <w:rFonts w:ascii="HGPｺﾞｼｯｸM" w:eastAsia="HGPｺﾞｼｯｸM" w:hAnsi="Nunito" w:cs="ＭＳ Ｐゴシック" w:hint="eastAsia"/>
+          <w:color w:val="212529"/>
+          <w:kern w:val="0"/>
+          <w:sz w:val="22"/>
+        </w:rPr>
+      </w:pPr>
+      <w:r>
+        <w:rPr>
+          <w:rFonts w:ascii="HGPｺﾞｼｯｸM" w:eastAsia="HGPｺﾞｼｯｸM" w:hAnsi="Nunito" w:cs="ＭＳ Ｐゴシック" w:hint="eastAsia"/>
           <w:color w:val="000000"/>
           <w:kern w:val="0"/>
           <w:sz w:val="20"/>
@@ -1614,7 +1138,7 @@
       </w:r>
       <w:r>
         <w:rPr>
-          <w:rFonts w:ascii="Nunito" w:eastAsia="ＭＳ Ｐゴシック" w:hAnsi="Nunito" w:cs="ＭＳ Ｐゴシック" w:hint="eastAsia"/>
+          <w:rFonts w:ascii="HGPｺﾞｼｯｸM" w:eastAsia="HGPｺﾞｼｯｸM" w:hAnsi="Nunito" w:cs="ＭＳ Ｐゴシック" w:hint="eastAsia"/>
           <w:color w:val="000000"/>
           <w:kern w:val="0"/>
           <w:sz w:val="20"/>
@@ -1634,35 +1158,25 @@
         <w:spacing w:before="100" w:beforeAutospacing="1" w:after="100" w:afterAutospacing="1"/>
         <w:jc w:val="left"/>
         <w:rPr>
-          <w:rFonts w:ascii="Nunito" w:eastAsia="ＭＳ Ｐゴシック" w:hAnsi="Nunito" w:cs="ＭＳ Ｐゴシック"/>
-          <w:color w:val="212529"/>
-          <w:kern w:val="0"/>
-          <w:sz w:val="22"/>
-        </w:rPr>
-      </w:pPr>
-      <w:r>
-        <w:rPr>
-          <w:rFonts w:ascii="Nunito" w:eastAsia="ＭＳ Ｐゴシック" w:hAnsi="Nunito" w:cs="ＭＳ Ｐゴシック"/>
-          <w:color w:val="000000"/>
-          <w:kern w:val="0"/>
-          <w:sz w:val="20"/>
-          <w:szCs w:val="20"/>
-        </w:rPr>
-        <w:t>ARP</w:t>
-      </w:r>
-      <w:r>
-        <w:rPr>
-          <w:rFonts w:ascii="Nunito" w:eastAsia="ＭＳ Ｐゴシック" w:hAnsi="Nunito" w:cs="ＭＳ Ｐゴシック"/>
-          <w:color w:val="000000"/>
-          <w:kern w:val="0"/>
-          <w:sz w:val="20"/>
-          <w:szCs w:val="20"/>
-        </w:rPr>
-        <w:t>テーブル</w:t>
-      </w:r>
-      <w:r>
-        <w:rPr>
-          <w:rFonts w:ascii="Nunito" w:eastAsia="ＭＳ Ｐゴシック" w:hAnsi="Nunito" w:cs="ＭＳ Ｐゴシック" w:hint="eastAsia"/>
+          <w:rFonts w:ascii="HGPｺﾞｼｯｸM" w:eastAsia="HGPｺﾞｼｯｸM" w:hAnsi="Nunito" w:cs="ＭＳ Ｐゴシック" w:hint="eastAsia"/>
+          <w:color w:val="212529"/>
+          <w:kern w:val="0"/>
+          <w:sz w:val="22"/>
+        </w:rPr>
+      </w:pPr>
+      <w:r>
+        <w:rPr>
+          <w:rFonts w:ascii="HGPｺﾞｼｯｸM" w:eastAsia="HGPｺﾞｼｯｸM" w:hAnsi="Nunito" w:cs="ＭＳ Ｐゴシック" w:hint="eastAsia"/>
+          <w:color w:val="000000"/>
+          <w:kern w:val="0"/>
+          <w:sz w:val="20"/>
+          <w:szCs w:val="20"/>
+        </w:rPr>
+        <w:t>ARPテーブル</w:t>
+      </w:r>
+      <w:r>
+        <w:rPr>
+          <w:rFonts w:ascii="HGPｺﾞｼｯｸM" w:eastAsia="HGPｺﾞｼｯｸM" w:hAnsi="Nunito" w:cs="ＭＳ Ｐゴシック" w:hint="eastAsia"/>
           <w:color w:val="000000"/>
           <w:kern w:val="0"/>
           <w:sz w:val="20"/>
@@ -1672,63 +1186,13 @@
       </w:r>
       <w:r>
         <w:rPr>
-          <w:rFonts w:ascii="Nunito" w:eastAsia="ＭＳ Ｐゴシック" w:hAnsi="Nunito" w:cs="ＭＳ Ｐゴシック" w:hint="eastAsia"/>
-          <w:color w:val="000000"/>
-          <w:kern w:val="0"/>
-          <w:sz w:val="20"/>
-          <w:szCs w:val="20"/>
-        </w:rPr>
-        <w:t>address</w:t>
-      </w:r>
-      <w:r>
-        <w:rPr>
-          <w:rFonts w:ascii="Nunito" w:eastAsia="ＭＳ Ｐゴシック" w:hAnsi="Nunito" w:cs="ＭＳ Ｐゴシック" w:hint="eastAsia"/>
-          <w:color w:val="000000"/>
-          <w:kern w:val="0"/>
-          <w:sz w:val="20"/>
-          <w:szCs w:val="20"/>
-        </w:rPr>
-        <w:t xml:space="preserve">　</w:t>
-      </w:r>
-      <w:r>
-        <w:rPr>
-          <w:rFonts w:ascii="Nunito" w:eastAsia="ＭＳ Ｐゴシック" w:hAnsi="Nunito" w:cs="ＭＳ Ｐゴシック" w:hint="eastAsia"/>
-          <w:color w:val="000000"/>
-          <w:kern w:val="0"/>
-          <w:sz w:val="20"/>
-          <w:szCs w:val="20"/>
-        </w:rPr>
-        <w:t>resolution</w:t>
-      </w:r>
-      <w:r>
-        <w:rPr>
-          <w:rFonts w:ascii="Nunito" w:eastAsia="ＭＳ Ｐゴシック" w:hAnsi="Nunito" w:cs="ＭＳ Ｐゴシック" w:hint="eastAsia"/>
-          <w:color w:val="000000"/>
-          <w:kern w:val="0"/>
-          <w:sz w:val="20"/>
-          <w:szCs w:val="20"/>
-        </w:rPr>
-        <w:t xml:space="preserve">　</w:t>
-      </w:r>
-      <w:r>
-        <w:rPr>
-          <w:rFonts w:ascii="Nunito" w:eastAsia="ＭＳ Ｐゴシック" w:hAnsi="Nunito" w:cs="ＭＳ Ｐゴシック" w:hint="eastAsia"/>
-          <w:color w:val="000000"/>
-          <w:kern w:val="0"/>
-          <w:sz w:val="20"/>
-          <w:szCs w:val="20"/>
-        </w:rPr>
-        <w:t>protocol</w:t>
-      </w:r>
-      <w:r>
-        <w:rPr>
-          <w:rFonts w:ascii="Nunito" w:eastAsia="ＭＳ Ｐゴシック" w:hAnsi="Nunito" w:cs="ＭＳ Ｐゴシック" w:hint="eastAsia"/>
-          <w:color w:val="000000"/>
-          <w:kern w:val="0"/>
-          <w:sz w:val="20"/>
-          <w:szCs w:val="20"/>
-        </w:rPr>
-        <w:t xml:space="preserve">　テーブル。</w:t>
+          <w:rFonts w:ascii="HGPｺﾞｼｯｸM" w:eastAsia="HGPｺﾞｼｯｸM" w:hAnsi="Nunito" w:cs="ＭＳ Ｐゴシック" w:hint="eastAsia"/>
+          <w:color w:val="000000"/>
+          <w:kern w:val="0"/>
+          <w:sz w:val="20"/>
+          <w:szCs w:val="20"/>
+        </w:rPr>
+        <w:t>address　resolution　protocol　テーブル。</w:t>
       </w:r>
     </w:p>
     <w:p>
@@ -1742,15 +1206,15 @@
         <w:spacing w:before="100" w:beforeAutospacing="1" w:after="100" w:afterAutospacing="1"/>
         <w:jc w:val="left"/>
         <w:rPr>
-          <w:rFonts w:ascii="Nunito" w:eastAsia="ＭＳ Ｐゴシック" w:hAnsi="Nunito" w:cs="ＭＳ Ｐゴシック"/>
-          <w:color w:val="212529"/>
-          <w:kern w:val="0"/>
-          <w:sz w:val="22"/>
-        </w:rPr>
-      </w:pPr>
-      <w:r>
-        <w:rPr>
-          <w:rFonts w:ascii="Nunito" w:eastAsia="ＭＳ Ｐゴシック" w:hAnsi="Nunito" w:cs="ＭＳ Ｐゴシック"/>
+          <w:rFonts w:ascii="HGPｺﾞｼｯｸM" w:eastAsia="HGPｺﾞｼｯｸM" w:hAnsi="Nunito" w:cs="ＭＳ Ｐゴシック" w:hint="eastAsia"/>
+          <w:color w:val="212529"/>
+          <w:kern w:val="0"/>
+          <w:sz w:val="22"/>
+        </w:rPr>
+      </w:pPr>
+      <w:r>
+        <w:rPr>
+          <w:rFonts w:ascii="HGPｺﾞｼｯｸM" w:eastAsia="HGPｺﾞｼｯｸM" w:hAnsi="Nunito" w:cs="ＭＳ Ｐゴシック" w:hint="eastAsia"/>
           <w:color w:val="000000"/>
           <w:kern w:val="0"/>
           <w:sz w:val="20"/>
@@ -1760,53 +1224,13 @@
       </w:r>
       <w:r>
         <w:rPr>
-          <w:rFonts w:ascii="Nunito" w:eastAsia="ＭＳ Ｐゴシック" w:hAnsi="Nunito" w:cs="ＭＳ Ｐゴシック" w:hint="eastAsia"/>
-          <w:color w:val="000000"/>
-          <w:kern w:val="0"/>
-          <w:sz w:val="20"/>
-          <w:szCs w:val="20"/>
-        </w:rPr>
-        <w:t>・・・</w:t>
-      </w:r>
-      <w:r>
-        <w:rPr>
-          <w:rFonts w:ascii="Nunito" w:eastAsia="ＭＳ Ｐゴシック" w:hAnsi="Nunito" w:cs="ＭＳ Ｐゴシック" w:hint="eastAsia"/>
-          <w:color w:val="000000"/>
-          <w:kern w:val="0"/>
-          <w:sz w:val="20"/>
-          <w:szCs w:val="20"/>
-        </w:rPr>
-        <w:t>IP</w:t>
-      </w:r>
-      <w:r>
-        <w:rPr>
-          <w:rFonts w:ascii="Nunito" w:eastAsia="ＭＳ Ｐゴシック" w:hAnsi="Nunito" w:cs="ＭＳ Ｐゴシック" w:hint="eastAsia"/>
-          <w:color w:val="000000"/>
-          <w:kern w:val="0"/>
-          <w:sz w:val="20"/>
-          <w:szCs w:val="20"/>
-        </w:rPr>
-        <w:t>アドレスから</w:t>
-      </w:r>
-      <w:r>
-        <w:rPr>
-          <w:rFonts w:ascii="Nunito" w:eastAsia="ＭＳ Ｐゴシック" w:hAnsi="Nunito" w:cs="ＭＳ Ｐゴシック" w:hint="eastAsia"/>
-          <w:color w:val="000000"/>
-          <w:kern w:val="0"/>
-          <w:sz w:val="20"/>
-          <w:szCs w:val="20"/>
-        </w:rPr>
-        <w:t>MAC</w:t>
-      </w:r>
-      <w:r>
-        <w:rPr>
-          <w:rFonts w:ascii="Nunito" w:eastAsia="ＭＳ Ｐゴシック" w:hAnsi="Nunito" w:cs="ＭＳ Ｐゴシック" w:hint="eastAsia"/>
-          <w:color w:val="000000"/>
-          <w:kern w:val="0"/>
-          <w:sz w:val="20"/>
-          <w:szCs w:val="20"/>
-        </w:rPr>
-        <w:t>アドレスを調べる仕組み</w:t>
+          <w:rFonts w:ascii="HGPｺﾞｼｯｸM" w:eastAsia="HGPｺﾞｼｯｸM" w:hAnsi="Nunito" w:cs="ＭＳ Ｐゴシック" w:hint="eastAsia"/>
+          <w:color w:val="000000"/>
+          <w:kern w:val="0"/>
+          <w:sz w:val="20"/>
+          <w:szCs w:val="20"/>
+        </w:rPr>
+        <w:t>・・・IPアドレスからMACアドレスを調べる仕組み</w:t>
       </w:r>
     </w:p>
     <w:p>
@@ -1820,15 +1244,15 @@
         <w:spacing w:before="100" w:beforeAutospacing="1" w:after="100" w:afterAutospacing="1"/>
         <w:jc w:val="left"/>
         <w:rPr>
-          <w:rFonts w:ascii="Nunito" w:eastAsia="ＭＳ Ｐゴシック" w:hAnsi="Nunito" w:cs="ＭＳ Ｐゴシック"/>
-          <w:color w:val="212529"/>
-          <w:kern w:val="0"/>
-          <w:sz w:val="22"/>
-        </w:rPr>
-      </w:pPr>
-      <w:r>
-        <w:rPr>
-          <w:rFonts w:ascii="Nunito" w:eastAsia="ＭＳ Ｐゴシック" w:hAnsi="Nunito" w:cs="ＭＳ Ｐゴシック"/>
+          <w:rFonts w:ascii="HGPｺﾞｼｯｸM" w:eastAsia="HGPｺﾞｼｯｸM" w:hAnsi="Nunito" w:cs="ＭＳ Ｐゴシック" w:hint="eastAsia"/>
+          <w:color w:val="212529"/>
+          <w:kern w:val="0"/>
+          <w:sz w:val="22"/>
+        </w:rPr>
+      </w:pPr>
+      <w:r>
+        <w:rPr>
+          <w:rFonts w:ascii="HGPｺﾞｼｯｸM" w:eastAsia="HGPｺﾞｼｯｸM" w:hAnsi="Nunito" w:cs="ＭＳ Ｐゴシック" w:hint="eastAsia"/>
           <w:color w:val="000000"/>
           <w:kern w:val="0"/>
           <w:sz w:val="20"/>
@@ -1838,7 +1262,7 @@
       </w:r>
       <w:r>
         <w:rPr>
-          <w:rFonts w:ascii="Nunito" w:eastAsia="ＭＳ Ｐゴシック" w:hAnsi="Nunito" w:cs="ＭＳ Ｐゴシック" w:hint="eastAsia"/>
+          <w:rFonts w:ascii="HGPｺﾞｼｯｸM" w:eastAsia="HGPｺﾞｼｯｸM" w:hAnsi="Nunito" w:cs="ＭＳ Ｐゴシック" w:hint="eastAsia"/>
           <w:color w:val="000000"/>
           <w:kern w:val="0"/>
           <w:sz w:val="20"/>
@@ -1858,15 +1282,15 @@
         <w:spacing w:before="100" w:beforeAutospacing="1" w:after="100" w:afterAutospacing="1"/>
         <w:jc w:val="left"/>
         <w:rPr>
-          <w:rFonts w:ascii="Nunito" w:eastAsia="ＭＳ Ｐゴシック" w:hAnsi="Nunito" w:cs="ＭＳ Ｐゴシック"/>
-          <w:color w:val="212529"/>
-          <w:kern w:val="0"/>
-          <w:sz w:val="22"/>
-        </w:rPr>
-      </w:pPr>
-      <w:r>
-        <w:rPr>
-          <w:rFonts w:ascii="Nunito" w:eastAsia="ＭＳ Ｐゴシック" w:hAnsi="Nunito" w:cs="ＭＳ Ｐゴシック"/>
+          <w:rFonts w:ascii="HGPｺﾞｼｯｸM" w:eastAsia="HGPｺﾞｼｯｸM" w:hAnsi="Nunito" w:cs="ＭＳ Ｐゴシック" w:hint="eastAsia"/>
+          <w:color w:val="212529"/>
+          <w:kern w:val="0"/>
+          <w:sz w:val="22"/>
+        </w:rPr>
+      </w:pPr>
+      <w:r>
+        <w:rPr>
+          <w:rFonts w:ascii="HGPｺﾞｼｯｸM" w:eastAsia="HGPｺﾞｼｯｸM" w:hAnsi="Nunito" w:cs="ＭＳ Ｐゴシック" w:hint="eastAsia"/>
           <w:color w:val="000000"/>
           <w:kern w:val="0"/>
           <w:sz w:val="20"/>
@@ -1876,33 +1300,13 @@
       </w:r>
       <w:r>
         <w:rPr>
-          <w:rFonts w:ascii="Nunito" w:eastAsia="ＭＳ Ｐゴシック" w:hAnsi="Nunito" w:cs="ＭＳ Ｐゴシック" w:hint="eastAsia"/>
-          <w:color w:val="000000"/>
-          <w:kern w:val="0"/>
-          <w:sz w:val="20"/>
-          <w:szCs w:val="20"/>
-        </w:rPr>
-        <w:t>・・・主に</w:t>
-      </w:r>
-      <w:r>
-        <w:rPr>
-          <w:rFonts w:ascii="Nunito" w:eastAsia="ＭＳ Ｐゴシック" w:hAnsi="Nunito" w:cs="ＭＳ Ｐゴシック" w:hint="eastAsia"/>
-          <w:color w:val="000000"/>
-          <w:kern w:val="0"/>
-          <w:sz w:val="20"/>
-          <w:szCs w:val="20"/>
-        </w:rPr>
-        <w:t>WAN</w:t>
-      </w:r>
-      <w:r>
-        <w:rPr>
-          <w:rFonts w:ascii="Nunito" w:eastAsia="ＭＳ Ｐゴシック" w:hAnsi="Nunito" w:cs="ＭＳ Ｐゴシック" w:hint="eastAsia"/>
-          <w:color w:val="000000"/>
-          <w:kern w:val="0"/>
-          <w:sz w:val="20"/>
-          <w:szCs w:val="20"/>
-        </w:rPr>
-        <w:t>で使用されるルータで、スター型にプロバイダを繋ぐことが多いことからセンタールータと呼ばれる。</w:t>
+          <w:rFonts w:ascii="HGPｺﾞｼｯｸM" w:eastAsia="HGPｺﾞｼｯｸM" w:hAnsi="Nunito" w:cs="ＭＳ Ｐゴシック" w:hint="eastAsia"/>
+          <w:color w:val="000000"/>
+          <w:kern w:val="0"/>
+          <w:sz w:val="20"/>
+          <w:szCs w:val="20"/>
+        </w:rPr>
+        <w:t>・・・主にWANで使用されるルータで、スター型にプロバイダを繋ぐことが多いことからセンタールータと呼ばれる。</w:t>
       </w:r>
     </w:p>
     <w:p>
@@ -1916,15 +1320,15 @@
         <w:spacing w:before="100" w:beforeAutospacing="1" w:after="100" w:afterAutospacing="1"/>
         <w:jc w:val="left"/>
         <w:rPr>
-          <w:rFonts w:ascii="Nunito" w:eastAsia="ＭＳ Ｐゴシック" w:hAnsi="Nunito" w:cs="ＭＳ Ｐゴシック"/>
-          <w:color w:val="212529"/>
-          <w:kern w:val="0"/>
-          <w:sz w:val="22"/>
-        </w:rPr>
-      </w:pPr>
-      <w:r>
-        <w:rPr>
-          <w:rFonts w:ascii="Nunito" w:eastAsia="ＭＳ Ｐゴシック" w:hAnsi="Nunito" w:cs="ＭＳ Ｐゴシック"/>
+          <w:rFonts w:ascii="HGPｺﾞｼｯｸM" w:eastAsia="HGPｺﾞｼｯｸM" w:hAnsi="Nunito" w:cs="ＭＳ Ｐゴシック" w:hint="eastAsia"/>
+          <w:color w:val="212529"/>
+          <w:kern w:val="0"/>
+          <w:sz w:val="22"/>
+        </w:rPr>
+      </w:pPr>
+      <w:r>
+        <w:rPr>
+          <w:rFonts w:ascii="HGPｺﾞｼｯｸM" w:eastAsia="HGPｺﾞｼｯｸM" w:hAnsi="Nunito" w:cs="ＭＳ Ｐゴシック" w:hint="eastAsia"/>
           <w:color w:val="000000"/>
           <w:kern w:val="0"/>
           <w:sz w:val="20"/>
@@ -1934,7 +1338,7 @@
       </w:r>
       <w:r>
         <w:rPr>
-          <w:rFonts w:ascii="Nunito" w:eastAsia="ＭＳ Ｐゴシック" w:hAnsi="Nunito" w:cs="ＭＳ Ｐゴシック" w:hint="eastAsia"/>
+          <w:rFonts w:ascii="HGPｺﾞｼｯｸM" w:eastAsia="HGPｺﾞｼｯｸM" w:hAnsi="Nunito" w:cs="ＭＳ Ｐゴシック" w:hint="eastAsia"/>
           <w:color w:val="000000"/>
           <w:kern w:val="0"/>
           <w:sz w:val="20"/>
@@ -1954,15 +1358,15 @@
         <w:spacing w:before="100" w:beforeAutospacing="1" w:after="100" w:afterAutospacing="1"/>
         <w:jc w:val="left"/>
         <w:rPr>
-          <w:rFonts w:ascii="Nunito" w:eastAsia="ＭＳ Ｐゴシック" w:hAnsi="Nunito" w:cs="ＭＳ Ｐゴシック"/>
-          <w:color w:val="212529"/>
-          <w:kern w:val="0"/>
-          <w:sz w:val="22"/>
-        </w:rPr>
-      </w:pPr>
-      <w:r>
-        <w:rPr>
-          <w:rFonts w:ascii="Nunito" w:eastAsia="ＭＳ Ｐゴシック" w:hAnsi="Nunito" w:cs="ＭＳ Ｐゴシック"/>
+          <w:rFonts w:ascii="HGPｺﾞｼｯｸM" w:eastAsia="HGPｺﾞｼｯｸM" w:hAnsi="Nunito" w:cs="ＭＳ Ｐゴシック" w:hint="eastAsia"/>
+          <w:color w:val="212529"/>
+          <w:kern w:val="0"/>
+          <w:sz w:val="22"/>
+        </w:rPr>
+      </w:pPr>
+      <w:r>
+        <w:rPr>
+          <w:rFonts w:ascii="HGPｺﾞｼｯｸM" w:eastAsia="HGPｺﾞｼｯｸM" w:hAnsi="Nunito" w:cs="ＭＳ Ｐゴシック" w:hint="eastAsia"/>
           <w:color w:val="000000"/>
           <w:kern w:val="0"/>
           <w:sz w:val="20"/>
@@ -1972,7 +1376,7 @@
       </w:r>
       <w:r>
         <w:rPr>
-          <w:rFonts w:ascii="Nunito" w:eastAsia="ＭＳ Ｐゴシック" w:hAnsi="Nunito" w:cs="ＭＳ Ｐゴシック" w:hint="eastAsia"/>
+          <w:rFonts w:ascii="HGPｺﾞｼｯｸM" w:eastAsia="HGPｺﾞｼｯｸM" w:hAnsi="Nunito" w:cs="ＭＳ Ｐゴシック" w:hint="eastAsia"/>
           <w:color w:val="000000"/>
           <w:kern w:val="0"/>
           <w:sz w:val="20"/>
@@ -1982,7 +1386,7 @@
       </w:r>
       <w:r>
         <w:rPr>
-          <w:rFonts w:ascii="Nunito" w:eastAsia="ＭＳ Ｐゴシック" w:hAnsi="Nunito" w:cs="ＭＳ Ｐゴシック" w:hint="eastAsia"/>
+          <w:rFonts w:ascii="HGPｺﾞｼｯｸM" w:eastAsia="HGPｺﾞｼｯｸM" w:hAnsi="Nunito" w:cs="ＭＳ Ｐゴシック" w:hint="eastAsia"/>
           <w:color w:val="000000"/>
           <w:kern w:val="0"/>
           <w:sz w:val="20"/>
@@ -1992,7 +1396,7 @@
       </w:r>
       <w:r>
         <w:rPr>
-          <w:rFonts w:ascii="Calibri" w:eastAsia="ＭＳ Ｐゴシック" w:hAnsi="Calibri" w:cs="Calibri"/>
+          <w:rFonts w:ascii="HGPｺﾞｼｯｸM" w:eastAsia="HGPｺﾞｼｯｸM" w:hAnsi="Calibri" w:cs="Calibri" w:hint="eastAsia"/>
           <w:color w:val="212529"/>
           <w:kern w:val="0"/>
           <w:sz w:val="20"/>
@@ -2012,15 +1416,15 @@
         <w:spacing w:before="100" w:beforeAutospacing="1" w:after="100" w:afterAutospacing="1"/>
         <w:jc w:val="left"/>
         <w:rPr>
-          <w:rFonts w:ascii="Nunito" w:eastAsia="ＭＳ Ｐゴシック" w:hAnsi="Nunito" w:cs="ＭＳ Ｐゴシック"/>
-          <w:color w:val="212529"/>
-          <w:kern w:val="0"/>
-          <w:sz w:val="22"/>
-        </w:rPr>
-      </w:pPr>
-      <w:r>
-        <w:rPr>
-          <w:rFonts w:ascii="Nunito" w:eastAsia="ＭＳ Ｐゴシック" w:hAnsi="Nunito" w:cs="ＭＳ Ｐゴシック"/>
+          <w:rFonts w:ascii="HGPｺﾞｼｯｸM" w:eastAsia="HGPｺﾞｼｯｸM" w:hAnsi="Nunito" w:cs="ＭＳ Ｐゴシック" w:hint="eastAsia"/>
+          <w:color w:val="212529"/>
+          <w:kern w:val="0"/>
+          <w:sz w:val="22"/>
+        </w:rPr>
+      </w:pPr>
+      <w:r>
+        <w:rPr>
+          <w:rFonts w:ascii="HGPｺﾞｼｯｸM" w:eastAsia="HGPｺﾞｼｯｸM" w:hAnsi="Nunito" w:cs="ＭＳ Ｐゴシック" w:hint="eastAsia"/>
           <w:color w:val="000000"/>
           <w:kern w:val="0"/>
           <w:sz w:val="20"/>
@@ -2040,15 +1444,15 @@
         <w:spacing w:before="100" w:beforeAutospacing="1" w:after="100" w:afterAutospacing="1"/>
         <w:jc w:val="left"/>
         <w:rPr>
-          <w:rFonts w:ascii="Nunito" w:eastAsia="ＭＳ Ｐゴシック" w:hAnsi="Nunito" w:cs="ＭＳ Ｐゴシック"/>
-          <w:color w:val="212529"/>
-          <w:kern w:val="0"/>
-          <w:sz w:val="22"/>
-        </w:rPr>
-      </w:pPr>
-      <w:r>
-        <w:rPr>
-          <w:rFonts w:ascii="Nunito" w:eastAsia="ＭＳ Ｐゴシック" w:hAnsi="Nunito" w:cs="ＭＳ Ｐゴシック"/>
+          <w:rFonts w:ascii="HGPｺﾞｼｯｸM" w:eastAsia="HGPｺﾞｼｯｸM" w:hAnsi="Nunito" w:cs="ＭＳ Ｐゴシック" w:hint="eastAsia"/>
+          <w:color w:val="212529"/>
+          <w:kern w:val="0"/>
+          <w:sz w:val="22"/>
+        </w:rPr>
+      </w:pPr>
+      <w:r>
+        <w:rPr>
+          <w:rFonts w:ascii="HGPｺﾞｼｯｸM" w:eastAsia="HGPｺﾞｼｯｸM" w:hAnsi="Nunito" w:cs="ＭＳ Ｐゴシック" w:hint="eastAsia"/>
           <w:color w:val="000000"/>
           <w:kern w:val="0"/>
           <w:sz w:val="20"/>
@@ -2058,7 +1462,7 @@
       </w:r>
       <w:r>
         <w:rPr>
-          <w:rFonts w:ascii="Nunito" w:eastAsia="ＭＳ Ｐゴシック" w:hAnsi="Nunito" w:cs="ＭＳ Ｐゴシック" w:hint="eastAsia"/>
+          <w:rFonts w:ascii="HGPｺﾞｼｯｸM" w:eastAsia="HGPｺﾞｼｯｸM" w:hAnsi="Nunito" w:cs="ＭＳ Ｐゴシック" w:hint="eastAsia"/>
           <w:color w:val="000000"/>
           <w:kern w:val="0"/>
           <w:sz w:val="20"/>
@@ -2068,7 +1472,7 @@
       </w:r>
       <w:r>
         <w:rPr>
-          <w:rFonts w:ascii="Nunito" w:eastAsia="ＭＳ Ｐゴシック" w:hAnsi="Nunito" w:cs="ＭＳ Ｐゴシック" w:hint="eastAsia"/>
+          <w:rFonts w:ascii="HGPｺﾞｼｯｸM" w:eastAsia="HGPｺﾞｼｯｸM" w:hAnsi="Nunito" w:cs="ＭＳ Ｐゴシック" w:hint="eastAsia"/>
           <w:color w:val="000000"/>
           <w:kern w:val="0"/>
           <w:sz w:val="20"/>
@@ -2088,15 +1492,15 @@
         <w:spacing w:before="100" w:beforeAutospacing="1" w:after="100" w:afterAutospacing="1"/>
         <w:jc w:val="left"/>
         <w:rPr>
-          <w:rFonts w:ascii="Nunito" w:eastAsia="ＭＳ Ｐゴシック" w:hAnsi="Nunito" w:cs="ＭＳ Ｐゴシック"/>
-          <w:color w:val="212529"/>
-          <w:kern w:val="0"/>
-          <w:sz w:val="22"/>
-        </w:rPr>
-      </w:pPr>
-      <w:r>
-        <w:rPr>
-          <w:rFonts w:ascii="Nunito" w:eastAsia="ＭＳ Ｐゴシック" w:hAnsi="Nunito" w:cs="ＭＳ Ｐゴシック"/>
+          <w:rFonts w:ascii="HGPｺﾞｼｯｸM" w:eastAsia="HGPｺﾞｼｯｸM" w:hAnsi="Nunito" w:cs="ＭＳ Ｐゴシック" w:hint="eastAsia"/>
+          <w:color w:val="212529"/>
+          <w:kern w:val="0"/>
+          <w:sz w:val="22"/>
+        </w:rPr>
+      </w:pPr>
+      <w:r>
+        <w:rPr>
+          <w:rFonts w:ascii="HGPｺﾞｼｯｸM" w:eastAsia="HGPｺﾞｼｯｸM" w:hAnsi="Nunito" w:cs="ＭＳ Ｐゴシック" w:hint="eastAsia"/>
           <w:color w:val="000000"/>
           <w:kern w:val="0"/>
           <w:sz w:val="20"/>
@@ -2106,7 +1510,7 @@
       </w:r>
       <w:r>
         <w:rPr>
-          <w:rFonts w:ascii="Nunito" w:eastAsia="ＭＳ Ｐゴシック" w:hAnsi="Nunito" w:cs="ＭＳ Ｐゴシック" w:hint="eastAsia"/>
+          <w:rFonts w:ascii="HGPｺﾞｼｯｸM" w:eastAsia="HGPｺﾞｼｯｸM" w:hAnsi="Nunito" w:cs="ＭＳ Ｐゴシック" w:hint="eastAsia"/>
           <w:color w:val="000000"/>
           <w:kern w:val="0"/>
           <w:sz w:val="20"/>
@@ -2126,15 +1530,15 @@
         <w:spacing w:before="100" w:beforeAutospacing="1" w:after="100" w:afterAutospacing="1"/>
         <w:jc w:val="left"/>
         <w:rPr>
-          <w:rFonts w:ascii="Nunito" w:eastAsia="ＭＳ Ｐゴシック" w:hAnsi="Nunito" w:cs="ＭＳ Ｐゴシック"/>
-          <w:color w:val="212529"/>
-          <w:kern w:val="0"/>
-          <w:sz w:val="22"/>
-        </w:rPr>
-      </w:pPr>
-      <w:r>
-        <w:rPr>
-          <w:rFonts w:ascii="Nunito" w:eastAsia="ＭＳ Ｐゴシック" w:hAnsi="Nunito" w:cs="ＭＳ Ｐゴシック"/>
+          <w:rFonts w:ascii="HGPｺﾞｼｯｸM" w:eastAsia="HGPｺﾞｼｯｸM" w:hAnsi="Nunito" w:cs="ＭＳ Ｐゴシック" w:hint="eastAsia"/>
+          <w:color w:val="212529"/>
+          <w:kern w:val="0"/>
+          <w:sz w:val="22"/>
+        </w:rPr>
+      </w:pPr>
+      <w:r>
+        <w:rPr>
+          <w:rFonts w:ascii="HGPｺﾞｼｯｸM" w:eastAsia="HGPｺﾞｼｯｸM" w:hAnsi="Nunito" w:cs="ＭＳ Ｐゴシック" w:hint="eastAsia"/>
           <w:color w:val="000000"/>
           <w:kern w:val="0"/>
           <w:sz w:val="20"/>
@@ -2144,7 +1548,7 @@
       </w:r>
       <w:r>
         <w:rPr>
-          <w:rFonts w:ascii="Nunito" w:eastAsia="ＭＳ Ｐゴシック" w:hAnsi="Nunito" w:cs="ＭＳ Ｐゴシック" w:hint="eastAsia"/>
+          <w:rFonts w:ascii="HGPｺﾞｼｯｸM" w:eastAsia="HGPｺﾞｼｯｸM" w:hAnsi="Nunito" w:cs="ＭＳ Ｐゴシック" w:hint="eastAsia"/>
           <w:color w:val="000000"/>
           <w:kern w:val="0"/>
           <w:sz w:val="20"/>
@@ -2164,15 +1568,15 @@
         <w:spacing w:before="100" w:beforeAutospacing="1" w:after="100" w:afterAutospacing="1"/>
         <w:jc w:val="left"/>
         <w:rPr>
-          <w:rFonts w:ascii="Nunito" w:eastAsia="ＭＳ Ｐゴシック" w:hAnsi="Nunito" w:cs="ＭＳ Ｐゴシック"/>
-          <w:color w:val="212529"/>
-          <w:kern w:val="0"/>
-          <w:sz w:val="22"/>
-        </w:rPr>
-      </w:pPr>
-      <w:r>
-        <w:rPr>
-          <w:rFonts w:ascii="Nunito" w:eastAsia="ＭＳ Ｐゴシック" w:hAnsi="Nunito" w:cs="ＭＳ Ｐゴシック"/>
+          <w:rFonts w:ascii="HGPｺﾞｼｯｸM" w:eastAsia="HGPｺﾞｼｯｸM" w:hAnsi="Nunito" w:cs="ＭＳ Ｐゴシック" w:hint="eastAsia"/>
+          <w:color w:val="212529"/>
+          <w:kern w:val="0"/>
+          <w:sz w:val="22"/>
+        </w:rPr>
+      </w:pPr>
+      <w:r>
+        <w:rPr>
+          <w:rFonts w:ascii="HGPｺﾞｼｯｸM" w:eastAsia="HGPｺﾞｼｯｸM" w:hAnsi="Nunito" w:cs="ＭＳ Ｐゴシック" w:hint="eastAsia"/>
           <w:color w:val="000000"/>
           <w:kern w:val="0"/>
           <w:sz w:val="20"/>
@@ -2182,7 +1586,7 @@
       </w:r>
       <w:r>
         <w:rPr>
-          <w:rFonts w:ascii="Nunito" w:eastAsia="ＭＳ Ｐゴシック" w:hAnsi="Nunito" w:cs="ＭＳ Ｐゴシック" w:hint="eastAsia"/>
+          <w:rFonts w:ascii="HGPｺﾞｼｯｸM" w:eastAsia="HGPｺﾞｼｯｸM" w:hAnsi="Nunito" w:cs="ＭＳ Ｐゴシック" w:hint="eastAsia"/>
           <w:color w:val="000000"/>
           <w:kern w:val="0"/>
           <w:sz w:val="20"/>
@@ -2192,7 +1596,7 @@
       </w:r>
       <w:r>
         <w:rPr>
-          <w:rFonts w:ascii="Nunito" w:eastAsia="ＭＳ Ｐゴシック" w:hAnsi="Nunito" w:cs="ＭＳ Ｐゴシック" w:hint="eastAsia"/>
+          <w:rFonts w:ascii="HGPｺﾞｼｯｸM" w:eastAsia="HGPｺﾞｼｯｸM" w:hAnsi="Nunito" w:cs="ＭＳ Ｐゴシック" w:hint="eastAsia"/>
           <w:color w:val="000000"/>
           <w:kern w:val="0"/>
           <w:sz w:val="20"/>
@@ -2212,15 +1616,15 @@
         <w:spacing w:before="100" w:beforeAutospacing="1" w:after="100" w:afterAutospacing="1"/>
         <w:jc w:val="left"/>
         <w:rPr>
-          <w:rFonts w:ascii="Nunito" w:eastAsia="ＭＳ Ｐゴシック" w:hAnsi="Nunito" w:cs="ＭＳ Ｐゴシック"/>
-          <w:color w:val="212529"/>
-          <w:kern w:val="0"/>
-          <w:sz w:val="22"/>
-        </w:rPr>
-      </w:pPr>
-      <w:r>
-        <w:rPr>
-          <w:rFonts w:ascii="Nunito" w:eastAsia="ＭＳ Ｐゴシック" w:hAnsi="Nunito" w:cs="ＭＳ Ｐゴシック"/>
+          <w:rFonts w:ascii="HGPｺﾞｼｯｸM" w:eastAsia="HGPｺﾞｼｯｸM" w:hAnsi="Nunito" w:cs="ＭＳ Ｐゴシック" w:hint="eastAsia"/>
+          <w:color w:val="212529"/>
+          <w:kern w:val="0"/>
+          <w:sz w:val="22"/>
+        </w:rPr>
+      </w:pPr>
+      <w:r>
+        <w:rPr>
+          <w:rFonts w:ascii="HGPｺﾞｼｯｸM" w:eastAsia="HGPｺﾞｼｯｸM" w:hAnsi="Nunito" w:cs="ＭＳ Ｐゴシック" w:hint="eastAsia"/>
           <w:color w:val="000000"/>
           <w:kern w:val="0"/>
           <w:sz w:val="20"/>
@@ -2230,7 +1634,7 @@
       </w:r>
       <w:r>
         <w:rPr>
-          <w:rFonts w:ascii="Nunito" w:eastAsia="ＭＳ Ｐゴシック" w:hAnsi="Nunito" w:cs="ＭＳ Ｐゴシック" w:hint="eastAsia"/>
+          <w:rFonts w:ascii="HGPｺﾞｼｯｸM" w:eastAsia="HGPｺﾞｼｯｸM" w:hAnsi="Nunito" w:cs="ＭＳ Ｐゴシック" w:hint="eastAsia"/>
           <w:color w:val="000000"/>
           <w:kern w:val="0"/>
           <w:sz w:val="20"/>
@@ -2250,15 +1654,15 @@
         <w:spacing w:before="100" w:beforeAutospacing="1" w:after="100" w:afterAutospacing="1"/>
         <w:jc w:val="left"/>
         <w:rPr>
-          <w:rFonts w:ascii="Nunito" w:eastAsia="ＭＳ Ｐゴシック" w:hAnsi="Nunito" w:cs="ＭＳ Ｐゴシック"/>
-          <w:color w:val="212529"/>
-          <w:kern w:val="0"/>
-          <w:sz w:val="22"/>
-        </w:rPr>
-      </w:pPr>
-      <w:r>
-        <w:rPr>
-          <w:rFonts w:ascii="Nunito" w:eastAsia="ＭＳ Ｐゴシック" w:hAnsi="Nunito" w:cs="ＭＳ Ｐゴシック"/>
+          <w:rFonts w:ascii="HGPｺﾞｼｯｸM" w:eastAsia="HGPｺﾞｼｯｸM" w:hAnsi="Nunito" w:cs="ＭＳ Ｐゴシック" w:hint="eastAsia"/>
+          <w:color w:val="212529"/>
+          <w:kern w:val="0"/>
+          <w:sz w:val="22"/>
+        </w:rPr>
+      </w:pPr>
+      <w:r>
+        <w:rPr>
+          <w:rFonts w:ascii="HGPｺﾞｼｯｸM" w:eastAsia="HGPｺﾞｼｯｸM" w:hAnsi="Nunito" w:cs="ＭＳ Ｐゴシック" w:hint="eastAsia"/>
           <w:color w:val="000000"/>
           <w:kern w:val="0"/>
           <w:sz w:val="20"/>
@@ -2268,7 +1672,7 @@
       </w:r>
       <w:r>
         <w:rPr>
-          <w:rFonts w:ascii="Nunito" w:eastAsia="ＭＳ Ｐゴシック" w:hAnsi="Nunito" w:cs="ＭＳ Ｐゴシック" w:hint="eastAsia"/>
+          <w:rFonts w:ascii="HGPｺﾞｼｯｸM" w:eastAsia="HGPｺﾞｼｯｸM" w:hAnsi="Nunito" w:cs="ＭＳ Ｐゴシック" w:hint="eastAsia"/>
           <w:color w:val="000000"/>
           <w:kern w:val="0"/>
           <w:sz w:val="20"/>
@@ -2284,15 +1688,15 @@
         <w:spacing w:after="100" w:afterAutospacing="1"/>
         <w:jc w:val="left"/>
         <w:rPr>
-          <w:rFonts w:ascii="Nunito" w:eastAsia="ＭＳ Ｐゴシック" w:hAnsi="Nunito" w:cs="ＭＳ Ｐゴシック"/>
-          <w:color w:val="212529"/>
-          <w:kern w:val="0"/>
-          <w:sz w:val="22"/>
-        </w:rPr>
-      </w:pPr>
-      <w:r>
-        <w:rPr>
-          <w:rFonts w:ascii="Calibri" w:eastAsia="ＭＳ Ｐゴシック" w:hAnsi="Calibri" w:cs="Calibri"/>
+          <w:rFonts w:ascii="HGPｺﾞｼｯｸM" w:eastAsia="HGPｺﾞｼｯｸM" w:hAnsi="Nunito" w:cs="ＭＳ Ｐゴシック" w:hint="eastAsia"/>
+          <w:color w:val="212529"/>
+          <w:kern w:val="0"/>
+          <w:sz w:val="22"/>
+        </w:rPr>
+      </w:pPr>
+      <w:r>
+        <w:rPr>
+          <w:rFonts w:ascii="HGPｺﾞｼｯｸM" w:eastAsia="HGPｺﾞｼｯｸM" w:hAnsi="Calibri" w:cs="Calibri" w:hint="eastAsia"/>
           <w:color w:val="212529"/>
           <w:kern w:val="0"/>
           <w:sz w:val="20"/>
@@ -2307,16 +1711,16 @@
         <w:shd w:val="clear" w:color="auto" w:fill="FFFFFF"/>
         <w:jc w:val="left"/>
         <w:rPr>
-          <w:rFonts w:ascii="Hiragino Sans" w:eastAsia="ＭＳ Ｐゴシック" w:hAnsi="Hiragino Sans" w:cs="ＭＳ Ｐゴシック" w:hint="eastAsia"/>
-          <w:color w:val="000000"/>
-          <w:kern w:val="0"/>
-          <w:sz w:val="20"/>
-          <w:szCs w:val="20"/>
-        </w:rPr>
-      </w:pPr>
-      <w:r>
-        <w:rPr>
-          <w:rFonts w:ascii="Nunito" w:eastAsia="ＭＳ Ｐゴシック" w:hAnsi="Nunito" w:cs="ＭＳ Ｐゴシック"/>
+          <w:rFonts w:ascii="HGPｺﾞｼｯｸM" w:eastAsia="HGPｺﾞｼｯｸM" w:hAnsi="Hiragino Sans" w:cs="ＭＳ Ｐゴシック" w:hint="eastAsia"/>
+          <w:color w:val="000000"/>
+          <w:kern w:val="0"/>
+          <w:sz w:val="20"/>
+          <w:szCs w:val="20"/>
+        </w:rPr>
+      </w:pPr>
+      <w:r>
+        <w:rPr>
+          <w:rFonts w:ascii="HGPｺﾞｼｯｸM" w:eastAsia="HGPｺﾞｼｯｸM" w:hAnsi="Nunito" w:cs="ＭＳ Ｐゴシック" w:hint="eastAsia"/>
           <w:color w:val="000000"/>
           <w:kern w:val="0"/>
           <w:sz w:val="24"/>
@@ -2326,7 +1730,7 @@
       </w:r>
       <w:r>
         <w:rPr>
-          <w:rFonts w:ascii="Calibri" w:eastAsia="ＭＳ Ｐゴシック" w:hAnsi="Calibri" w:cs="Calibri"/>
+          <w:rFonts w:ascii="HGPｺﾞｼｯｸM" w:eastAsia="HGPｺﾞｼｯｸM" w:hAnsi="Calibri" w:cs="Calibri" w:hint="eastAsia"/>
           <w:color w:val="000000"/>
           <w:kern w:val="0"/>
           <w:sz w:val="24"/>
@@ -2336,7 +1740,7 @@
       </w:r>
       <w:r>
         <w:rPr>
-          <w:rFonts w:ascii="Nunito" w:eastAsia="ＭＳ Ｐゴシック" w:hAnsi="Nunito" w:cs="ＭＳ Ｐゴシック"/>
+          <w:rFonts w:ascii="HGPｺﾞｼｯｸM" w:eastAsia="HGPｺﾞｼｯｸM" w:hAnsi="Nunito" w:cs="ＭＳ Ｐゴシック" w:hint="eastAsia"/>
           <w:color w:val="000000"/>
           <w:kern w:val="0"/>
           <w:sz w:val="24"/>
@@ -2356,15 +1760,15 @@
         <w:spacing w:before="100" w:beforeAutospacing="1" w:after="100" w:afterAutospacing="1"/>
         <w:jc w:val="left"/>
         <w:rPr>
-          <w:rFonts w:ascii="Nunito" w:eastAsia="ＭＳ Ｐゴシック" w:hAnsi="Nunito" w:cs="ＭＳ Ｐゴシック"/>
-          <w:color w:val="212529"/>
-          <w:kern w:val="0"/>
-          <w:sz w:val="22"/>
-        </w:rPr>
-      </w:pPr>
-      <w:r>
-        <w:rPr>
-          <w:rFonts w:ascii="Nunito" w:eastAsia="ＭＳ Ｐゴシック" w:hAnsi="Nunito" w:cs="ＭＳ Ｐゴシック"/>
+          <w:rFonts w:ascii="HGPｺﾞｼｯｸM" w:eastAsia="HGPｺﾞｼｯｸM" w:hAnsi="Nunito" w:cs="ＭＳ Ｐゴシック" w:hint="eastAsia"/>
+          <w:color w:val="212529"/>
+          <w:kern w:val="0"/>
+          <w:sz w:val="22"/>
+        </w:rPr>
+      </w:pPr>
+      <w:r>
+        <w:rPr>
+          <w:rFonts w:ascii="HGPｺﾞｼｯｸM" w:eastAsia="HGPｺﾞｼｯｸM" w:hAnsi="Nunito" w:cs="ＭＳ Ｐゴシック" w:hint="eastAsia"/>
           <w:color w:val="000000"/>
           <w:kern w:val="0"/>
           <w:sz w:val="20"/>
@@ -2374,7 +1778,7 @@
       </w:r>
       <w:r>
         <w:rPr>
-          <w:rFonts w:ascii="Nunito" w:eastAsia="ＭＳ Ｐゴシック" w:hAnsi="Nunito" w:cs="ＭＳ Ｐゴシック" w:hint="eastAsia"/>
+          <w:rFonts w:ascii="HGPｺﾞｼｯｸM" w:eastAsia="HGPｺﾞｼｯｸM" w:hAnsi="Nunito" w:cs="ＭＳ Ｐゴシック" w:hint="eastAsia"/>
           <w:color w:val="000000"/>
           <w:kern w:val="0"/>
           <w:sz w:val="20"/>
@@ -2394,15 +1798,15 @@
         <w:spacing w:before="100" w:beforeAutospacing="1" w:after="100" w:afterAutospacing="1"/>
         <w:jc w:val="left"/>
         <w:rPr>
-          <w:rFonts w:ascii="Nunito" w:eastAsia="ＭＳ Ｐゴシック" w:hAnsi="Nunito" w:cs="ＭＳ Ｐゴシック"/>
-          <w:color w:val="212529"/>
-          <w:kern w:val="0"/>
-          <w:sz w:val="22"/>
-        </w:rPr>
-      </w:pPr>
-      <w:r>
-        <w:rPr>
-          <w:rFonts w:ascii="Nunito" w:eastAsia="ＭＳ Ｐゴシック" w:hAnsi="Nunito" w:cs="ＭＳ Ｐゴシック"/>
+          <w:rFonts w:ascii="HGPｺﾞｼｯｸM" w:eastAsia="HGPｺﾞｼｯｸM" w:hAnsi="Nunito" w:cs="ＭＳ Ｐゴシック" w:hint="eastAsia"/>
+          <w:color w:val="212529"/>
+          <w:kern w:val="0"/>
+          <w:sz w:val="22"/>
+        </w:rPr>
+      </w:pPr>
+      <w:r>
+        <w:rPr>
+          <w:rFonts w:ascii="HGPｺﾞｼｯｸM" w:eastAsia="HGPｺﾞｼｯｸM" w:hAnsi="Nunito" w:cs="ＭＳ Ｐゴシック" w:hint="eastAsia"/>
           <w:color w:val="000000"/>
           <w:kern w:val="0"/>
           <w:sz w:val="20"/>
@@ -2412,7 +1816,7 @@
       </w:r>
       <w:r>
         <w:rPr>
-          <w:rFonts w:ascii="Nunito" w:eastAsia="ＭＳ Ｐゴシック" w:hAnsi="Nunito" w:cs="ＭＳ Ｐゴシック" w:hint="eastAsia"/>
+          <w:rFonts w:ascii="HGPｺﾞｼｯｸM" w:eastAsia="HGPｺﾞｼｯｸM" w:hAnsi="Nunito" w:cs="ＭＳ Ｐゴシック" w:hint="eastAsia"/>
           <w:color w:val="000000"/>
           <w:kern w:val="0"/>
           <w:sz w:val="20"/>
@@ -2432,15 +1836,15 @@
         <w:spacing w:before="100" w:beforeAutospacing="1" w:after="100" w:afterAutospacing="1"/>
         <w:jc w:val="left"/>
         <w:rPr>
-          <w:rFonts w:ascii="Nunito" w:eastAsia="ＭＳ Ｐゴシック" w:hAnsi="Nunito" w:cs="ＭＳ Ｐゴシック"/>
-          <w:color w:val="212529"/>
-          <w:kern w:val="0"/>
-          <w:sz w:val="22"/>
-        </w:rPr>
-      </w:pPr>
-      <w:r>
-        <w:rPr>
-          <w:rFonts w:ascii="Nunito" w:eastAsia="ＭＳ Ｐゴシック" w:hAnsi="Nunito" w:cs="ＭＳ Ｐゴシック"/>
+          <w:rFonts w:ascii="HGPｺﾞｼｯｸM" w:eastAsia="HGPｺﾞｼｯｸM" w:hAnsi="Nunito" w:cs="ＭＳ Ｐゴシック" w:hint="eastAsia"/>
+          <w:color w:val="212529"/>
+          <w:kern w:val="0"/>
+          <w:sz w:val="22"/>
+        </w:rPr>
+      </w:pPr>
+      <w:r>
+        <w:rPr>
+          <w:rFonts w:ascii="HGPｺﾞｼｯｸM" w:eastAsia="HGPｺﾞｼｯｸM" w:hAnsi="Nunito" w:cs="ＭＳ Ｐゴシック" w:hint="eastAsia"/>
           <w:color w:val="000000"/>
           <w:kern w:val="0"/>
           <w:sz w:val="20"/>
@@ -2460,15 +1864,15 @@
         <w:spacing w:before="100" w:beforeAutospacing="1" w:after="100" w:afterAutospacing="1"/>
         <w:jc w:val="left"/>
         <w:rPr>
-          <w:rFonts w:ascii="Nunito" w:eastAsia="ＭＳ Ｐゴシック" w:hAnsi="Nunito" w:cs="ＭＳ Ｐゴシック"/>
-          <w:color w:val="212529"/>
-          <w:kern w:val="0"/>
-          <w:sz w:val="22"/>
-        </w:rPr>
-      </w:pPr>
-      <w:r>
-        <w:rPr>
-          <w:rFonts w:ascii="Nunito" w:eastAsia="ＭＳ Ｐゴシック" w:hAnsi="Nunito" w:cs="ＭＳ Ｐゴシック"/>
+          <w:rFonts w:ascii="HGPｺﾞｼｯｸM" w:eastAsia="HGPｺﾞｼｯｸM" w:hAnsi="Nunito" w:cs="ＭＳ Ｐゴシック" w:hint="eastAsia"/>
+          <w:color w:val="212529"/>
+          <w:kern w:val="0"/>
+          <w:sz w:val="22"/>
+        </w:rPr>
+      </w:pPr>
+      <w:r>
+        <w:rPr>
+          <w:rFonts w:ascii="HGPｺﾞｼｯｸM" w:eastAsia="HGPｺﾞｼｯｸM" w:hAnsi="Nunito" w:cs="ＭＳ Ｐゴシック" w:hint="eastAsia"/>
           <w:color w:val="000000"/>
           <w:kern w:val="0"/>
           <w:sz w:val="20"/>
@@ -2478,73 +1882,13 @@
       </w:r>
       <w:r>
         <w:rPr>
-          <w:rFonts w:ascii="Nunito" w:eastAsia="ＭＳ Ｐゴシック" w:hAnsi="Nunito" w:cs="ＭＳ Ｐゴシック" w:hint="eastAsia"/>
-          <w:color w:val="000000"/>
-          <w:kern w:val="0"/>
-          <w:sz w:val="20"/>
-          <w:szCs w:val="20"/>
-        </w:rPr>
-        <w:t>・・・</w:t>
-      </w:r>
-      <w:r>
-        <w:rPr>
-          <w:rFonts w:ascii="Nunito" w:eastAsia="ＭＳ Ｐゴシック" w:hAnsi="Nunito" w:cs="ＭＳ Ｐゴシック" w:hint="eastAsia"/>
-          <w:color w:val="000000"/>
-          <w:kern w:val="0"/>
-          <w:sz w:val="20"/>
-          <w:szCs w:val="20"/>
-        </w:rPr>
-        <w:t>transmission</w:t>
-      </w:r>
-      <w:r>
-        <w:rPr>
-          <w:rFonts w:ascii="Nunito" w:eastAsia="ＭＳ Ｐゴシック" w:hAnsi="Nunito" w:cs="ＭＳ Ｐゴシック" w:hint="eastAsia"/>
-          <w:color w:val="000000"/>
-          <w:kern w:val="0"/>
-          <w:sz w:val="20"/>
-          <w:szCs w:val="20"/>
-        </w:rPr>
-        <w:t xml:space="preserve">　</w:t>
-      </w:r>
-      <w:r>
-        <w:rPr>
-          <w:rFonts w:ascii="Nunito" w:eastAsia="ＭＳ Ｐゴシック" w:hAnsi="Nunito" w:cs="ＭＳ Ｐゴシック" w:hint="eastAsia"/>
-          <w:color w:val="000000"/>
-          <w:kern w:val="0"/>
-          <w:sz w:val="20"/>
-          <w:szCs w:val="20"/>
-        </w:rPr>
-        <w:t>control</w:t>
-      </w:r>
-      <w:r>
-        <w:rPr>
-          <w:rFonts w:ascii="Nunito" w:eastAsia="ＭＳ Ｐゴシック" w:hAnsi="Nunito" w:cs="ＭＳ Ｐゴシック" w:hint="eastAsia"/>
-          <w:color w:val="000000"/>
-          <w:kern w:val="0"/>
-          <w:sz w:val="20"/>
-          <w:szCs w:val="20"/>
-        </w:rPr>
-        <w:t xml:space="preserve">　</w:t>
-      </w:r>
-      <w:r>
-        <w:rPr>
-          <w:rFonts w:ascii="Nunito" w:eastAsia="ＭＳ Ｐゴシック" w:hAnsi="Nunito" w:cs="ＭＳ Ｐゴシック" w:hint="eastAsia"/>
-          <w:color w:val="000000"/>
-          <w:kern w:val="0"/>
-          <w:sz w:val="20"/>
-          <w:szCs w:val="20"/>
-        </w:rPr>
-        <w:t>protocol</w:t>
-      </w:r>
-      <w:r>
-        <w:rPr>
-          <w:rFonts w:ascii="Nunito" w:eastAsia="ＭＳ Ｐゴシック" w:hAnsi="Nunito" w:cs="ＭＳ Ｐゴシック" w:hint="eastAsia"/>
-          <w:color w:val="000000"/>
-          <w:kern w:val="0"/>
-          <w:sz w:val="20"/>
-          <w:szCs w:val="20"/>
-        </w:rPr>
-        <w:t>の略。トランスポート層での信頼性を保証するための通信プロトコル。</w:t>
+          <w:rFonts w:ascii="HGPｺﾞｼｯｸM" w:eastAsia="HGPｺﾞｼｯｸM" w:hAnsi="Nunito" w:cs="ＭＳ Ｐゴシック" w:hint="eastAsia"/>
+          <w:color w:val="000000"/>
+          <w:kern w:val="0"/>
+          <w:sz w:val="20"/>
+          <w:szCs w:val="20"/>
+        </w:rPr>
+        <w:t>・・・transmission　control　protocolの略。トランスポート層での信頼性を保証するための通信プロトコル。</w:t>
       </w:r>
     </w:p>
     <w:p>
@@ -2558,15 +1902,15 @@
         <w:spacing w:before="100" w:beforeAutospacing="1" w:after="100" w:afterAutospacing="1"/>
         <w:jc w:val="left"/>
         <w:rPr>
-          <w:rFonts w:ascii="Nunito" w:eastAsia="ＭＳ Ｐゴシック" w:hAnsi="Nunito" w:cs="ＭＳ Ｐゴシック"/>
-          <w:color w:val="212529"/>
-          <w:kern w:val="0"/>
-          <w:sz w:val="22"/>
-        </w:rPr>
-      </w:pPr>
-      <w:r>
-        <w:rPr>
-          <w:rFonts w:ascii="Nunito" w:eastAsia="ＭＳ Ｐゴシック" w:hAnsi="Nunito" w:cs="ＭＳ Ｐゴシック"/>
+          <w:rFonts w:ascii="HGPｺﾞｼｯｸM" w:eastAsia="HGPｺﾞｼｯｸM" w:hAnsi="Nunito" w:cs="ＭＳ Ｐゴシック" w:hint="eastAsia"/>
+          <w:color w:val="212529"/>
+          <w:kern w:val="0"/>
+          <w:sz w:val="22"/>
+        </w:rPr>
+      </w:pPr>
+      <w:r>
+        <w:rPr>
+          <w:rFonts w:ascii="HGPｺﾞｼｯｸM" w:eastAsia="HGPｺﾞｼｯｸM" w:hAnsi="Nunito" w:cs="ＭＳ Ｐゴシック" w:hint="eastAsia"/>
           <w:color w:val="000000"/>
           <w:kern w:val="0"/>
           <w:sz w:val="20"/>
@@ -2576,7 +1920,7 @@
       </w:r>
       <w:r>
         <w:rPr>
-          <w:rFonts w:ascii="Nunito" w:eastAsia="ＭＳ Ｐゴシック" w:hAnsi="Nunito" w:cs="ＭＳ Ｐゴシック" w:hint="eastAsia"/>
+          <w:rFonts w:ascii="HGPｺﾞｼｯｸM" w:eastAsia="HGPｺﾞｼｯｸM" w:hAnsi="Nunito" w:cs="ＭＳ Ｐゴシック" w:hint="eastAsia"/>
           <w:color w:val="000000"/>
           <w:kern w:val="0"/>
           <w:sz w:val="20"/>
@@ -2586,24 +1930,13 @@
       </w:r>
       <w:r>
         <w:rPr>
-          <w:rFonts w:ascii="Nunito" w:eastAsia="ＭＳ Ｐゴシック" w:hAnsi="Nunito" w:cs="ＭＳ Ｐゴシック" w:hint="eastAsia"/>
-          <w:color w:val="000000"/>
-          <w:kern w:val="0"/>
-          <w:sz w:val="20"/>
-          <w:szCs w:val="20"/>
-        </w:rPr>
-        <w:t>送る許可を求める質問パケット、受信側が送る質問パケットに対する受信許可と返答の送信許可を求める質問</w:t>
-      </w:r>
-      <w:r>
-        <w:rPr>
-          <w:rFonts w:ascii="Nunito" w:eastAsia="ＭＳ Ｐゴシック" w:hAnsi="Nunito" w:cs="ＭＳ Ｐゴシック" w:hint="eastAsia"/>
-          <w:color w:val="000000"/>
-          <w:kern w:val="0"/>
-          <w:sz w:val="20"/>
-          <w:szCs w:val="20"/>
-        </w:rPr>
-        <w:lastRenderedPageBreak/>
-        <w:t>パケット、返答と質問バケットに対しての許可の返答パケットの３つで構成される接続方法。</w:t>
+          <w:rFonts w:ascii="HGPｺﾞｼｯｸM" w:eastAsia="HGPｺﾞｼｯｸM" w:hAnsi="Nunito" w:cs="ＭＳ Ｐゴシック" w:hint="eastAsia"/>
+          <w:color w:val="000000"/>
+          <w:kern w:val="0"/>
+          <w:sz w:val="20"/>
+          <w:szCs w:val="20"/>
+        </w:rPr>
+        <w:t>送る許可を求める質問パケット、受信側が送る質問パケットに対する受信許可と返答の送信許可を求める質問パケット、返答と質問バケットに対しての許可の返答パケットの３つで構成される接続方法。</w:t>
       </w:r>
     </w:p>
     <w:p>
@@ -2617,15 +1950,15 @@
         <w:spacing w:before="100" w:beforeAutospacing="1" w:after="100" w:afterAutospacing="1"/>
         <w:jc w:val="left"/>
         <w:rPr>
-          <w:rFonts w:ascii="Nunito" w:eastAsia="ＭＳ Ｐゴシック" w:hAnsi="Nunito" w:cs="ＭＳ Ｐゴシック"/>
-          <w:color w:val="212529"/>
-          <w:kern w:val="0"/>
-          <w:sz w:val="22"/>
-        </w:rPr>
-      </w:pPr>
-      <w:r>
-        <w:rPr>
-          <w:rFonts w:ascii="Nunito" w:eastAsia="ＭＳ Ｐゴシック" w:hAnsi="Nunito" w:cs="ＭＳ Ｐゴシック"/>
+          <w:rFonts w:ascii="HGPｺﾞｼｯｸM" w:eastAsia="HGPｺﾞｼｯｸM" w:hAnsi="Nunito" w:cs="ＭＳ Ｐゴシック" w:hint="eastAsia"/>
+          <w:color w:val="212529"/>
+          <w:kern w:val="0"/>
+          <w:sz w:val="22"/>
+        </w:rPr>
+      </w:pPr>
+      <w:r>
+        <w:rPr>
+          <w:rFonts w:ascii="HGPｺﾞｼｯｸM" w:eastAsia="HGPｺﾞｼｯｸM" w:hAnsi="Nunito" w:cs="ＭＳ Ｐゴシック" w:hint="eastAsia"/>
           <w:color w:val="000000"/>
           <w:kern w:val="0"/>
           <w:sz w:val="20"/>
@@ -2635,68 +1968,28 @@
       </w:r>
       <w:r>
         <w:rPr>
-          <w:rFonts w:ascii="Nunito" w:eastAsia="ＭＳ Ｐゴシック" w:hAnsi="Nunito" w:cs="ＭＳ Ｐゴシック" w:hint="eastAsia"/>
-          <w:color w:val="000000"/>
-          <w:kern w:val="0"/>
-          <w:sz w:val="20"/>
-          <w:szCs w:val="20"/>
-        </w:rPr>
-        <w:t>・・・テルネット。ネットワークを経由して、他のパソコンを操作するコマンド。</w:t>
-      </w:r>
-      <w:r>
-        <w:rPr>
-          <w:rFonts w:ascii="Nunito" w:eastAsia="ＭＳ Ｐゴシック" w:hAnsi="Nunito" w:cs="ＭＳ Ｐゴシック"/>
-          <w:color w:val="000000"/>
-          <w:kern w:val="0"/>
-          <w:sz w:val="20"/>
-          <w:szCs w:val="20"/>
-        </w:rPr>
-        <w:t>T</w:t>
-      </w:r>
-      <w:r>
-        <w:rPr>
-          <w:rFonts w:ascii="Nunito" w:eastAsia="ＭＳ Ｐゴシック" w:hAnsi="Nunito" w:cs="ＭＳ Ｐゴシック" w:hint="eastAsia"/>
-          <w:color w:val="000000"/>
-          <w:kern w:val="0"/>
-          <w:sz w:val="20"/>
-          <w:szCs w:val="20"/>
-        </w:rPr>
-        <w:t>elent</w:t>
-      </w:r>
-      <w:r>
-        <w:rPr>
-          <w:rFonts w:ascii="Nunito" w:eastAsia="ＭＳ Ｐゴシック" w:hAnsi="Nunito" w:cs="ＭＳ Ｐゴシック" w:hint="eastAsia"/>
-          <w:color w:val="000000"/>
-          <w:kern w:val="0"/>
-          <w:sz w:val="20"/>
-          <w:szCs w:val="20"/>
-        </w:rPr>
-        <w:t>【自身のコンピュータのアドレス】でコマンドを入力し、</w:t>
-      </w:r>
-      <w:r>
-        <w:rPr>
-          <w:rFonts w:ascii="Nunito" w:eastAsia="ＭＳ Ｐゴシック" w:hAnsi="Nunito" w:cs="ＭＳ Ｐゴシック" w:hint="eastAsia"/>
-          <w:color w:val="000000"/>
-          <w:kern w:val="0"/>
-          <w:sz w:val="20"/>
-          <w:szCs w:val="20"/>
-        </w:rPr>
-        <w:t>ID</w:t>
-      </w:r>
-      <w:r>
-        <w:rPr>
-          <w:rFonts w:ascii="Nunito" w:eastAsia="ＭＳ Ｐゴシック" w:hAnsi="Nunito" w:cs="ＭＳ Ｐゴシック" w:hint="eastAsia"/>
-          <w:color w:val="000000"/>
-          <w:kern w:val="0"/>
-          <w:sz w:val="20"/>
-          <w:szCs w:val="20"/>
-        </w:rPr>
-        <w:t>とパスワードで認証がおりると、自身が</w:t>
+          <w:rFonts w:ascii="HGPｺﾞｼｯｸM" w:eastAsia="HGPｺﾞｼｯｸM" w:hAnsi="Nunito" w:cs="ＭＳ Ｐゴシック" w:hint="eastAsia"/>
+          <w:color w:val="000000"/>
+          <w:kern w:val="0"/>
+          <w:sz w:val="20"/>
+          <w:szCs w:val="20"/>
+        </w:rPr>
+        <w:t>・・・テルネット。ネットワークを経由して、他のパソコンを操作するコマンド。Telent【自身のコンピュータのアドレス】でコマンドを入力し、</w:t>
+      </w:r>
+      <w:r>
+        <w:rPr>
+          <w:rFonts w:ascii="HGPｺﾞｼｯｸM" w:eastAsia="HGPｺﾞｼｯｸM" w:hAnsi="Nunito" w:cs="ＭＳ Ｐゴシック" w:hint="eastAsia"/>
+          <w:color w:val="000000"/>
+          <w:kern w:val="0"/>
+          <w:sz w:val="20"/>
+          <w:szCs w:val="20"/>
+        </w:rPr>
+        <w:t>IDとパスワードで認証がおりると、自身が</w:t>
       </w:r>
       <w:proofErr w:type="spellStart"/>
       <w:r>
         <w:rPr>
-          <w:rFonts w:ascii="Nunito" w:eastAsia="ＭＳ Ｐゴシック" w:hAnsi="Nunito" w:cs="ＭＳ Ｐゴシック" w:hint="eastAsia"/>
+          <w:rFonts w:ascii="HGPｺﾞｼｯｸM" w:eastAsia="HGPｺﾞｼｯｸM" w:hAnsi="Nunito" w:cs="ＭＳ Ｐゴシック" w:hint="eastAsia"/>
           <w:color w:val="000000"/>
           <w:kern w:val="0"/>
           <w:sz w:val="20"/>
@@ -2707,7 +2000,7 @@
       <w:proofErr w:type="spellEnd"/>
       <w:r>
         <w:rPr>
-          <w:rFonts w:ascii="Nunito" w:eastAsia="ＭＳ Ｐゴシック" w:hAnsi="Nunito" w:cs="ＭＳ Ｐゴシック" w:hint="eastAsia"/>
+          <w:rFonts w:ascii="HGPｺﾞｼｯｸM" w:eastAsia="HGPｺﾞｼｯｸM" w:hAnsi="Nunito" w:cs="ＭＳ Ｐゴシック" w:hint="eastAsia"/>
           <w:color w:val="000000"/>
           <w:kern w:val="0"/>
           <w:sz w:val="20"/>
@@ -2718,7 +2011,7 @@
       <w:proofErr w:type="spellStart"/>
       <w:r>
         <w:rPr>
-          <w:rFonts w:ascii="Nunito" w:eastAsia="ＭＳ Ｐゴシック" w:hAnsi="Nunito" w:cs="ＭＳ Ｐゴシック" w:hint="eastAsia"/>
+          <w:rFonts w:ascii="HGPｺﾞｼｯｸM" w:eastAsia="HGPｺﾞｼｯｸM" w:hAnsi="Nunito" w:cs="ＭＳ Ｐゴシック" w:hint="eastAsia"/>
           <w:color w:val="000000"/>
           <w:kern w:val="0"/>
           <w:sz w:val="20"/>
@@ -2729,7 +2022,7 @@
       <w:proofErr w:type="spellEnd"/>
       <w:r>
         <w:rPr>
-          <w:rFonts w:ascii="Nunito" w:eastAsia="ＭＳ Ｐゴシック" w:hAnsi="Nunito" w:cs="ＭＳ Ｐゴシック" w:hint="eastAsia"/>
+          <w:rFonts w:ascii="HGPｺﾞｼｯｸM" w:eastAsia="HGPｺﾞｼｯｸM" w:hAnsi="Nunito" w:cs="ＭＳ Ｐゴシック" w:hint="eastAsia"/>
           <w:color w:val="000000"/>
           <w:kern w:val="0"/>
           <w:sz w:val="20"/>
@@ -2749,25 +2042,26 @@
         <w:spacing w:before="100" w:beforeAutospacing="1" w:after="100" w:afterAutospacing="1"/>
         <w:jc w:val="left"/>
         <w:rPr>
-          <w:rFonts w:ascii="Nunito" w:eastAsia="ＭＳ Ｐゴシック" w:hAnsi="Nunito" w:cs="ＭＳ Ｐゴシック"/>
-          <w:color w:val="212529"/>
-          <w:kern w:val="0"/>
-          <w:sz w:val="22"/>
-        </w:rPr>
-      </w:pPr>
-      <w:r>
-        <w:rPr>
-          <w:rFonts w:ascii="Nunito" w:eastAsia="ＭＳ Ｐゴシック" w:hAnsi="Nunito" w:cs="ＭＳ Ｐゴシック"/>
-          <w:color w:val="000000"/>
-          <w:kern w:val="0"/>
-          <w:sz w:val="20"/>
-          <w:szCs w:val="20"/>
-        </w:rPr>
+          <w:rFonts w:ascii="HGPｺﾞｼｯｸM" w:eastAsia="HGPｺﾞｼｯｸM" w:hAnsi="Nunito" w:cs="ＭＳ Ｐゴシック" w:hint="eastAsia"/>
+          <w:color w:val="212529"/>
+          <w:kern w:val="0"/>
+          <w:sz w:val="22"/>
+        </w:rPr>
+      </w:pPr>
+      <w:r>
+        <w:rPr>
+          <w:rFonts w:ascii="HGPｺﾞｼｯｸM" w:eastAsia="HGPｺﾞｼｯｸM" w:hAnsi="Nunito" w:cs="ＭＳ Ｐゴシック" w:hint="eastAsia"/>
+          <w:color w:val="000000"/>
+          <w:kern w:val="0"/>
+          <w:sz w:val="20"/>
+          <w:szCs w:val="20"/>
+        </w:rPr>
+        <w:lastRenderedPageBreak/>
         <w:t>HTTP</w:t>
       </w:r>
       <w:r>
         <w:rPr>
-          <w:rFonts w:ascii="Nunito" w:eastAsia="ＭＳ Ｐゴシック" w:hAnsi="Nunito" w:cs="ＭＳ Ｐゴシック" w:hint="eastAsia"/>
+          <w:rFonts w:ascii="HGPｺﾞｼｯｸM" w:eastAsia="HGPｺﾞｼｯｸM" w:hAnsi="Nunito" w:cs="ＭＳ Ｐゴシック" w:hint="eastAsia"/>
           <w:color w:val="000000"/>
           <w:kern w:val="0"/>
           <w:sz w:val="20"/>
@@ -2778,7 +2072,7 @@
       <w:proofErr w:type="spellStart"/>
       <w:r>
         <w:rPr>
-          <w:rFonts w:ascii="Nunito" w:eastAsia="ＭＳ Ｐゴシック" w:hAnsi="Nunito" w:cs="ＭＳ Ｐゴシック" w:hint="eastAsia"/>
+          <w:rFonts w:ascii="HGPｺﾞｼｯｸM" w:eastAsia="HGPｺﾞｼｯｸM" w:hAnsi="Nunito" w:cs="ＭＳ Ｐゴシック" w:hint="eastAsia"/>
           <w:color w:val="000000"/>
           <w:kern w:val="0"/>
           <w:sz w:val="20"/>
@@ -2789,53 +2083,13 @@
       <w:proofErr w:type="spellEnd"/>
       <w:r>
         <w:rPr>
-          <w:rFonts w:ascii="Nunito" w:eastAsia="ＭＳ Ｐゴシック" w:hAnsi="Nunito" w:cs="ＭＳ Ｐゴシック" w:hint="eastAsia"/>
-          <w:color w:val="000000"/>
-          <w:kern w:val="0"/>
-          <w:sz w:val="20"/>
-          <w:szCs w:val="20"/>
-        </w:rPr>
-        <w:t xml:space="preserve">　</w:t>
-      </w:r>
-      <w:r>
-        <w:rPr>
-          <w:rFonts w:ascii="Nunito" w:eastAsia="ＭＳ Ｐゴシック" w:hAnsi="Nunito" w:cs="ＭＳ Ｐゴシック" w:hint="eastAsia"/>
-          <w:color w:val="000000"/>
-          <w:kern w:val="0"/>
-          <w:sz w:val="20"/>
-          <w:szCs w:val="20"/>
-        </w:rPr>
-        <w:t>Transfer</w:t>
-      </w:r>
-      <w:r>
-        <w:rPr>
-          <w:rFonts w:ascii="Nunito" w:eastAsia="ＭＳ Ｐゴシック" w:hAnsi="Nunito" w:cs="ＭＳ Ｐゴシック" w:hint="eastAsia"/>
-          <w:color w:val="000000"/>
-          <w:kern w:val="0"/>
-          <w:sz w:val="20"/>
-          <w:szCs w:val="20"/>
-        </w:rPr>
-        <w:t xml:space="preserve">　</w:t>
-      </w:r>
-      <w:r>
-        <w:rPr>
-          <w:rFonts w:ascii="Nunito" w:eastAsia="ＭＳ Ｐゴシック" w:hAnsi="Nunito" w:cs="ＭＳ Ｐゴシック" w:hint="eastAsia"/>
-          <w:color w:val="000000"/>
-          <w:kern w:val="0"/>
-          <w:sz w:val="20"/>
-          <w:szCs w:val="20"/>
-        </w:rPr>
-        <w:t>Protocol</w:t>
-      </w:r>
-      <w:r>
-        <w:rPr>
-          <w:rFonts w:ascii="Nunito" w:eastAsia="ＭＳ Ｐゴシック" w:hAnsi="Nunito" w:cs="ＭＳ Ｐゴシック" w:hint="eastAsia"/>
-          <w:color w:val="000000"/>
-          <w:kern w:val="0"/>
-          <w:sz w:val="20"/>
-          <w:szCs w:val="20"/>
-        </w:rPr>
-        <w:t>の略。ホームページを開くときにサーバと機器間でホームページのファイルを受け渡しするプロトコル。</w:t>
+          <w:rFonts w:ascii="HGPｺﾞｼｯｸM" w:eastAsia="HGPｺﾞｼｯｸM" w:hAnsi="Nunito" w:cs="ＭＳ Ｐゴシック" w:hint="eastAsia"/>
+          <w:color w:val="000000"/>
+          <w:kern w:val="0"/>
+          <w:sz w:val="20"/>
+          <w:szCs w:val="20"/>
+        </w:rPr>
+        <w:t xml:space="preserve">　Transfer　Protocolの略。ホームページを開くときにサーバと機器間でホームページのファイルを受け渡しするプロトコル。</w:t>
       </w:r>
     </w:p>
     <w:p>
@@ -2849,15 +2103,15 @@
         <w:spacing w:before="100" w:beforeAutospacing="1" w:after="100" w:afterAutospacing="1"/>
         <w:jc w:val="left"/>
         <w:rPr>
-          <w:rFonts w:ascii="Nunito" w:eastAsia="ＭＳ Ｐゴシック" w:hAnsi="Nunito" w:cs="ＭＳ Ｐゴシック"/>
-          <w:color w:val="212529"/>
-          <w:kern w:val="0"/>
-          <w:sz w:val="22"/>
-        </w:rPr>
-      </w:pPr>
-      <w:r>
-        <w:rPr>
-          <w:rFonts w:ascii="Nunito" w:eastAsia="ＭＳ Ｐゴシック" w:hAnsi="Nunito" w:cs="ＭＳ Ｐゴシック"/>
+          <w:rFonts w:ascii="HGPｺﾞｼｯｸM" w:eastAsia="HGPｺﾞｼｯｸM" w:hAnsi="Nunito" w:cs="ＭＳ Ｐゴシック" w:hint="eastAsia"/>
+          <w:color w:val="212529"/>
+          <w:kern w:val="0"/>
+          <w:sz w:val="22"/>
+        </w:rPr>
+      </w:pPr>
+      <w:r>
+        <w:rPr>
+          <w:rFonts w:ascii="HGPｺﾞｼｯｸM" w:eastAsia="HGPｺﾞｼｯｸM" w:hAnsi="Nunito" w:cs="ＭＳ Ｐゴシック" w:hint="eastAsia"/>
           <w:color w:val="000000"/>
           <w:kern w:val="0"/>
           <w:sz w:val="20"/>
@@ -2867,7 +2121,7 @@
       </w:r>
       <w:r>
         <w:rPr>
-          <w:rFonts w:ascii="Nunito" w:eastAsia="ＭＳ Ｐゴシック" w:hAnsi="Nunito" w:cs="ＭＳ Ｐゴシック" w:hint="eastAsia"/>
+          <w:rFonts w:ascii="HGPｺﾞｼｯｸM" w:eastAsia="HGPｺﾞｼｯｸM" w:hAnsi="Nunito" w:cs="ＭＳ Ｐゴシック" w:hint="eastAsia"/>
           <w:color w:val="000000"/>
           <w:kern w:val="0"/>
           <w:sz w:val="20"/>
@@ -2877,67 +2131,17 @@
       </w:r>
       <w:r>
         <w:rPr>
-          <w:rFonts w:ascii="Nunito" w:eastAsia="ＭＳ Ｐゴシック" w:hAnsi="Nunito" w:cs="ＭＳ Ｐゴシック" w:hint="eastAsia"/>
-          <w:color w:val="000000"/>
-          <w:kern w:val="0"/>
-          <w:sz w:val="20"/>
-          <w:szCs w:val="20"/>
-        </w:rPr>
-        <w:t>File</w:t>
-      </w:r>
-      <w:r>
-        <w:rPr>
-          <w:rFonts w:ascii="Nunito" w:eastAsia="ＭＳ Ｐゴシック" w:hAnsi="Nunito" w:cs="ＭＳ Ｐゴシック" w:hint="eastAsia"/>
-          <w:color w:val="000000"/>
-          <w:kern w:val="0"/>
-          <w:sz w:val="20"/>
-          <w:szCs w:val="20"/>
-        </w:rPr>
-        <w:t xml:space="preserve">　</w:t>
-      </w:r>
-      <w:r>
-        <w:rPr>
-          <w:rFonts w:ascii="Nunito" w:eastAsia="ＭＳ Ｐゴシック" w:hAnsi="Nunito" w:cs="ＭＳ Ｐゴシック" w:hint="eastAsia"/>
-          <w:color w:val="000000"/>
-          <w:kern w:val="0"/>
-          <w:sz w:val="20"/>
-          <w:szCs w:val="20"/>
-        </w:rPr>
-        <w:t>Transfer</w:t>
-      </w:r>
-      <w:r>
-        <w:rPr>
-          <w:rFonts w:ascii="Nunito" w:eastAsia="ＭＳ Ｐゴシック" w:hAnsi="Nunito" w:cs="ＭＳ Ｐゴシック" w:hint="eastAsia"/>
-          <w:color w:val="000000"/>
-          <w:kern w:val="0"/>
-          <w:sz w:val="20"/>
-          <w:szCs w:val="20"/>
-        </w:rPr>
-        <w:t xml:space="preserve">　</w:t>
-      </w:r>
-      <w:r>
-        <w:rPr>
-          <w:rFonts w:ascii="Nunito" w:eastAsia="ＭＳ Ｐゴシック" w:hAnsi="Nunito" w:cs="ＭＳ Ｐゴシック" w:hint="eastAsia"/>
-          <w:color w:val="000000"/>
-          <w:kern w:val="0"/>
-          <w:sz w:val="20"/>
-          <w:szCs w:val="20"/>
-        </w:rPr>
-        <w:t>Protocol</w:t>
-      </w:r>
-      <w:r>
-        <w:rPr>
-          <w:rFonts w:ascii="Nunito" w:eastAsia="ＭＳ Ｐゴシック" w:hAnsi="Nunito" w:cs="ＭＳ Ｐゴシック" w:hint="eastAsia"/>
-          <w:color w:val="000000"/>
-          <w:kern w:val="0"/>
-          <w:sz w:val="20"/>
-          <w:szCs w:val="20"/>
-        </w:rPr>
-        <w:t>の略。</w:t>
-      </w:r>
-      <w:r>
-        <w:rPr>
-          <w:rFonts w:ascii="Nunito" w:eastAsia="ＭＳ Ｐゴシック" w:hAnsi="Nunito" w:cs="ＭＳ Ｐゴシック" w:hint="eastAsia"/>
+          <w:rFonts w:ascii="HGPｺﾞｼｯｸM" w:eastAsia="HGPｺﾞｼｯｸM" w:hAnsi="Nunito" w:cs="ＭＳ Ｐゴシック" w:hint="eastAsia"/>
+          <w:color w:val="000000"/>
+          <w:kern w:val="0"/>
+          <w:sz w:val="20"/>
+          <w:szCs w:val="20"/>
+        </w:rPr>
+        <w:t>File　Transfer　Protocolの略。</w:t>
+      </w:r>
+      <w:r>
+        <w:rPr>
+          <w:rFonts w:ascii="HGPｺﾞｼｯｸM" w:eastAsia="HGPｺﾞｼｯｸM" w:hAnsi="Nunito" w:cs="ＭＳ Ｐゴシック" w:hint="eastAsia"/>
           <w:color w:val="000000"/>
           <w:kern w:val="0"/>
           <w:sz w:val="20"/>
@@ -2957,15 +2161,15 @@
         <w:spacing w:before="100" w:beforeAutospacing="1" w:after="100" w:afterAutospacing="1"/>
         <w:jc w:val="left"/>
         <w:rPr>
-          <w:rFonts w:ascii="HGPｺﾞｼｯｸM" w:eastAsia="HGPｺﾞｼｯｸM" w:hAnsiTheme="majorHAnsi" w:cs="ＭＳ Ｐゴシック"/>
-          <w:color w:val="212529"/>
-          <w:kern w:val="0"/>
-          <w:sz w:val="22"/>
-        </w:rPr>
-      </w:pPr>
-      <w:r>
-        <w:rPr>
-          <w:rFonts w:ascii="Nunito" w:eastAsia="ＭＳ Ｐゴシック" w:hAnsi="Nunito" w:cs="ＭＳ Ｐゴシック"/>
+          <w:rFonts w:ascii="HGPｺﾞｼｯｸM" w:eastAsia="HGPｺﾞｼｯｸM" w:hAnsiTheme="majorHAnsi" w:cs="ＭＳ Ｐゴシック" w:hint="eastAsia"/>
+          <w:color w:val="212529"/>
+          <w:kern w:val="0"/>
+          <w:sz w:val="22"/>
+        </w:rPr>
+      </w:pPr>
+      <w:r>
+        <w:rPr>
+          <w:rFonts w:ascii="HGPｺﾞｼｯｸM" w:eastAsia="HGPｺﾞｼｯｸM" w:hAnsi="Nunito" w:cs="ＭＳ Ｐゴシック" w:hint="eastAsia"/>
           <w:color w:val="000000"/>
           <w:kern w:val="0"/>
           <w:sz w:val="20"/>
@@ -2975,93 +2179,13 @@
       </w:r>
       <w:r>
         <w:rPr>
-          <w:rFonts w:ascii="Nunito" w:eastAsia="ＭＳ Ｐゴシック" w:hAnsi="Nunito" w:cs="ＭＳ Ｐゴシック" w:hint="eastAsia"/>
-          <w:color w:val="000000"/>
-          <w:kern w:val="0"/>
-          <w:sz w:val="20"/>
-          <w:szCs w:val="20"/>
-        </w:rPr>
-        <w:t>・・・</w:t>
-      </w:r>
-      <w:r>
-        <w:rPr>
-          <w:rFonts w:ascii="Nunito" w:eastAsia="ＭＳ Ｐゴシック" w:hAnsi="Nunito" w:cs="ＭＳ Ｐゴシック" w:hint="eastAsia"/>
-          <w:color w:val="000000"/>
-          <w:kern w:val="0"/>
-          <w:sz w:val="20"/>
-          <w:szCs w:val="20"/>
-        </w:rPr>
-        <w:t>simple</w:t>
-      </w:r>
-      <w:r>
-        <w:rPr>
-          <w:rFonts w:ascii="Nunito" w:eastAsia="ＭＳ Ｐゴシック" w:hAnsi="Nunito" w:cs="ＭＳ Ｐゴシック" w:hint="eastAsia"/>
-          <w:color w:val="000000"/>
-          <w:kern w:val="0"/>
-          <w:sz w:val="20"/>
-          <w:szCs w:val="20"/>
-        </w:rPr>
-        <w:t xml:space="preserve">　</w:t>
-      </w:r>
-      <w:r>
-        <w:rPr>
-          <w:rFonts w:ascii="Nunito" w:eastAsia="ＭＳ Ｐゴシック" w:hAnsi="Nunito" w:cs="ＭＳ Ｐゴシック" w:hint="eastAsia"/>
-          <w:color w:val="000000"/>
-          <w:kern w:val="0"/>
-          <w:sz w:val="20"/>
-          <w:szCs w:val="20"/>
-        </w:rPr>
-        <w:t>mail</w:t>
-      </w:r>
-      <w:r>
-        <w:rPr>
-          <w:rFonts w:ascii="Nunito" w:eastAsia="ＭＳ Ｐゴシック" w:hAnsi="Nunito" w:cs="ＭＳ Ｐゴシック" w:hint="eastAsia"/>
-          <w:color w:val="000000"/>
-          <w:kern w:val="0"/>
-          <w:sz w:val="20"/>
-          <w:szCs w:val="20"/>
-        </w:rPr>
-        <w:t xml:space="preserve">　</w:t>
-      </w:r>
-      <w:r>
-        <w:rPr>
-          <w:rFonts w:ascii="Nunito" w:eastAsia="ＭＳ Ｐゴシック" w:hAnsi="Nunito" w:cs="ＭＳ Ｐゴシック" w:hint="eastAsia"/>
-          <w:color w:val="000000"/>
-          <w:kern w:val="0"/>
-          <w:sz w:val="20"/>
-          <w:szCs w:val="20"/>
-        </w:rPr>
-        <w:t>Transfer</w:t>
-      </w:r>
-      <w:r>
-        <w:rPr>
-          <w:rFonts w:ascii="Nunito" w:eastAsia="ＭＳ Ｐゴシック" w:hAnsi="Nunito" w:cs="ＭＳ Ｐゴシック" w:hint="eastAsia"/>
-          <w:color w:val="000000"/>
-          <w:kern w:val="0"/>
-          <w:sz w:val="20"/>
-          <w:szCs w:val="20"/>
-        </w:rPr>
-        <w:t xml:space="preserve">　</w:t>
-      </w:r>
-      <w:r>
-        <w:rPr>
-          <w:rFonts w:ascii="Nunito" w:eastAsia="ＭＳ Ｐゴシック" w:hAnsi="Nunito" w:cs="ＭＳ Ｐゴシック" w:hint="eastAsia"/>
-          <w:color w:val="000000"/>
-          <w:kern w:val="0"/>
-          <w:sz w:val="20"/>
-          <w:szCs w:val="20"/>
-        </w:rPr>
-        <w:t>Protocol</w:t>
-      </w:r>
-      <w:r>
-        <w:rPr>
-          <w:rFonts w:ascii="Nunito" w:eastAsia="ＭＳ Ｐゴシック" w:hAnsi="Nunito" w:cs="ＭＳ Ｐゴシック" w:hint="eastAsia"/>
-          <w:color w:val="000000"/>
-          <w:kern w:val="0"/>
-          <w:sz w:val="20"/>
-          <w:szCs w:val="20"/>
-        </w:rPr>
-        <w:t>の略。メール送受信用のプロトコル</w:t>
+          <w:rFonts w:ascii="HGPｺﾞｼｯｸM" w:eastAsia="HGPｺﾞｼｯｸM" w:hAnsi="Nunito" w:cs="ＭＳ Ｐゴシック" w:hint="eastAsia"/>
+          <w:color w:val="000000"/>
+          <w:kern w:val="0"/>
+          <w:sz w:val="20"/>
+          <w:szCs w:val="20"/>
+        </w:rPr>
+        <w:t>・・・simple　mail　Transfer　Protocolの略。メール送受信用のプロトコル</w:t>
       </w:r>
       <w:r>
         <w:rPr>
@@ -3070,7 +2194,7 @@
           <w:kern w:val="0"/>
           <w:sz w:val="22"/>
         </w:rPr>
-        <w:t>。最近はPOP before SMT</w:t>
+        <w:t>。最近はPOP before SMT（</w:t>
       </w:r>
       <w:r>
         <w:rPr>
@@ -3079,7 +2203,7 @@
           <w:kern w:val="0"/>
           <w:sz w:val="22"/>
         </w:rPr>
-        <w:t>（</w:t>
+        <w:t>受取れる機器が受取って</w:t>
       </w:r>
       <w:r>
         <w:rPr>
@@ -3088,7 +2212,7 @@
           <w:kern w:val="0"/>
           <w:sz w:val="22"/>
         </w:rPr>
-        <w:t>受取れる機器が受取って</w:t>
+        <w:t>）やSMTP-AUTH</w:t>
       </w:r>
       <w:r>
         <w:rPr>
@@ -3097,7 +2221,7 @@
           <w:kern w:val="0"/>
           <w:sz w:val="22"/>
         </w:rPr>
-        <w:t>）</w:t>
+        <w:t>（IDとパスコード）</w:t>
       </w:r>
       <w:r>
         <w:rPr>
@@ -3106,34 +2230,7 @@
           <w:kern w:val="0"/>
           <w:sz w:val="22"/>
         </w:rPr>
-        <w:t>やSMTP-AUTH</w:t>
-      </w:r>
-      <w:r>
-        <w:rPr>
-          <w:rFonts w:ascii="HGPｺﾞｼｯｸM" w:eastAsia="HGPｺﾞｼｯｸM" w:hAnsiTheme="majorHAnsi" w:cs="ＭＳ Ｐゴシック" w:hint="eastAsia"/>
-          <w:color w:val="212529"/>
-          <w:kern w:val="0"/>
-          <w:sz w:val="22"/>
-        </w:rPr>
-        <w:t>（IDとパスコード）</w:t>
-      </w:r>
-      <w:r>
-        <w:rPr>
-          <w:rFonts w:ascii="HGPｺﾞｼｯｸM" w:eastAsia="HGPｺﾞｼｯｸM" w:hAnsiTheme="majorHAnsi" w:cs="ＭＳ Ｐゴシック" w:hint="eastAsia"/>
-          <w:color w:val="212529"/>
-          <w:kern w:val="0"/>
-          <w:sz w:val="22"/>
-        </w:rPr>
-        <w:t>という迷惑メール対策のされたプロトコル</w:t>
-      </w:r>
-      <w:r>
-        <w:rPr>
-          <w:rFonts w:ascii="HGPｺﾞｼｯｸM" w:eastAsia="HGPｺﾞｼｯｸM" w:hAnsiTheme="majorHAnsi" w:cs="ＭＳ Ｐゴシック" w:hint="eastAsia"/>
-          <w:color w:val="212529"/>
-          <w:kern w:val="0"/>
-          <w:sz w:val="22"/>
-        </w:rPr>
-        <w:t>。</w:t>
+        <w:t>という迷惑メール対策のされたプロトコル。</w:t>
       </w:r>
     </w:p>
     <w:p>
@@ -3147,35 +2244,25 @@
         <w:spacing w:before="100" w:beforeAutospacing="1" w:after="100" w:afterAutospacing="1"/>
         <w:jc w:val="left"/>
         <w:rPr>
-          <w:rFonts w:ascii="Nunito" w:eastAsia="ＭＳ Ｐゴシック" w:hAnsi="Nunito" w:cs="ＭＳ Ｐゴシック"/>
-          <w:color w:val="212529"/>
-          <w:kern w:val="0"/>
-          <w:sz w:val="22"/>
-        </w:rPr>
-      </w:pPr>
-      <w:r>
-        <w:rPr>
-          <w:rFonts w:ascii="Nunito" w:eastAsia="ＭＳ Ｐゴシック" w:hAnsi="Nunito" w:cs="ＭＳ Ｐゴシック"/>
-          <w:color w:val="000000"/>
-          <w:kern w:val="0"/>
-          <w:sz w:val="20"/>
-          <w:szCs w:val="20"/>
-        </w:rPr>
-        <w:t>TCP</w:t>
-      </w:r>
-      <w:r>
-        <w:rPr>
-          <w:rFonts w:ascii="Nunito" w:eastAsia="ＭＳ Ｐゴシック" w:hAnsi="Nunito" w:cs="ＭＳ Ｐゴシック"/>
-          <w:color w:val="000000"/>
-          <w:kern w:val="0"/>
-          <w:sz w:val="20"/>
-          <w:szCs w:val="20"/>
-        </w:rPr>
-        <w:t>ヘッダ</w:t>
-      </w:r>
-      <w:r>
-        <w:rPr>
-          <w:rFonts w:ascii="Nunito" w:eastAsia="ＭＳ Ｐゴシック" w:hAnsi="Nunito" w:cs="ＭＳ Ｐゴシック" w:hint="eastAsia"/>
+          <w:rFonts w:ascii="HGPｺﾞｼｯｸM" w:eastAsia="HGPｺﾞｼｯｸM" w:hAnsi="Nunito" w:cs="ＭＳ Ｐゴシック" w:hint="eastAsia"/>
+          <w:color w:val="212529"/>
+          <w:kern w:val="0"/>
+          <w:sz w:val="22"/>
+        </w:rPr>
+      </w:pPr>
+      <w:r>
+        <w:rPr>
+          <w:rFonts w:ascii="HGPｺﾞｼｯｸM" w:eastAsia="HGPｺﾞｼｯｸM" w:hAnsi="Nunito" w:cs="ＭＳ Ｐゴシック" w:hint="eastAsia"/>
+          <w:color w:val="000000"/>
+          <w:kern w:val="0"/>
+          <w:sz w:val="20"/>
+          <w:szCs w:val="20"/>
+        </w:rPr>
+        <w:t>TCPヘッダ</w:t>
+      </w:r>
+      <w:r>
+        <w:rPr>
+          <w:rFonts w:ascii="HGPｺﾞｼｯｸM" w:eastAsia="HGPｺﾞｼｯｸM" w:hAnsi="Nunito" w:cs="ＭＳ Ｐゴシック" w:hint="eastAsia"/>
           <w:color w:val="000000"/>
           <w:kern w:val="0"/>
           <w:sz w:val="20"/>
@@ -3185,23 +2272,13 @@
       </w:r>
       <w:r>
         <w:rPr>
-          <w:rFonts w:ascii="Nunito" w:eastAsia="ＭＳ Ｐゴシック" w:hAnsi="Nunito" w:cs="ＭＳ Ｐゴシック" w:hint="eastAsia"/>
-          <w:color w:val="000000"/>
-          <w:kern w:val="0"/>
-          <w:sz w:val="20"/>
-          <w:szCs w:val="20"/>
-        </w:rPr>
-        <w:t>TCP</w:t>
-      </w:r>
-      <w:r>
-        <w:rPr>
-          <w:rFonts w:ascii="Nunito" w:eastAsia="ＭＳ Ｐゴシック" w:hAnsi="Nunito" w:cs="ＭＳ Ｐゴシック" w:hint="eastAsia"/>
-          <w:color w:val="000000"/>
-          <w:kern w:val="0"/>
-          <w:sz w:val="20"/>
-          <w:szCs w:val="20"/>
-        </w:rPr>
-        <w:t>というプロトコルに沿ったデータをパッケージするヘッダ</w:t>
+          <w:rFonts w:ascii="HGPｺﾞｼｯｸM" w:eastAsia="HGPｺﾞｼｯｸM" w:hAnsi="Nunito" w:cs="ＭＳ Ｐゴシック" w:hint="eastAsia"/>
+          <w:color w:val="000000"/>
+          <w:kern w:val="0"/>
+          <w:sz w:val="20"/>
+          <w:szCs w:val="20"/>
+        </w:rPr>
+        <w:t>TCPというプロトコルに沿ったデータをパッケージするヘッダ</w:t>
       </w:r>
     </w:p>
     <w:p>
@@ -3215,15 +2292,15 @@
         <w:spacing w:before="100" w:beforeAutospacing="1" w:after="100" w:afterAutospacing="1"/>
         <w:jc w:val="left"/>
         <w:rPr>
-          <w:rFonts w:ascii="Nunito" w:eastAsia="ＭＳ Ｐゴシック" w:hAnsi="Nunito" w:cs="ＭＳ Ｐゴシック"/>
-          <w:color w:val="212529"/>
-          <w:kern w:val="0"/>
-          <w:sz w:val="22"/>
-        </w:rPr>
-      </w:pPr>
-      <w:r>
-        <w:rPr>
-          <w:rFonts w:ascii="Nunito" w:eastAsia="ＭＳ Ｐゴシック" w:hAnsi="Nunito" w:cs="ＭＳ Ｐゴシック"/>
+          <w:rFonts w:ascii="HGPｺﾞｼｯｸM" w:eastAsia="HGPｺﾞｼｯｸM" w:hAnsi="Nunito" w:cs="ＭＳ Ｐゴシック" w:hint="eastAsia"/>
+          <w:color w:val="212529"/>
+          <w:kern w:val="0"/>
+          <w:sz w:val="22"/>
+        </w:rPr>
+      </w:pPr>
+      <w:r>
+        <w:rPr>
+          <w:rFonts w:ascii="HGPｺﾞｼｯｸM" w:eastAsia="HGPｺﾞｼｯｸM" w:hAnsi="Nunito" w:cs="ＭＳ Ｐゴシック" w:hint="eastAsia"/>
           <w:color w:val="000000"/>
           <w:kern w:val="0"/>
           <w:sz w:val="20"/>
@@ -3233,7 +2310,7 @@
       </w:r>
       <w:r>
         <w:rPr>
-          <w:rFonts w:ascii="Nunito" w:eastAsia="ＭＳ Ｐゴシック" w:hAnsi="Nunito" w:cs="ＭＳ Ｐゴシック" w:hint="eastAsia"/>
+          <w:rFonts w:ascii="HGPｺﾞｼｯｸM" w:eastAsia="HGPｺﾞｼｯｸM" w:hAnsi="Nunito" w:cs="ＭＳ Ｐゴシック" w:hint="eastAsia"/>
           <w:color w:val="000000"/>
           <w:kern w:val="0"/>
           <w:sz w:val="20"/>
@@ -3253,29 +2330,20 @@
         <w:spacing w:before="100" w:beforeAutospacing="1" w:after="100" w:afterAutospacing="1"/>
         <w:jc w:val="left"/>
         <w:rPr>
-          <w:rFonts w:ascii="Nunito" w:eastAsia="ＭＳ Ｐゴシック" w:hAnsi="Nunito" w:cs="ＭＳ Ｐゴシック"/>
-          <w:color w:val="212529"/>
-          <w:kern w:val="0"/>
-          <w:sz w:val="22"/>
-        </w:rPr>
-      </w:pPr>
-      <w:r>
-        <w:rPr>
-          <w:rFonts w:ascii="Nunito" w:eastAsia="ＭＳ Ｐゴシック" w:hAnsi="Nunito" w:cs="ＭＳ Ｐゴシック" w:hint="eastAsia"/>
-          <w:color w:val="212529"/>
-          <w:kern w:val="0"/>
-          <w:sz w:val="22"/>
-        </w:rPr>
-        <w:t>UDP</w:t>
-      </w:r>
-      <w:r>
-        <w:rPr>
-          <w:rFonts w:ascii="Nunito" w:eastAsia="ＭＳ Ｐゴシック" w:hAnsi="Nunito" w:cs="ＭＳ Ｐゴシック" w:hint="eastAsia"/>
-          <w:color w:val="212529"/>
-          <w:kern w:val="0"/>
-          <w:sz w:val="22"/>
-        </w:rPr>
-        <w:t>の通信プロトコル</w:t>
+          <w:rFonts w:ascii="HGPｺﾞｼｯｸM" w:eastAsia="HGPｺﾞｼｯｸM" w:hAnsi="Nunito" w:cs="ＭＳ Ｐゴシック" w:hint="eastAsia"/>
+          <w:color w:val="212529"/>
+          <w:kern w:val="0"/>
+          <w:sz w:val="22"/>
+        </w:rPr>
+      </w:pPr>
+      <w:r>
+        <w:rPr>
+          <w:rFonts w:ascii="HGPｺﾞｼｯｸM" w:eastAsia="HGPｺﾞｼｯｸM" w:hAnsi="Nunito" w:cs="ＭＳ Ｐゴシック" w:hint="eastAsia"/>
+          <w:color w:val="212529"/>
+          <w:kern w:val="0"/>
+          <w:sz w:val="22"/>
+        </w:rPr>
+        <w:t>UDPの通信プロトコル</w:t>
       </w:r>
     </w:p>
     <w:p>
@@ -3289,15 +2357,15 @@
         <w:spacing w:before="100" w:beforeAutospacing="1" w:after="100" w:afterAutospacing="1"/>
         <w:jc w:val="left"/>
         <w:rPr>
-          <w:rFonts w:ascii="Nunito" w:eastAsia="ＭＳ Ｐゴシック" w:hAnsi="Nunito" w:cs="ＭＳ Ｐゴシック"/>
-          <w:color w:val="212529"/>
-          <w:kern w:val="0"/>
-          <w:sz w:val="22"/>
-        </w:rPr>
-      </w:pPr>
-      <w:r>
-        <w:rPr>
-          <w:rFonts w:ascii="Nunito" w:eastAsia="ＭＳ Ｐゴシック" w:hAnsi="Nunito" w:cs="ＭＳ Ｐゴシック"/>
+          <w:rFonts w:ascii="HGPｺﾞｼｯｸM" w:eastAsia="HGPｺﾞｼｯｸM" w:hAnsi="Nunito" w:cs="ＭＳ Ｐゴシック" w:hint="eastAsia"/>
+          <w:color w:val="212529"/>
+          <w:kern w:val="0"/>
+          <w:sz w:val="22"/>
+        </w:rPr>
+      </w:pPr>
+      <w:r>
+        <w:rPr>
+          <w:rFonts w:ascii="HGPｺﾞｼｯｸM" w:eastAsia="HGPｺﾞｼｯｸM" w:hAnsi="Nunito" w:cs="ＭＳ Ｐゴシック" w:hint="eastAsia"/>
           <w:color w:val="000000"/>
           <w:kern w:val="0"/>
           <w:sz w:val="20"/>
@@ -3307,7 +2375,7 @@
       </w:r>
       <w:r>
         <w:rPr>
-          <w:rFonts w:ascii="Nunito" w:eastAsia="ＭＳ Ｐゴシック" w:hAnsi="Nunito" w:cs="ＭＳ Ｐゴシック" w:hint="eastAsia"/>
+          <w:rFonts w:ascii="HGPｺﾞｼｯｸM" w:eastAsia="HGPｺﾞｼｯｸM" w:hAnsi="Nunito" w:cs="ＭＳ Ｐゴシック" w:hint="eastAsia"/>
           <w:color w:val="000000"/>
           <w:kern w:val="0"/>
           <w:sz w:val="20"/>
@@ -3317,63 +2385,13 @@
       </w:r>
       <w:r>
         <w:rPr>
-          <w:rFonts w:ascii="Nunito" w:eastAsia="ＭＳ Ｐゴシック" w:hAnsi="Nunito" w:cs="ＭＳ Ｐゴシック" w:hint="eastAsia"/>
-          <w:color w:val="000000"/>
-          <w:kern w:val="0"/>
-          <w:sz w:val="20"/>
-          <w:szCs w:val="20"/>
-        </w:rPr>
-        <w:t>real-time</w:t>
-      </w:r>
-      <w:r>
-        <w:rPr>
-          <w:rFonts w:ascii="Nunito" w:eastAsia="ＭＳ Ｐゴシック" w:hAnsi="Nunito" w:cs="ＭＳ Ｐゴシック" w:hint="eastAsia"/>
-          <w:color w:val="000000"/>
-          <w:kern w:val="0"/>
-          <w:sz w:val="20"/>
-          <w:szCs w:val="20"/>
-        </w:rPr>
-        <w:t xml:space="preserve">　</w:t>
-      </w:r>
-      <w:r>
-        <w:rPr>
-          <w:rFonts w:ascii="Nunito" w:eastAsia="ＭＳ Ｐゴシック" w:hAnsi="Nunito" w:cs="ＭＳ Ｐゴシック" w:hint="eastAsia"/>
-          <w:color w:val="000000"/>
-          <w:kern w:val="0"/>
-          <w:sz w:val="20"/>
-          <w:szCs w:val="20"/>
-        </w:rPr>
-        <w:t>transport</w:t>
-      </w:r>
-      <w:r>
-        <w:rPr>
-          <w:rFonts w:ascii="Nunito" w:eastAsia="ＭＳ Ｐゴシック" w:hAnsi="Nunito" w:cs="ＭＳ Ｐゴシック" w:hint="eastAsia"/>
-          <w:color w:val="000000"/>
-          <w:kern w:val="0"/>
-          <w:sz w:val="20"/>
-          <w:szCs w:val="20"/>
-        </w:rPr>
-        <w:t xml:space="preserve">　</w:t>
-      </w:r>
-      <w:r>
-        <w:rPr>
-          <w:rFonts w:ascii="Nunito" w:eastAsia="ＭＳ Ｐゴシック" w:hAnsi="Nunito" w:cs="ＭＳ Ｐゴシック" w:hint="eastAsia"/>
-          <w:color w:val="000000"/>
-          <w:kern w:val="0"/>
-          <w:sz w:val="20"/>
-          <w:szCs w:val="20"/>
-        </w:rPr>
-        <w:t>protocol</w:t>
-      </w:r>
-      <w:r>
-        <w:rPr>
-          <w:rFonts w:ascii="Nunito" w:eastAsia="ＭＳ Ｐゴシック" w:hAnsi="Nunito" w:cs="ＭＳ Ｐゴシック" w:hint="eastAsia"/>
-          <w:color w:val="000000"/>
-          <w:kern w:val="0"/>
-          <w:sz w:val="20"/>
-          <w:szCs w:val="20"/>
-        </w:rPr>
-        <w:t>。リアルタイムでのデータ転送に使用する。</w:t>
+          <w:rFonts w:ascii="HGPｺﾞｼｯｸM" w:eastAsia="HGPｺﾞｼｯｸM" w:hAnsi="Nunito" w:cs="ＭＳ Ｐゴシック" w:hint="eastAsia"/>
+          <w:color w:val="000000"/>
+          <w:kern w:val="0"/>
+          <w:sz w:val="20"/>
+          <w:szCs w:val="20"/>
+        </w:rPr>
+        <w:t>real-time　transport　protocol。リアルタイムでのデータ転送に使用する。</w:t>
       </w:r>
     </w:p>
     <w:p>
@@ -3387,15 +2405,15 @@
         <w:spacing w:before="100" w:beforeAutospacing="1" w:after="100" w:afterAutospacing="1"/>
         <w:jc w:val="left"/>
         <w:rPr>
-          <w:rFonts w:ascii="Nunito" w:eastAsia="ＭＳ Ｐゴシック" w:hAnsi="Nunito" w:cs="ＭＳ Ｐゴシック"/>
-          <w:color w:val="212529"/>
-          <w:kern w:val="0"/>
-          <w:sz w:val="22"/>
-        </w:rPr>
-      </w:pPr>
-      <w:r>
-        <w:rPr>
-          <w:rFonts w:ascii="Nunito" w:eastAsia="ＭＳ Ｐゴシック" w:hAnsi="Nunito" w:cs="ＭＳ Ｐゴシック"/>
+          <w:rFonts w:ascii="HGPｺﾞｼｯｸM" w:eastAsia="HGPｺﾞｼｯｸM" w:hAnsi="Nunito" w:cs="ＭＳ Ｐゴシック" w:hint="eastAsia"/>
+          <w:color w:val="212529"/>
+          <w:kern w:val="0"/>
+          <w:sz w:val="22"/>
+        </w:rPr>
+      </w:pPr>
+      <w:r>
+        <w:rPr>
+          <w:rFonts w:ascii="HGPｺﾞｼｯｸM" w:eastAsia="HGPｺﾞｼｯｸM" w:hAnsi="Nunito" w:cs="ＭＳ Ｐゴシック" w:hint="eastAsia"/>
           <w:color w:val="000000"/>
           <w:kern w:val="0"/>
           <w:sz w:val="20"/>
@@ -3405,93 +2423,13 @@
       </w:r>
       <w:r>
         <w:rPr>
-          <w:rFonts w:ascii="Nunito" w:eastAsia="ＭＳ Ｐゴシック" w:hAnsi="Nunito" w:cs="ＭＳ Ｐゴシック" w:hint="eastAsia"/>
-          <w:color w:val="000000"/>
-          <w:kern w:val="0"/>
-          <w:sz w:val="20"/>
-          <w:szCs w:val="20"/>
-        </w:rPr>
-        <w:t>・・・</w:t>
-      </w:r>
-      <w:r>
-        <w:rPr>
-          <w:rFonts w:ascii="Nunito" w:eastAsia="ＭＳ Ｐゴシック" w:hAnsi="Nunito" w:cs="ＭＳ Ｐゴシック" w:hint="eastAsia"/>
-          <w:color w:val="000000"/>
-          <w:kern w:val="0"/>
-          <w:sz w:val="20"/>
-          <w:szCs w:val="20"/>
-        </w:rPr>
-        <w:t>simple</w:t>
-      </w:r>
-      <w:r>
-        <w:rPr>
-          <w:rFonts w:ascii="Nunito" w:eastAsia="ＭＳ Ｐゴシック" w:hAnsi="Nunito" w:cs="ＭＳ Ｐゴシック" w:hint="eastAsia"/>
-          <w:color w:val="000000"/>
-          <w:kern w:val="0"/>
-          <w:sz w:val="20"/>
-          <w:szCs w:val="20"/>
-        </w:rPr>
-        <w:t xml:space="preserve">　</w:t>
-      </w:r>
-      <w:r>
-        <w:rPr>
-          <w:rFonts w:ascii="Nunito" w:eastAsia="ＭＳ Ｐゴシック" w:hAnsi="Nunito" w:cs="ＭＳ Ｐゴシック" w:hint="eastAsia"/>
-          <w:color w:val="000000"/>
-          <w:kern w:val="0"/>
-          <w:sz w:val="20"/>
-          <w:szCs w:val="20"/>
-        </w:rPr>
-        <w:t>network</w:t>
-      </w:r>
-      <w:r>
-        <w:rPr>
-          <w:rFonts w:ascii="Nunito" w:eastAsia="ＭＳ Ｐゴシック" w:hAnsi="Nunito" w:cs="ＭＳ Ｐゴシック" w:hint="eastAsia"/>
-          <w:color w:val="000000"/>
-          <w:kern w:val="0"/>
-          <w:sz w:val="20"/>
-          <w:szCs w:val="20"/>
-        </w:rPr>
-        <w:t xml:space="preserve">　</w:t>
-      </w:r>
-      <w:r>
-        <w:rPr>
-          <w:rFonts w:ascii="Nunito" w:eastAsia="ＭＳ Ｐゴシック" w:hAnsi="Nunito" w:cs="ＭＳ Ｐゴシック" w:hint="eastAsia"/>
-          <w:color w:val="000000"/>
-          <w:kern w:val="0"/>
-          <w:sz w:val="20"/>
-          <w:szCs w:val="20"/>
-        </w:rPr>
-        <w:t>management</w:t>
-      </w:r>
-      <w:r>
-        <w:rPr>
-          <w:rFonts w:ascii="Nunito" w:eastAsia="ＭＳ Ｐゴシック" w:hAnsi="Nunito" w:cs="ＭＳ Ｐゴシック" w:hint="eastAsia"/>
-          <w:color w:val="000000"/>
-          <w:kern w:val="0"/>
-          <w:sz w:val="20"/>
-          <w:szCs w:val="20"/>
-        </w:rPr>
-        <w:t xml:space="preserve">　</w:t>
-      </w:r>
-      <w:r>
-        <w:rPr>
-          <w:rFonts w:ascii="Nunito" w:eastAsia="ＭＳ Ｐゴシック" w:hAnsi="Nunito" w:cs="ＭＳ Ｐゴシック" w:hint="eastAsia"/>
-          <w:color w:val="000000"/>
-          <w:kern w:val="0"/>
-          <w:sz w:val="20"/>
-          <w:szCs w:val="20"/>
-        </w:rPr>
-        <w:t>protocol</w:t>
-      </w:r>
-      <w:r>
-        <w:rPr>
-          <w:rFonts w:ascii="Nunito" w:eastAsia="ＭＳ Ｐゴシック" w:hAnsi="Nunito" w:cs="ＭＳ Ｐゴシック" w:hint="eastAsia"/>
-          <w:color w:val="000000"/>
-          <w:kern w:val="0"/>
-          <w:sz w:val="20"/>
-          <w:szCs w:val="20"/>
-        </w:rPr>
-        <w:t>。ネットワーク機器の監視及び制御に使用する。</w:t>
+          <w:rFonts w:ascii="HGPｺﾞｼｯｸM" w:eastAsia="HGPｺﾞｼｯｸM" w:hAnsi="Nunito" w:cs="ＭＳ Ｐゴシック" w:hint="eastAsia"/>
+          <w:color w:val="000000"/>
+          <w:kern w:val="0"/>
+          <w:sz w:val="20"/>
+          <w:szCs w:val="20"/>
+        </w:rPr>
+        <w:t>・・・simple　network　management　protocol。ネットワーク機器の監視及び制御に使用する。</w:t>
       </w:r>
     </w:p>
     <w:p>
@@ -3505,15 +2443,15 @@
         <w:spacing w:before="100" w:beforeAutospacing="1" w:after="100" w:afterAutospacing="1"/>
         <w:jc w:val="left"/>
         <w:rPr>
-          <w:rFonts w:ascii="Nunito" w:eastAsia="ＭＳ Ｐゴシック" w:hAnsi="Nunito" w:cs="ＭＳ Ｐゴシック"/>
-          <w:color w:val="212529"/>
-          <w:kern w:val="0"/>
-          <w:sz w:val="22"/>
-        </w:rPr>
-      </w:pPr>
-      <w:r>
-        <w:rPr>
-          <w:rFonts w:ascii="Nunito" w:eastAsia="ＭＳ Ｐゴシック" w:hAnsi="Nunito" w:cs="ＭＳ Ｐゴシック"/>
+          <w:rFonts w:ascii="HGPｺﾞｼｯｸM" w:eastAsia="HGPｺﾞｼｯｸM" w:hAnsi="Nunito" w:cs="ＭＳ Ｐゴシック" w:hint="eastAsia"/>
+          <w:color w:val="212529"/>
+          <w:kern w:val="0"/>
+          <w:sz w:val="22"/>
+        </w:rPr>
+      </w:pPr>
+      <w:r>
+        <w:rPr>
+          <w:rFonts w:ascii="HGPｺﾞｼｯｸM" w:eastAsia="HGPｺﾞｼｯｸM" w:hAnsi="Nunito" w:cs="ＭＳ Ｐゴシック" w:hint="eastAsia"/>
           <w:color w:val="000000"/>
           <w:kern w:val="0"/>
           <w:sz w:val="20"/>
@@ -3523,93 +2461,13 @@
       </w:r>
       <w:r>
         <w:rPr>
-          <w:rFonts w:ascii="Nunito" w:eastAsia="ＭＳ Ｐゴシック" w:hAnsi="Nunito" w:cs="ＭＳ Ｐゴシック" w:hint="eastAsia"/>
-          <w:color w:val="000000"/>
-          <w:kern w:val="0"/>
-          <w:sz w:val="20"/>
-          <w:szCs w:val="20"/>
-        </w:rPr>
-        <w:t>・・・</w:t>
-      </w:r>
-      <w:r>
-        <w:rPr>
-          <w:rFonts w:ascii="Nunito" w:eastAsia="ＭＳ Ｐゴシック" w:hAnsi="Nunito" w:cs="ＭＳ Ｐゴシック" w:hint="eastAsia"/>
-          <w:color w:val="000000"/>
-          <w:kern w:val="0"/>
-          <w:sz w:val="20"/>
-          <w:szCs w:val="20"/>
-        </w:rPr>
-        <w:t>dynamic</w:t>
-      </w:r>
-      <w:r>
-        <w:rPr>
-          <w:rFonts w:ascii="Nunito" w:eastAsia="ＭＳ Ｐゴシック" w:hAnsi="Nunito" w:cs="ＭＳ Ｐゴシック" w:hint="eastAsia"/>
-          <w:color w:val="000000"/>
-          <w:kern w:val="0"/>
-          <w:sz w:val="20"/>
-          <w:szCs w:val="20"/>
-        </w:rPr>
-        <w:t xml:space="preserve">　</w:t>
-      </w:r>
-      <w:r>
-        <w:rPr>
-          <w:rFonts w:ascii="Nunito" w:eastAsia="ＭＳ Ｐゴシック" w:hAnsi="Nunito" w:cs="ＭＳ Ｐゴシック" w:hint="eastAsia"/>
-          <w:color w:val="000000"/>
-          <w:kern w:val="0"/>
-          <w:sz w:val="20"/>
-          <w:szCs w:val="20"/>
-        </w:rPr>
-        <w:t>host</w:t>
-      </w:r>
-      <w:r>
-        <w:rPr>
-          <w:rFonts w:ascii="Nunito" w:eastAsia="ＭＳ Ｐゴシック" w:hAnsi="Nunito" w:cs="ＭＳ Ｐゴシック" w:hint="eastAsia"/>
-          <w:color w:val="000000"/>
-          <w:kern w:val="0"/>
-          <w:sz w:val="20"/>
-          <w:szCs w:val="20"/>
-        </w:rPr>
-        <w:t xml:space="preserve">　</w:t>
-      </w:r>
-      <w:r>
-        <w:rPr>
-          <w:rFonts w:ascii="Nunito" w:eastAsia="ＭＳ Ｐゴシック" w:hAnsi="Nunito" w:cs="ＭＳ Ｐゴシック" w:hint="eastAsia"/>
-          <w:color w:val="000000"/>
-          <w:kern w:val="0"/>
-          <w:sz w:val="20"/>
-          <w:szCs w:val="20"/>
-        </w:rPr>
-        <w:t>configuration</w:t>
-      </w:r>
-      <w:r>
-        <w:rPr>
-          <w:rFonts w:ascii="Nunito" w:eastAsia="ＭＳ Ｐゴシック" w:hAnsi="Nunito" w:cs="ＭＳ Ｐゴシック" w:hint="eastAsia"/>
-          <w:color w:val="000000"/>
-          <w:kern w:val="0"/>
-          <w:sz w:val="20"/>
-          <w:szCs w:val="20"/>
-        </w:rPr>
-        <w:t xml:space="preserve">　</w:t>
-      </w:r>
-      <w:r>
-        <w:rPr>
-          <w:rFonts w:ascii="Nunito" w:eastAsia="ＭＳ Ｐゴシック" w:hAnsi="Nunito" w:cs="ＭＳ Ｐゴシック" w:hint="eastAsia"/>
-          <w:color w:val="000000"/>
-          <w:kern w:val="0"/>
-          <w:sz w:val="20"/>
-          <w:szCs w:val="20"/>
-        </w:rPr>
-        <w:t>protocol</w:t>
-      </w:r>
-      <w:r>
-        <w:rPr>
-          <w:rFonts w:ascii="Nunito" w:eastAsia="ＭＳ Ｐゴシック" w:hAnsi="Nunito" w:cs="ＭＳ Ｐゴシック" w:hint="eastAsia"/>
-          <w:color w:val="000000"/>
-          <w:kern w:val="0"/>
-          <w:sz w:val="20"/>
-          <w:szCs w:val="20"/>
-        </w:rPr>
-        <w:t>。ネットワークを接続するために必要な情報を取得するために使用する。</w:t>
+          <w:rFonts w:ascii="HGPｺﾞｼｯｸM" w:eastAsia="HGPｺﾞｼｯｸM" w:hAnsi="Nunito" w:cs="ＭＳ Ｐゴシック" w:hint="eastAsia"/>
+          <w:color w:val="000000"/>
+          <w:kern w:val="0"/>
+          <w:sz w:val="20"/>
+          <w:szCs w:val="20"/>
+        </w:rPr>
+        <w:t>・・・dynamic　host　configuration　protocol。ネットワークを接続するために必要な情報を取得するために使用する。</w:t>
       </w:r>
     </w:p>
     <w:p>
@@ -3623,15 +2481,15 @@
         <w:spacing w:before="100" w:beforeAutospacing="1" w:after="100" w:afterAutospacing="1"/>
         <w:jc w:val="left"/>
         <w:rPr>
-          <w:rFonts w:ascii="Nunito" w:eastAsia="ＭＳ Ｐゴシック" w:hAnsi="Nunito" w:cs="ＭＳ Ｐゴシック"/>
-          <w:color w:val="212529"/>
-          <w:kern w:val="0"/>
-          <w:sz w:val="22"/>
-        </w:rPr>
-      </w:pPr>
-      <w:r>
-        <w:rPr>
-          <w:rFonts w:ascii="Nunito" w:eastAsia="ＭＳ Ｐゴシック" w:hAnsi="Nunito" w:cs="ＭＳ Ｐゴシック"/>
+          <w:rFonts w:ascii="HGPｺﾞｼｯｸM" w:eastAsia="HGPｺﾞｼｯｸM" w:hAnsi="Nunito" w:cs="ＭＳ Ｐゴシック" w:hint="eastAsia"/>
+          <w:color w:val="212529"/>
+          <w:kern w:val="0"/>
+          <w:sz w:val="22"/>
+        </w:rPr>
+      </w:pPr>
+      <w:r>
+        <w:rPr>
+          <w:rFonts w:ascii="HGPｺﾞｼｯｸM" w:eastAsia="HGPｺﾞｼｯｸM" w:hAnsi="Nunito" w:cs="ＭＳ Ｐゴシック" w:hint="eastAsia"/>
           <w:color w:val="000000"/>
           <w:kern w:val="0"/>
           <w:sz w:val="20"/>
@@ -3641,93 +2499,13 @@
       </w:r>
       <w:r>
         <w:rPr>
-          <w:rFonts w:ascii="Nunito" w:eastAsia="ＭＳ Ｐゴシック" w:hAnsi="Nunito" w:cs="ＭＳ Ｐゴシック" w:hint="eastAsia"/>
-          <w:color w:val="000000"/>
-          <w:kern w:val="0"/>
-          <w:sz w:val="20"/>
-          <w:szCs w:val="20"/>
-        </w:rPr>
-        <w:t>・・・</w:t>
-      </w:r>
-      <w:r>
-        <w:rPr>
-          <w:rFonts w:ascii="Nunito" w:eastAsia="ＭＳ Ｐゴシック" w:hAnsi="Nunito" w:cs="ＭＳ Ｐゴシック" w:hint="eastAsia"/>
-          <w:color w:val="000000"/>
-          <w:kern w:val="0"/>
-          <w:sz w:val="20"/>
-          <w:szCs w:val="20"/>
-        </w:rPr>
-        <w:t>trivial fail transfer</w:t>
-      </w:r>
-      <w:r>
-        <w:rPr>
-          <w:rFonts w:ascii="Nunito" w:eastAsia="ＭＳ Ｐゴシック" w:hAnsi="Nunito" w:cs="ＭＳ Ｐゴシック" w:hint="eastAsia"/>
-          <w:color w:val="000000"/>
-          <w:kern w:val="0"/>
-          <w:sz w:val="20"/>
-          <w:szCs w:val="20"/>
-        </w:rPr>
-        <w:t xml:space="preserve">　</w:t>
-      </w:r>
-      <w:r>
-        <w:rPr>
-          <w:rFonts w:ascii="Nunito" w:eastAsia="ＭＳ Ｐゴシック" w:hAnsi="Nunito" w:cs="ＭＳ Ｐゴシック" w:hint="eastAsia"/>
-          <w:color w:val="000000"/>
-          <w:kern w:val="0"/>
-          <w:sz w:val="20"/>
-          <w:szCs w:val="20"/>
-        </w:rPr>
-        <w:t>protocol</w:t>
-      </w:r>
-      <w:r>
-        <w:rPr>
-          <w:rFonts w:ascii="Nunito" w:eastAsia="ＭＳ Ｐゴシック" w:hAnsi="Nunito" w:cs="ＭＳ Ｐゴシック" w:hint="eastAsia"/>
-          <w:color w:val="000000"/>
-          <w:kern w:val="0"/>
-          <w:sz w:val="20"/>
-          <w:szCs w:val="20"/>
-        </w:rPr>
-        <w:t>。</w:t>
-      </w:r>
-      <w:r>
-        <w:rPr>
-          <w:rFonts w:ascii="Nunito" w:eastAsia="ＭＳ Ｐゴシック" w:hAnsi="Nunito" w:cs="ＭＳ Ｐゴシック" w:hint="eastAsia"/>
-          <w:color w:val="000000"/>
-          <w:kern w:val="0"/>
-          <w:sz w:val="20"/>
-          <w:szCs w:val="20"/>
-        </w:rPr>
-        <w:t>UDP</w:t>
-      </w:r>
-      <w:r>
-        <w:rPr>
-          <w:rFonts w:ascii="Nunito" w:eastAsia="ＭＳ Ｐゴシック" w:hAnsi="Nunito" w:cs="ＭＳ Ｐゴシック" w:hint="eastAsia"/>
-          <w:color w:val="000000"/>
-          <w:kern w:val="0"/>
-          <w:sz w:val="20"/>
-          <w:szCs w:val="20"/>
-        </w:rPr>
-        <w:t>を使用した</w:t>
-      </w:r>
-      <w:r>
-        <w:rPr>
-          <w:rFonts w:ascii="Nunito" w:eastAsia="ＭＳ Ｐゴシック" w:hAnsi="Nunito" w:cs="ＭＳ Ｐゴシック" w:hint="eastAsia"/>
-          <w:color w:val="000000"/>
-          <w:kern w:val="0"/>
-          <w:sz w:val="20"/>
-          <w:szCs w:val="20"/>
-        </w:rPr>
-        <w:t>FTP</w:t>
-      </w:r>
-      <w:r>
-        <w:rPr>
-          <w:rFonts w:ascii="Nunito" w:eastAsia="ＭＳ Ｐゴシック" w:hAnsi="Nunito" w:cs="ＭＳ Ｐゴシック" w:hint="eastAsia"/>
-          <w:color w:val="000000"/>
-          <w:kern w:val="0"/>
-          <w:sz w:val="20"/>
-          <w:szCs w:val="20"/>
-        </w:rPr>
-        <w:t>（ファイル送受信法）。</w:t>
+          <w:rFonts w:ascii="HGPｺﾞｼｯｸM" w:eastAsia="HGPｺﾞｼｯｸM" w:hAnsi="Nunito" w:cs="ＭＳ Ｐゴシック" w:hint="eastAsia"/>
+          <w:color w:val="000000"/>
+          <w:kern w:val="0"/>
+          <w:sz w:val="20"/>
+          <w:szCs w:val="20"/>
+        </w:rPr>
+        <w:t>・・・trivial fail transfer　protocol。UDPを使用したFTP（ファイル送受信法）。</w:t>
       </w:r>
     </w:p>
     <w:p>
@@ -3741,15 +2519,15 @@
         <w:spacing w:before="100" w:beforeAutospacing="1" w:after="100" w:afterAutospacing="1"/>
         <w:jc w:val="left"/>
         <w:rPr>
-          <w:rFonts w:ascii="Nunito" w:eastAsia="ＭＳ Ｐゴシック" w:hAnsi="Nunito" w:cs="ＭＳ Ｐゴシック"/>
-          <w:color w:val="212529"/>
-          <w:kern w:val="0"/>
-          <w:sz w:val="22"/>
-        </w:rPr>
-      </w:pPr>
-      <w:r>
-        <w:rPr>
-          <w:rFonts w:ascii="Nunito" w:eastAsia="ＭＳ Ｐゴシック" w:hAnsi="Nunito" w:cs="ＭＳ Ｐゴシック"/>
+          <w:rFonts w:ascii="HGPｺﾞｼｯｸM" w:eastAsia="HGPｺﾞｼｯｸM" w:hAnsi="Nunito" w:cs="ＭＳ Ｐゴシック" w:hint="eastAsia"/>
+          <w:color w:val="212529"/>
+          <w:kern w:val="0"/>
+          <w:sz w:val="22"/>
+        </w:rPr>
+      </w:pPr>
+      <w:r>
+        <w:rPr>
+          <w:rFonts w:ascii="HGPｺﾞｼｯｸM" w:eastAsia="HGPｺﾞｼｯｸM" w:hAnsi="Nunito" w:cs="ＭＳ Ｐゴシック" w:hint="eastAsia"/>
           <w:color w:val="000000"/>
           <w:kern w:val="0"/>
           <w:sz w:val="20"/>
@@ -3759,7 +2537,7 @@
       </w:r>
       <w:r>
         <w:rPr>
-          <w:rFonts w:ascii="Nunito" w:eastAsia="ＭＳ Ｐゴシック" w:hAnsi="Nunito" w:cs="ＭＳ Ｐゴシック" w:hint="eastAsia"/>
+          <w:rFonts w:ascii="HGPｺﾞｼｯｸM" w:eastAsia="HGPｺﾞｼｯｸM" w:hAnsi="Nunito" w:cs="ＭＳ Ｐゴシック" w:hint="eastAsia"/>
           <w:color w:val="000000"/>
           <w:kern w:val="0"/>
           <w:sz w:val="20"/>
@@ -3769,63 +2547,13 @@
       </w:r>
       <w:r>
         <w:rPr>
-          <w:rFonts w:ascii="Nunito" w:eastAsia="ＭＳ Ｐゴシック" w:hAnsi="Nunito" w:cs="ＭＳ Ｐゴシック" w:hint="eastAsia"/>
-          <w:color w:val="000000"/>
-          <w:kern w:val="0"/>
-          <w:sz w:val="20"/>
-          <w:szCs w:val="20"/>
-        </w:rPr>
-        <w:t>routing</w:t>
-      </w:r>
-      <w:r>
-        <w:rPr>
-          <w:rFonts w:ascii="Nunito" w:eastAsia="ＭＳ Ｐゴシック" w:hAnsi="Nunito" w:cs="ＭＳ Ｐゴシック" w:hint="eastAsia"/>
-          <w:color w:val="000000"/>
-          <w:kern w:val="0"/>
-          <w:sz w:val="20"/>
-          <w:szCs w:val="20"/>
-        </w:rPr>
-        <w:t xml:space="preserve">　</w:t>
-      </w:r>
-      <w:r>
-        <w:rPr>
-          <w:rFonts w:ascii="Nunito" w:eastAsia="ＭＳ Ｐゴシック" w:hAnsi="Nunito" w:cs="ＭＳ Ｐゴシック" w:hint="eastAsia"/>
-          <w:color w:val="000000"/>
-          <w:kern w:val="0"/>
-          <w:sz w:val="20"/>
-          <w:szCs w:val="20"/>
-        </w:rPr>
-        <w:t>information</w:t>
-      </w:r>
-      <w:r>
-        <w:rPr>
-          <w:rFonts w:ascii="Nunito" w:eastAsia="ＭＳ Ｐゴシック" w:hAnsi="Nunito" w:cs="ＭＳ Ｐゴシック" w:hint="eastAsia"/>
-          <w:color w:val="000000"/>
-          <w:kern w:val="0"/>
-          <w:sz w:val="20"/>
-          <w:szCs w:val="20"/>
-        </w:rPr>
-        <w:t xml:space="preserve">　</w:t>
-      </w:r>
-      <w:r>
-        <w:rPr>
-          <w:rFonts w:ascii="Nunito" w:eastAsia="ＭＳ Ｐゴシック" w:hAnsi="Nunito" w:cs="ＭＳ Ｐゴシック" w:hint="eastAsia"/>
-          <w:color w:val="000000"/>
-          <w:kern w:val="0"/>
-          <w:sz w:val="20"/>
-          <w:szCs w:val="20"/>
-        </w:rPr>
-        <w:t>protocol</w:t>
-      </w:r>
-      <w:r>
-        <w:rPr>
-          <w:rFonts w:ascii="Nunito" w:eastAsia="ＭＳ Ｐゴシック" w:hAnsi="Nunito" w:cs="ＭＳ Ｐゴシック" w:hint="eastAsia"/>
-          <w:color w:val="000000"/>
-          <w:kern w:val="0"/>
-          <w:sz w:val="20"/>
-          <w:szCs w:val="20"/>
-        </w:rPr>
-        <w:t>。ルーティングに関する処理を行う。</w:t>
+          <w:rFonts w:ascii="HGPｺﾞｼｯｸM" w:eastAsia="HGPｺﾞｼｯｸM" w:hAnsi="Nunito" w:cs="ＭＳ Ｐゴシック" w:hint="eastAsia"/>
+          <w:color w:val="000000"/>
+          <w:kern w:val="0"/>
+          <w:sz w:val="20"/>
+          <w:szCs w:val="20"/>
+        </w:rPr>
+        <w:t>routing　information　protocol。ルーティングに関する処理を行う。</w:t>
       </w:r>
     </w:p>
     <w:p>
@@ -3839,64 +2567,40 @@
         <w:spacing w:before="100" w:beforeAutospacing="1" w:after="100" w:afterAutospacing="1"/>
         <w:jc w:val="left"/>
         <w:rPr>
-          <w:rFonts w:ascii="Nunito" w:eastAsia="ＭＳ Ｐゴシック" w:hAnsi="Nunito" w:cs="ＭＳ Ｐゴシック"/>
-          <w:color w:val="212529"/>
-          <w:kern w:val="0"/>
-          <w:sz w:val="22"/>
-        </w:rPr>
-      </w:pPr>
-      <w:r>
-        <w:rPr>
-          <w:rFonts w:ascii="Nunito" w:eastAsia="ＭＳ Ｐゴシック" w:hAnsi="Nunito" w:cs="ＭＳ Ｐゴシック"/>
-          <w:color w:val="000000"/>
-          <w:kern w:val="0"/>
-          <w:sz w:val="20"/>
-          <w:szCs w:val="20"/>
-        </w:rPr>
-        <w:t>UDP</w:t>
-      </w:r>
-      <w:r>
-        <w:rPr>
-          <w:rFonts w:ascii="Nunito" w:eastAsia="ＭＳ Ｐゴシック" w:hAnsi="Nunito" w:cs="ＭＳ Ｐゴシック"/>
-          <w:color w:val="000000"/>
-          <w:kern w:val="0"/>
-          <w:sz w:val="20"/>
-          <w:szCs w:val="20"/>
-        </w:rPr>
-        <w:t>ヘッダ</w:t>
-      </w:r>
-      <w:r>
-        <w:rPr>
-          <w:rFonts w:ascii="Nunito" w:eastAsia="ＭＳ Ｐゴシック" w:hAnsi="Nunito" w:cs="ＭＳ Ｐゴシック" w:hint="eastAsia"/>
-          <w:color w:val="000000"/>
-          <w:kern w:val="0"/>
-          <w:sz w:val="20"/>
-          <w:szCs w:val="20"/>
-        </w:rPr>
-        <w:t>・・・</w:t>
-      </w:r>
-      <w:r>
-        <w:rPr>
-          <w:rFonts w:ascii="Nunito" w:eastAsia="ＭＳ Ｐゴシック" w:hAnsi="Nunito" w:cs="ＭＳ Ｐゴシック" w:hint="eastAsia"/>
-          <w:color w:val="000000"/>
-          <w:kern w:val="0"/>
-          <w:sz w:val="20"/>
-          <w:szCs w:val="20"/>
-        </w:rPr>
-        <w:t>UDP</w:t>
-      </w:r>
-      <w:r>
-        <w:rPr>
-          <w:rFonts w:ascii="Nunito" w:eastAsia="ＭＳ Ｐゴシック" w:hAnsi="Nunito" w:cs="ＭＳ Ｐゴシック" w:hint="eastAsia"/>
-          <w:color w:val="000000"/>
-          <w:kern w:val="0"/>
-          <w:sz w:val="20"/>
-          <w:szCs w:val="20"/>
-        </w:rPr>
-        <w:t>のデータ送受信の際に使用するヘッダ。</w:t>
-      </w:r>
-    </w:p>
-    <w:p/>
+          <w:rFonts w:ascii="HGPｺﾞｼｯｸM" w:eastAsia="HGPｺﾞｼｯｸM" w:hAnsi="Nunito" w:cs="ＭＳ Ｐゴシック" w:hint="eastAsia"/>
+          <w:color w:val="212529"/>
+          <w:kern w:val="0"/>
+          <w:sz w:val="22"/>
+        </w:rPr>
+      </w:pPr>
+      <w:r>
+        <w:rPr>
+          <w:rFonts w:ascii="HGPｺﾞｼｯｸM" w:eastAsia="HGPｺﾞｼｯｸM" w:hAnsi="Nunito" w:cs="ＭＳ Ｐゴシック" w:hint="eastAsia"/>
+          <w:color w:val="000000"/>
+          <w:kern w:val="0"/>
+          <w:sz w:val="20"/>
+          <w:szCs w:val="20"/>
+        </w:rPr>
+        <w:t>UDPヘッダ</w:t>
+      </w:r>
+      <w:r>
+        <w:rPr>
+          <w:rFonts w:ascii="HGPｺﾞｼｯｸM" w:eastAsia="HGPｺﾞｼｯｸM" w:hAnsi="Nunito" w:cs="ＭＳ Ｐゴシック" w:hint="eastAsia"/>
+          <w:color w:val="000000"/>
+          <w:kern w:val="0"/>
+          <w:sz w:val="20"/>
+          <w:szCs w:val="20"/>
+        </w:rPr>
+        <w:t>・・・UDPのデータ送受信の際に使用するヘッダ。</w:t>
+      </w:r>
+    </w:p>
+    <w:p>
+      <w:pPr>
+        <w:rPr>
+          <w:rFonts w:ascii="HGPｺﾞｼｯｸM" w:eastAsia="HGPｺﾞｼｯｸM" w:hint="eastAsia"/>
+        </w:rPr>
+      </w:pPr>
+    </w:p>
     <w:sectPr>
       <w:pgSz w:w="11906" w:h="16838"/>
       <w:pgMar w:top="1985" w:right="1701" w:bottom="1701" w:left="1701" w:header="851" w:footer="992" w:gutter="0"/>
